--- a/8.资源管理/2.运行记录类文件/080204服务知识应用提升情况说明(截止2025年10月).docx
+++ b/8.资源管理/2.运行记录类文件/080204服务知识应用提升情况说明(截止2025年10月).docx
@@ -1,10 +1,11 @@
 
 <file path=word/document.xml><?xml version="1.0" encoding="utf-8"?>
-<w:document xmlns:wpc="http://schemas.microsoft.com/office/word/2010/wordprocessingCanvas" xmlns:mc="http://schemas.openxmlformats.org/markup-compatibility/2006" xmlns:o="urn:schemas-microsoft-com:office:office" xmlns:r="http://schemas.openxmlformats.org/officeDocument/2006/relationships" xmlns:m="http://schemas.openxmlformats.org/officeDocument/2006/math" xmlns:v="urn:schemas-microsoft-com:vml" xmlns:wp14="http://schemas.microsoft.com/office/word/2010/wordprocessingDrawing" xmlns:wp="http://schemas.openxmlformats.org/drawingml/2006/wordprocessingDrawing" xmlns:w="http://schemas.openxmlformats.org/wordprocessingml/2006/main" xmlns:w14="http://schemas.microsoft.com/office/word/2010/wordml" xmlns:w10="urn:schemas-microsoft-com:office:word" xmlns:w15="http://schemas.microsoft.com/office/word/2012/wordml" xmlns:wpg="http://schemas.microsoft.com/office/word/2010/wordprocessingGroup" xmlns:wpi="http://schemas.microsoft.com/office/word/2010/wordprocessingInk" xmlns:wne="http://schemas.microsoft.com/office/word/2006/wordml" xmlns:wps="http://schemas.microsoft.com/office/word/2010/wordprocessingShape" xmlns:wpsCustomData="http://www.wps.cn/officeDocument/2013/wpsCustomData" mc:Ignorable="w14 w15 wp14">
+<w:document xmlns:wpc="http://schemas.microsoft.com/office/word/2010/wordprocessingCanvas" xmlns:mc="http://schemas.openxmlformats.org/markup-compatibility/2006" xmlns:o="urn:schemas-microsoft-com:office:office" xmlns:r="http://schemas.openxmlformats.org/officeDocument/2006/relationships" xmlns:m="http://schemas.openxmlformats.org/officeDocument/2006/math" xmlns:v="urn:schemas-microsoft-com:vml" xmlns:wp14="http://schemas.microsoft.com/office/word/2010/wordprocessingDrawing" xmlns:wp="http://schemas.openxmlformats.org/drawingml/2006/wordprocessingDrawing" xmlns:w10="urn:schemas-microsoft-com:office:word" xmlns:w="http://schemas.openxmlformats.org/wordprocessingml/2006/main" xmlns:w14="http://schemas.microsoft.com/office/word/2010/wordml" xmlns:w15="http://schemas.microsoft.com/office/word/2012/wordml" xmlns:wne="http://schemas.microsoft.com/office/word/2006/wordml" xmlns:wpg="http://schemas.microsoft.com/office/word/2010/wordprocessingGroup" xmlns:wpi="http://schemas.microsoft.com/office/word/2010/wordprocessingInk" xmlns:wps="http://schemas.microsoft.com/office/word/2010/wordprocessingShape" mc:Ignorable="w14 w15 wp14">
+  <!-- Generated by Aspose.Words for .NET 13.3.0.1 -->
   <w:body>
     <w:p>
       <w:pPr>
-        <w:pStyle w:val="31"/>
+        <w:pStyle w:val="a1"/>
         <w:bidi w:val="0"/>
         <w:rPr>
           <w:rFonts w:hint="eastAsia"/>
@@ -15,7 +16,7 @@
     </w:p>
     <w:p>
       <w:pPr>
-        <w:pStyle w:val="31"/>
+        <w:pStyle w:val="a1"/>
         <w:bidi w:val="0"/>
       </w:pPr>
       <w:r>
@@ -32,12 +33,12 @@
     </w:p>
     <w:p>
       <w:pPr>
-        <w:pStyle w:val="32"/>
+        <w:pStyle w:val="a2"/>
         <w:bidi w:val="0"/>
       </w:pPr>
       <w:bookmarkStart w:id="1" w:name="_Toc16135"/>
       <w:r>
-        <w:t>甘肃国邦信息科技有限公司</w:t>
+        <w:t>中达丰集团有限公司</w:t>
       </w:r>
       <w:bookmarkEnd w:id="1"/>
     </w:p>
@@ -46,14 +47,14 @@
         <w:spacing w:before="224" w:line="220" w:lineRule="auto"/>
         <w:ind w:left="2745"/>
         <w:rPr>
-          <w:rFonts w:ascii="宋体" w:hAnsi="宋体" w:eastAsia="宋体" w:cs="宋体"/>
+          <w:rFonts w:ascii="宋体" w:eastAsia="宋体" w:hAnsi="宋体" w:cs="宋体"/>
           <w:sz w:val="36"/>
           <w:szCs w:val="36"/>
         </w:rPr>
       </w:pPr>
       <w:r>
         <w:rPr>
-          <w:rFonts w:ascii="宋体" w:hAnsi="宋体" w:eastAsia="宋体" w:cs="宋体"/>
+          <w:rFonts w:ascii="宋体" w:eastAsia="宋体" w:hAnsi="宋体" w:cs="宋体"/>
           <w:spacing w:val="-12"/>
           <w:sz w:val="36"/>
           <w:szCs w:val="36"/>
@@ -62,7 +63,7 @@
       </w:r>
       <w:r>
         <w:rPr>
-          <w:rFonts w:ascii="宋体" w:hAnsi="宋体" w:eastAsia="宋体" w:cs="宋体"/>
+          <w:rFonts w:ascii="宋体" w:eastAsia="宋体" w:hAnsi="宋体" w:cs="宋体"/>
           <w:spacing w:val="-67"/>
           <w:sz w:val="36"/>
           <w:szCs w:val="36"/>
@@ -71,7 +72,7 @@
       </w:r>
       <w:r>
         <w:rPr>
-          <w:rFonts w:ascii="宋体" w:hAnsi="宋体" w:eastAsia="宋体" w:cs="宋体"/>
+          <w:rFonts w:ascii="宋体" w:eastAsia="宋体" w:hAnsi="宋体" w:cs="宋体"/>
           <w:spacing w:val="-12"/>
           <w:sz w:val="36"/>
           <w:szCs w:val="36"/>
@@ -80,7 +81,7 @@
       </w:r>
       <w:r>
         <w:rPr>
-          <w:rFonts w:hint="eastAsia" w:ascii="宋体" w:hAnsi="宋体" w:eastAsia="宋体" w:cs="宋体"/>
+          <w:rFonts w:ascii="宋体" w:eastAsia="宋体" w:hAnsi="宋体" w:cs="宋体" w:hint="eastAsia"/>
           <w:spacing w:val="-12"/>
           <w:sz w:val="36"/>
           <w:szCs w:val="36"/>
@@ -90,7 +91,7 @@
       </w:r>
       <w:r>
         <w:rPr>
-          <w:rFonts w:ascii="宋体" w:hAnsi="宋体" w:eastAsia="宋体" w:cs="宋体"/>
+          <w:rFonts w:ascii="宋体" w:eastAsia="宋体" w:hAnsi="宋体" w:cs="宋体"/>
           <w:spacing w:val="-12"/>
           <w:sz w:val="36"/>
           <w:szCs w:val="36"/>
@@ -102,16 +103,16 @@
       <w:pPr>
         <w:spacing w:line="220" w:lineRule="auto"/>
         <w:rPr>
-          <w:rFonts w:ascii="宋体" w:hAnsi="宋体" w:eastAsia="宋体" w:cs="宋体"/>
+          <w:rFonts w:ascii="宋体" w:eastAsia="宋体" w:hAnsi="宋体" w:cs="宋体"/>
           <w:sz w:val="36"/>
           <w:szCs w:val="36"/>
         </w:rPr>
         <w:sectPr>
-          <w:headerReference r:id="rId5" w:type="default"/>
-          <w:footerReference r:id="rId6" w:type="default"/>
+          <w:headerReference w:type="default" r:id="rId4"/>
+          <w:footerReference w:type="default" r:id="rId5"/>
           <w:pgSz w:w="11906" w:h="16839"/>
           <w:pgMar w:top="1431" w:right="1785" w:bottom="0" w:left="1785" w:header="0" w:footer="0" w:gutter="0"/>
-          <w:cols w:space="720" w:num="1"/>
+          <w:cols w:num="1" w:space="720"/>
         </w:sectPr>
       </w:pPr>
     </w:p>
@@ -121,7 +122,7 @@
         <w:ind w:left="3781"/>
         <w:outlineLvl w:val="0"/>
         <w:rPr>
-          <w:rFonts w:ascii="宋体" w:hAnsi="宋体" w:eastAsia="宋体" w:cs="宋体"/>
+          <w:rFonts w:ascii="宋体" w:eastAsia="宋体" w:hAnsi="宋体" w:cs="宋体"/>
           <w:sz w:val="28"/>
           <w:szCs w:val="28"/>
         </w:rPr>
@@ -129,7 +130,7 @@
       <w:bookmarkStart w:id="2" w:name="_Toc13366"/>
       <w:r>
         <w:rPr>
-          <w:rFonts w:ascii="宋体" w:hAnsi="宋体" w:eastAsia="宋体" w:cs="宋体"/>
+          <w:rFonts w:ascii="宋体" w:eastAsia="宋体" w:hAnsi="宋体" w:cs="宋体"/>
           <w:spacing w:val="-3"/>
           <w:sz w:val="28"/>
           <w:szCs w:val="28"/>
@@ -145,16 +146,16 @@
     </w:p>
     <w:tbl>
       <w:tblPr>
-        <w:tblStyle w:val="24"/>
+        <w:tblStyle w:val="TableNormal0"/>
         <w:tblW w:w="8646" w:type="dxa"/>
         <w:tblInd w:w="5" w:type="dxa"/>
         <w:tblBorders>
-          <w:top w:val="single" w:color="000000" w:sz="4" w:space="0"/>
-          <w:left w:val="single" w:color="000000" w:sz="4" w:space="0"/>
-          <w:bottom w:val="single" w:color="000000" w:sz="4" w:space="0"/>
-          <w:right w:val="single" w:color="000000" w:sz="4" w:space="0"/>
-          <w:insideH w:val="single" w:color="000000" w:sz="4" w:space="0"/>
-          <w:insideV w:val="single" w:color="000000" w:sz="4" w:space="0"/>
+          <w:top w:val="single" w:sz="4" w:space="0" w:color="000000"/>
+          <w:left w:val="single" w:sz="4" w:space="0" w:color="000000"/>
+          <w:bottom w:val="single" w:sz="4" w:space="0" w:color="000000"/>
+          <w:right w:val="single" w:sz="4" w:space="0" w:color="000000"/>
+          <w:insideH w:val="single" w:sz="4" w:space="0" w:color="000000"/>
+          <w:insideV w:val="single" w:sz="4" w:space="0" w:color="000000"/>
         </w:tblBorders>
         <w:tblLayout w:type="fixed"/>
         <w:tblCellMar>
@@ -173,14 +174,17 @@
       </w:tblGrid>
       <w:tr>
         <w:tblPrEx>
+          <w:tblW w:w="8646" w:type="dxa"/>
+          <w:tblInd w:w="5" w:type="dxa"/>
           <w:tblBorders>
-            <w:top w:val="single" w:color="000000" w:sz="4" w:space="0"/>
-            <w:left w:val="single" w:color="000000" w:sz="4" w:space="0"/>
-            <w:bottom w:val="single" w:color="000000" w:sz="4" w:space="0"/>
-            <w:right w:val="single" w:color="000000" w:sz="4" w:space="0"/>
-            <w:insideH w:val="single" w:color="000000" w:sz="4" w:space="0"/>
-            <w:insideV w:val="single" w:color="000000" w:sz="4" w:space="0"/>
+            <w:top w:val="single" w:sz="4" w:space="0" w:color="000000"/>
+            <w:left w:val="single" w:sz="4" w:space="0" w:color="000000"/>
+            <w:bottom w:val="single" w:sz="4" w:space="0" w:color="000000"/>
+            <w:right w:val="single" w:sz="4" w:space="0" w:color="000000"/>
+            <w:insideH w:val="single" w:sz="4" w:space="0" w:color="000000"/>
+            <w:insideV w:val="single" w:sz="4" w:space="0" w:color="000000"/>
           </w:tblBorders>
+          <w:tblLayout w:type="fixed"/>
           <w:tblCellMar>
             <w:top w:w="0" w:type="dxa"/>
             <w:left w:w="0" w:type="dxa"/>
@@ -189,7 +193,7 @@
           </w:tblCellMar>
         </w:tblPrEx>
         <w:trPr>
-          <w:trHeight w:val="611" w:hRule="atLeast"/>
+          <w:trHeight w:val="611"/>
         </w:trPr>
         <w:tc>
           <w:tcPr>
@@ -197,7 +201,7 @@
           </w:tcPr>
           <w:p>
             <w:pPr>
-              <w:pStyle w:val="25"/>
+              <w:pStyle w:val="TableText"/>
               <w:spacing w:before="139" w:line="220" w:lineRule="auto"/>
               <w:ind w:left="225"/>
             </w:pPr>
@@ -216,7 +220,7 @@
           </w:tcPr>
           <w:p>
             <w:pPr>
-              <w:pStyle w:val="25"/>
+              <w:pStyle w:val="TableText"/>
               <w:spacing w:before="139" w:line="220" w:lineRule="auto"/>
               <w:ind w:left="112"/>
             </w:pPr>
@@ -239,14 +243,9 @@
       </w:tr>
       <w:tr>
         <w:tblPrEx>
-          <w:tblBorders>
-            <w:top w:val="single" w:color="000000" w:sz="4" w:space="0"/>
-            <w:left w:val="single" w:color="000000" w:sz="4" w:space="0"/>
-            <w:bottom w:val="single" w:color="000000" w:sz="4" w:space="0"/>
-            <w:right w:val="single" w:color="000000" w:sz="4" w:space="0"/>
-            <w:insideH w:val="single" w:color="000000" w:sz="4" w:space="0"/>
-            <w:insideV w:val="single" w:color="000000" w:sz="4" w:space="0"/>
-          </w:tblBorders>
+          <w:tblW w:w="8646" w:type="dxa"/>
+          <w:tblInd w:w="5" w:type="dxa"/>
+          <w:tblLayout w:type="fixed"/>
           <w:tblCellMar>
             <w:top w:w="0" w:type="dxa"/>
             <w:left w:w="0" w:type="dxa"/>
@@ -255,7 +254,7 @@
           </w:tblCellMar>
         </w:tblPrEx>
         <w:trPr>
-          <w:trHeight w:val="606" w:hRule="atLeast"/>
+          <w:trHeight w:val="606"/>
         </w:trPr>
         <w:tc>
           <w:tcPr>
@@ -263,7 +262,7 @@
           </w:tcPr>
           <w:p>
             <w:pPr>
-              <w:pStyle w:val="25"/>
+              <w:pStyle w:val="TableText"/>
               <w:spacing w:before="136" w:line="220" w:lineRule="auto"/>
               <w:ind w:left="435"/>
             </w:pPr>
@@ -282,7 +281,7 @@
           </w:tcPr>
           <w:p>
             <w:pPr>
-              <w:pStyle w:val="25"/>
+              <w:pStyle w:val="TableText"/>
               <w:spacing w:before="137" w:line="219" w:lineRule="auto"/>
               <w:ind w:left="108"/>
             </w:pPr>
@@ -290,21 +289,16 @@
               <w:rPr>
                 <w:spacing w:val="-1"/>
               </w:rPr>
-              <w:t>甘肃国邦信息科技有限公司</w:t>
+              <w:t>中达丰集团有限公司</w:t>
             </w:r>
           </w:p>
         </w:tc>
       </w:tr>
       <w:tr>
         <w:tblPrEx>
-          <w:tblBorders>
-            <w:top w:val="single" w:color="000000" w:sz="4" w:space="0"/>
-            <w:left w:val="single" w:color="000000" w:sz="4" w:space="0"/>
-            <w:bottom w:val="single" w:color="000000" w:sz="4" w:space="0"/>
-            <w:right w:val="single" w:color="000000" w:sz="4" w:space="0"/>
-            <w:insideH w:val="single" w:color="000000" w:sz="4" w:space="0"/>
-            <w:insideV w:val="single" w:color="000000" w:sz="4" w:space="0"/>
-          </w:tblBorders>
+          <w:tblW w:w="8646" w:type="dxa"/>
+          <w:tblInd w:w="5" w:type="dxa"/>
+          <w:tblLayout w:type="fixed"/>
           <w:tblCellMar>
             <w:top w:w="0" w:type="dxa"/>
             <w:left w:w="0" w:type="dxa"/>
@@ -313,7 +307,7 @@
           </w:tblCellMar>
         </w:tblPrEx>
         <w:trPr>
-          <w:trHeight w:val="606" w:hRule="atLeast"/>
+          <w:trHeight w:val="606"/>
         </w:trPr>
         <w:tc>
           <w:tcPr>
@@ -321,7 +315,7 @@
           </w:tcPr>
           <w:p>
             <w:pPr>
-              <w:pStyle w:val="25"/>
+              <w:pStyle w:val="TableText"/>
               <w:spacing w:before="139" w:line="219" w:lineRule="auto"/>
               <w:ind w:left="435"/>
             </w:pPr>
@@ -339,7 +333,7 @@
           </w:tcPr>
           <w:p>
             <w:pPr>
-              <w:pStyle w:val="25"/>
+              <w:pStyle w:val="TableText"/>
               <w:spacing w:before="139" w:line="219" w:lineRule="auto"/>
               <w:ind w:left="361"/>
             </w:pPr>
@@ -357,7 +351,7 @@
           </w:tcPr>
           <w:p>
             <w:pPr>
-              <w:pStyle w:val="25"/>
+              <w:pStyle w:val="TableText"/>
               <w:spacing w:before="139" w:line="219" w:lineRule="auto"/>
               <w:ind w:left="646"/>
             </w:pPr>
@@ -375,7 +369,7 @@
           </w:tcPr>
           <w:p>
             <w:pPr>
-              <w:pStyle w:val="25"/>
+              <w:pStyle w:val="TableText"/>
               <w:spacing w:before="139" w:line="220" w:lineRule="auto"/>
               <w:ind w:left="594"/>
             </w:pPr>
@@ -405,7 +399,7 @@
           </w:tcPr>
           <w:p>
             <w:pPr>
-              <w:pStyle w:val="25"/>
+              <w:pStyle w:val="TableText"/>
               <w:spacing w:before="139" w:line="220" w:lineRule="auto"/>
               <w:ind w:left="587"/>
             </w:pPr>
@@ -420,14 +414,9 @@
       </w:tr>
       <w:tr>
         <w:tblPrEx>
-          <w:tblBorders>
-            <w:top w:val="single" w:color="000000" w:sz="4" w:space="0"/>
-            <w:left w:val="single" w:color="000000" w:sz="4" w:space="0"/>
-            <w:bottom w:val="single" w:color="000000" w:sz="4" w:space="0"/>
-            <w:right w:val="single" w:color="000000" w:sz="4" w:space="0"/>
-            <w:insideH w:val="single" w:color="000000" w:sz="4" w:space="0"/>
-            <w:insideV w:val="single" w:color="000000" w:sz="4" w:space="0"/>
-          </w:tblBorders>
+          <w:tblW w:w="8646" w:type="dxa"/>
+          <w:tblInd w:w="5" w:type="dxa"/>
+          <w:tblLayout w:type="fixed"/>
           <w:tblCellMar>
             <w:top w:w="0" w:type="dxa"/>
             <w:left w:w="0" w:type="dxa"/>
@@ -436,7 +425,7 @@
           </w:tblCellMar>
         </w:tblPrEx>
         <w:trPr>
-          <w:trHeight w:val="474" w:hRule="atLeast"/>
+          <w:trHeight w:val="474"/>
         </w:trPr>
         <w:tc>
           <w:tcPr>
@@ -444,7 +433,7 @@
           </w:tcPr>
           <w:p>
             <w:pPr>
-              <w:pStyle w:val="25"/>
+              <w:pStyle w:val="TableText"/>
               <w:spacing w:before="104" w:line="239" w:lineRule="auto"/>
               <w:ind w:left="638"/>
             </w:pPr>
@@ -462,11 +451,11 @@
           </w:tcPr>
           <w:p>
             <w:pPr>
-              <w:pStyle w:val="25"/>
+              <w:pStyle w:val="TableText"/>
               <w:spacing w:before="104"/>
               <w:ind w:left="362"/>
               <w:rPr>
-                <w:rFonts w:hint="eastAsia" w:eastAsia="宋体"/>
+                <w:rFonts w:eastAsia="宋体" w:hint="eastAsia"/>
                 <w:lang w:val="en-US" w:eastAsia="zh-CN"/>
               </w:rPr>
             </w:pPr>
@@ -506,7 +495,7 @@
           </w:tcPr>
           <w:p>
             <w:pPr>
-              <w:pStyle w:val="25"/>
+              <w:pStyle w:val="TableText"/>
               <w:spacing w:before="74" w:line="219" w:lineRule="auto"/>
               <w:ind w:left="648"/>
             </w:pPr>
@@ -524,11 +513,11 @@
           </w:tcPr>
           <w:p>
             <w:pPr>
-              <w:pStyle w:val="25"/>
+              <w:pStyle w:val="TableText"/>
               <w:spacing w:before="75" w:line="220" w:lineRule="auto"/>
               <w:ind w:left="551"/>
               <w:rPr>
-                <w:rFonts w:hint="eastAsia" w:eastAsia="宋体"/>
+                <w:rFonts w:eastAsia="宋体" w:hint="eastAsia"/>
                 <w:lang w:eastAsia="zh-CN"/>
               </w:rPr>
             </w:pPr>
@@ -538,7 +527,7 @@
                 <w:spacing w:val="-5"/>
                 <w:lang w:val="en-US" w:eastAsia="zh-CN"/>
               </w:rPr>
-              <w:t>胡葛鹏宇</w:t>
+              <w:t>肖龙莽</w:t>
             </w:r>
           </w:p>
         </w:tc>
@@ -548,7 +537,7 @@
           </w:tcPr>
           <w:p>
             <w:pPr>
-              <w:pStyle w:val="25"/>
+              <w:pStyle w:val="TableText"/>
               <w:spacing w:before="74" w:line="220" w:lineRule="auto"/>
               <w:ind w:left="476"/>
             </w:pPr>
@@ -556,21 +545,16 @@
               <w:rPr>
                 <w:spacing w:val="-3"/>
               </w:rPr>
-              <w:t>黄益溪</w:t>
+              <w:t>吴向阳</w:t>
             </w:r>
           </w:p>
         </w:tc>
       </w:tr>
       <w:tr>
         <w:tblPrEx>
-          <w:tblBorders>
-            <w:top w:val="single" w:color="000000" w:sz="4" w:space="0"/>
-            <w:left w:val="single" w:color="000000" w:sz="4" w:space="0"/>
-            <w:bottom w:val="single" w:color="000000" w:sz="4" w:space="0"/>
-            <w:right w:val="single" w:color="000000" w:sz="4" w:space="0"/>
-            <w:insideH w:val="single" w:color="000000" w:sz="4" w:space="0"/>
-            <w:insideV w:val="single" w:color="000000" w:sz="4" w:space="0"/>
-          </w:tblBorders>
+          <w:tblW w:w="8646" w:type="dxa"/>
+          <w:tblInd w:w="5" w:type="dxa"/>
+          <w:tblLayout w:type="fixed"/>
           <w:tblCellMar>
             <w:top w:w="0" w:type="dxa"/>
             <w:left w:w="0" w:type="dxa"/>
@@ -579,7 +563,7 @@
           </w:tblCellMar>
         </w:tblPrEx>
         <w:trPr>
-          <w:trHeight w:val="474" w:hRule="atLeast"/>
+          <w:trHeight w:val="474"/>
         </w:trPr>
         <w:tc>
           <w:tcPr>
@@ -649,14 +633,9 @@
       </w:tr>
       <w:tr>
         <w:tblPrEx>
-          <w:tblBorders>
-            <w:top w:val="single" w:color="000000" w:sz="4" w:space="0"/>
-            <w:left w:val="single" w:color="000000" w:sz="4" w:space="0"/>
-            <w:bottom w:val="single" w:color="000000" w:sz="4" w:space="0"/>
-            <w:right w:val="single" w:color="000000" w:sz="4" w:space="0"/>
-            <w:insideH w:val="single" w:color="000000" w:sz="4" w:space="0"/>
-            <w:insideV w:val="single" w:color="000000" w:sz="4" w:space="0"/>
-          </w:tblBorders>
+          <w:tblW w:w="8646" w:type="dxa"/>
+          <w:tblInd w:w="5" w:type="dxa"/>
+          <w:tblLayout w:type="fixed"/>
           <w:tblCellMar>
             <w:top w:w="0" w:type="dxa"/>
             <w:left w:w="0" w:type="dxa"/>
@@ -665,7 +644,7 @@
           </w:tblCellMar>
         </w:tblPrEx>
         <w:trPr>
-          <w:trHeight w:val="528" w:hRule="atLeast"/>
+          <w:trHeight w:val="528"/>
         </w:trPr>
         <w:tc>
           <w:tcPr>
@@ -735,14 +714,9 @@
       </w:tr>
       <w:tr>
         <w:tblPrEx>
-          <w:tblBorders>
-            <w:top w:val="single" w:color="000000" w:sz="4" w:space="0"/>
-            <w:left w:val="single" w:color="000000" w:sz="4" w:space="0"/>
-            <w:bottom w:val="single" w:color="000000" w:sz="4" w:space="0"/>
-            <w:right w:val="single" w:color="000000" w:sz="4" w:space="0"/>
-            <w:insideH w:val="single" w:color="000000" w:sz="4" w:space="0"/>
-            <w:insideV w:val="single" w:color="000000" w:sz="4" w:space="0"/>
-          </w:tblBorders>
+          <w:tblW w:w="8646" w:type="dxa"/>
+          <w:tblInd w:w="5" w:type="dxa"/>
+          <w:tblLayout w:type="fixed"/>
           <w:tblCellMar>
             <w:top w:w="0" w:type="dxa"/>
             <w:left w:w="0" w:type="dxa"/>
@@ -751,7 +725,7 @@
           </w:tblCellMar>
         </w:tblPrEx>
         <w:trPr>
-          <w:trHeight w:val="589" w:hRule="atLeast"/>
+          <w:trHeight w:val="589"/>
         </w:trPr>
         <w:tc>
           <w:tcPr>
@@ -822,7 +796,7 @@
     </w:tbl>
     <w:p>
       <w:pPr>
-        <w:pStyle w:val="12"/>
+        <w:pStyle w:val="BodyText"/>
       </w:pPr>
     </w:p>
     <w:p>
@@ -833,7 +807,7 @@
     <w:sdt>
       <w:sdtPr>
         <w:rPr>
-          <w:rFonts w:ascii="宋体" w:hAnsi="宋体" w:eastAsia="宋体" w:cs="Arial"/>
+          <w:rFonts w:ascii="宋体" w:eastAsia="宋体" w:hAnsi="宋体" w:cs="Arial"/>
           <w:snapToGrid w:val="0"/>
           <w:color w:val="000000"/>
           <w:kern w:val="0"/>
@@ -849,7 +823,7 @@
       </w:sdtPr>
       <w:sdtEndPr>
         <w:rPr>
-          <w:rFonts w:ascii="Arial" w:hAnsi="Arial" w:eastAsia="Arial" w:cs="Arial"/>
+          <w:rFonts w:ascii="Arial" w:eastAsia="Arial" w:hAnsi="Arial" w:cs="Arial"/>
           <w:snapToGrid w:val="0"/>
           <w:color w:val="000000"/>
           <w:kern w:val="0"/>
@@ -862,17 +836,17 @@
         <w:p>
           <w:pPr>
             <w:spacing w:before="0" w:beforeLines="0" w:after="0" w:afterLines="0" w:line="240" w:lineRule="auto"/>
-            <w:ind w:left="0" w:leftChars="0" w:right="0" w:rightChars="0" w:firstLine="0" w:firstLineChars="0"/>
+            <w:ind w:left="0" w:right="0" w:firstLine="0" w:leftChars="0" w:rightChars="0" w:firstLineChars="0"/>
             <w:jc w:val="center"/>
             <w:rPr>
-              <w:rFonts w:hint="eastAsia" w:ascii="Microsoft JhengHei" w:hAnsi="Microsoft JhengHei" w:eastAsia="Microsoft JhengHei" w:cs="Microsoft JhengHei"/>
+              <w:rFonts w:ascii="Microsoft JhengHei" w:eastAsia="Microsoft JhengHei" w:hAnsi="Microsoft JhengHei" w:cs="Microsoft JhengHei" w:hint="eastAsia"/>
               <w:sz w:val="24"/>
               <w:szCs w:val="24"/>
             </w:rPr>
           </w:pPr>
           <w:r>
             <w:rPr>
-              <w:rFonts w:hint="eastAsia" w:ascii="Microsoft JhengHei" w:hAnsi="Microsoft JhengHei" w:eastAsia="Microsoft JhengHei" w:cs="Microsoft JhengHei"/>
+              <w:rFonts w:ascii="Microsoft JhengHei" w:eastAsia="Microsoft JhengHei" w:hAnsi="Microsoft JhengHei" w:cs="Microsoft JhengHei" w:hint="eastAsia"/>
               <w:sz w:val="24"/>
               <w:szCs w:val="24"/>
             </w:rPr>
@@ -881,14 +855,14 @@
         </w:p>
         <w:p>
           <w:pPr>
-            <w:pStyle w:val="16"/>
+            <w:pStyle w:val="TOC1"/>
             <w:tabs>
               <w:tab w:val="right" w:leader="dot" w:pos="8658"/>
             </w:tabs>
           </w:pPr>
           <w:r>
             <w:rPr>
-              <w:rFonts w:hint="eastAsia" w:ascii="Microsoft JhengHei" w:hAnsi="Microsoft JhengHei" w:eastAsia="Microsoft JhengHei" w:cs="Microsoft JhengHei"/>
+              <w:rFonts w:ascii="Microsoft JhengHei" w:eastAsia="Microsoft JhengHei" w:hAnsi="Microsoft JhengHei" w:cs="Microsoft JhengHei" w:hint="eastAsia"/>
               <w:sz w:val="24"/>
               <w:szCs w:val="24"/>
             </w:rPr>
@@ -896,7 +870,7 @@
           </w:r>
           <w:r>
             <w:rPr>
-              <w:rFonts w:hint="eastAsia" w:ascii="Microsoft JhengHei" w:hAnsi="Microsoft JhengHei" w:eastAsia="Microsoft JhengHei" w:cs="Microsoft JhengHei"/>
+              <w:rFonts w:ascii="Microsoft JhengHei" w:eastAsia="Microsoft JhengHei" w:hAnsi="Microsoft JhengHei" w:cs="Microsoft JhengHei" w:hint="eastAsia"/>
               <w:sz w:val="24"/>
               <w:szCs w:val="24"/>
             </w:rPr>
@@ -904,7 +878,7 @@
           </w:r>
           <w:r>
             <w:rPr>
-              <w:rFonts w:hint="eastAsia" w:ascii="Microsoft JhengHei" w:hAnsi="Microsoft JhengHei" w:eastAsia="Microsoft JhengHei" w:cs="Microsoft JhengHei"/>
+              <w:rFonts w:ascii="Microsoft JhengHei" w:eastAsia="Microsoft JhengHei" w:hAnsi="Microsoft JhengHei" w:cs="Microsoft JhengHei" w:hint="eastAsia"/>
               <w:sz w:val="24"/>
               <w:szCs w:val="24"/>
             </w:rPr>
@@ -912,21 +886,21 @@
           </w:r>
           <w:r>
             <w:rPr>
-              <w:rFonts w:hint="eastAsia" w:ascii="Microsoft JhengHei" w:hAnsi="Microsoft JhengHei" w:eastAsia="Microsoft JhengHei" w:cs="Microsoft JhengHei"/>
+              <w:rFonts w:ascii="Microsoft JhengHei" w:eastAsia="Microsoft JhengHei" w:hAnsi="Microsoft JhengHei" w:cs="Microsoft JhengHei" w:hint="eastAsia"/>
               <w:szCs w:val="24"/>
             </w:rPr>
             <w:fldChar w:fldCharType="begin"/>
           </w:r>
           <w:r>
             <w:rPr>
-              <w:rFonts w:hint="eastAsia" w:ascii="Microsoft JhengHei" w:hAnsi="Microsoft JhengHei" w:eastAsia="Microsoft JhengHei" w:cs="Microsoft JhengHei"/>
+              <w:rFonts w:ascii="Microsoft JhengHei" w:eastAsia="Microsoft JhengHei" w:hAnsi="Microsoft JhengHei" w:cs="Microsoft JhengHei" w:hint="eastAsia"/>
               <w:szCs w:val="24"/>
             </w:rPr>
             <w:instrText xml:space="preserve"> HYPERLINK \l _Toc10709 </w:instrText>
           </w:r>
           <w:r>
             <w:rPr>
-              <w:rFonts w:hint="eastAsia" w:ascii="Microsoft JhengHei" w:hAnsi="Microsoft JhengHei" w:eastAsia="Microsoft JhengHei" w:cs="Microsoft JhengHei"/>
+              <w:rFonts w:ascii="Microsoft JhengHei" w:eastAsia="Microsoft JhengHei" w:hAnsi="Microsoft JhengHei" w:cs="Microsoft JhengHei" w:hint="eastAsia"/>
               <w:szCs w:val="24"/>
             </w:rPr>
             <w:fldChar w:fldCharType="separate"/>
@@ -961,7 +935,7 @@
           </w:r>
           <w:r>
             <w:rPr>
-              <w:rFonts w:hint="eastAsia" w:ascii="Microsoft JhengHei" w:hAnsi="Microsoft JhengHei" w:eastAsia="Microsoft JhengHei" w:cs="Microsoft JhengHei"/>
+              <w:rFonts w:ascii="Microsoft JhengHei" w:eastAsia="Microsoft JhengHei" w:hAnsi="Microsoft JhengHei" w:cs="Microsoft JhengHei" w:hint="eastAsia"/>
               <w:szCs w:val="24"/>
             </w:rPr>
             <w:fldChar w:fldCharType="end"/>
@@ -969,34 +943,34 @@
         </w:p>
         <w:p>
           <w:pPr>
-            <w:pStyle w:val="16"/>
+            <w:pStyle w:val="TOC1"/>
             <w:tabs>
               <w:tab w:val="right" w:leader="dot" w:pos="8658"/>
             </w:tabs>
           </w:pPr>
           <w:r>
             <w:rPr>
-              <w:rFonts w:hint="eastAsia" w:ascii="Microsoft JhengHei" w:hAnsi="Microsoft JhengHei" w:eastAsia="Microsoft JhengHei" w:cs="Microsoft JhengHei"/>
+              <w:rFonts w:ascii="Microsoft JhengHei" w:eastAsia="Microsoft JhengHei" w:hAnsi="Microsoft JhengHei" w:cs="Microsoft JhengHei" w:hint="eastAsia"/>
               <w:szCs w:val="24"/>
             </w:rPr>
             <w:fldChar w:fldCharType="begin"/>
           </w:r>
           <w:r>
             <w:rPr>
-              <w:rFonts w:hint="eastAsia" w:ascii="Microsoft JhengHei" w:hAnsi="Microsoft JhengHei" w:eastAsia="Microsoft JhengHei" w:cs="Microsoft JhengHei"/>
+              <w:rFonts w:ascii="Microsoft JhengHei" w:eastAsia="Microsoft JhengHei" w:hAnsi="Microsoft JhengHei" w:cs="Microsoft JhengHei" w:hint="eastAsia"/>
               <w:szCs w:val="24"/>
             </w:rPr>
             <w:instrText xml:space="preserve"> HYPERLINK \l _Toc16135 </w:instrText>
           </w:r>
           <w:r>
             <w:rPr>
-              <w:rFonts w:hint="eastAsia" w:ascii="Microsoft JhengHei" w:hAnsi="Microsoft JhengHei" w:eastAsia="Microsoft JhengHei" w:cs="Microsoft JhengHei"/>
+              <w:rFonts w:ascii="Microsoft JhengHei" w:eastAsia="Microsoft JhengHei" w:hAnsi="Microsoft JhengHei" w:cs="Microsoft JhengHei" w:hint="eastAsia"/>
               <w:szCs w:val="24"/>
             </w:rPr>
             <w:fldChar w:fldCharType="separate"/>
           </w:r>
           <w:r>
-            <w:t>甘肃国邦信息科技有限公司</w:t>
+            <w:t>中达丰集团有限公司</w:t>
           </w:r>
           <w:r>
             <w:tab/>
@@ -1018,7 +992,7 @@
           </w:r>
           <w:r>
             <w:rPr>
-              <w:rFonts w:hint="eastAsia" w:ascii="Microsoft JhengHei" w:hAnsi="Microsoft JhengHei" w:eastAsia="Microsoft JhengHei" w:cs="Microsoft JhengHei"/>
+              <w:rFonts w:ascii="Microsoft JhengHei" w:eastAsia="Microsoft JhengHei" w:hAnsi="Microsoft JhengHei" w:cs="Microsoft JhengHei" w:hint="eastAsia"/>
               <w:szCs w:val="24"/>
             </w:rPr>
             <w:fldChar w:fldCharType="end"/>
@@ -1026,35 +1000,35 @@
         </w:p>
         <w:p>
           <w:pPr>
-            <w:pStyle w:val="16"/>
+            <w:pStyle w:val="TOC1"/>
             <w:tabs>
               <w:tab w:val="right" w:leader="dot" w:pos="8658"/>
             </w:tabs>
           </w:pPr>
           <w:r>
             <w:rPr>
-              <w:rFonts w:hint="eastAsia" w:ascii="Microsoft JhengHei" w:hAnsi="Microsoft JhengHei" w:eastAsia="Microsoft JhengHei" w:cs="Microsoft JhengHei"/>
+              <w:rFonts w:ascii="Microsoft JhengHei" w:eastAsia="Microsoft JhengHei" w:hAnsi="Microsoft JhengHei" w:cs="Microsoft JhengHei" w:hint="eastAsia"/>
               <w:szCs w:val="24"/>
             </w:rPr>
             <w:fldChar w:fldCharType="begin"/>
           </w:r>
           <w:r>
             <w:rPr>
-              <w:rFonts w:hint="eastAsia" w:ascii="Microsoft JhengHei" w:hAnsi="Microsoft JhengHei" w:eastAsia="Microsoft JhengHei" w:cs="Microsoft JhengHei"/>
+              <w:rFonts w:ascii="Microsoft JhengHei" w:eastAsia="Microsoft JhengHei" w:hAnsi="Microsoft JhengHei" w:cs="Microsoft JhengHei" w:hint="eastAsia"/>
               <w:szCs w:val="24"/>
             </w:rPr>
             <w:instrText xml:space="preserve"> HYPERLINK \l _Toc13366 </w:instrText>
           </w:r>
           <w:r>
             <w:rPr>
-              <w:rFonts w:hint="eastAsia" w:ascii="Microsoft JhengHei" w:hAnsi="Microsoft JhengHei" w:eastAsia="Microsoft JhengHei" w:cs="Microsoft JhengHei"/>
+              <w:rFonts w:ascii="Microsoft JhengHei" w:eastAsia="Microsoft JhengHei" w:hAnsi="Microsoft JhengHei" w:cs="Microsoft JhengHei" w:hint="eastAsia"/>
               <w:szCs w:val="24"/>
             </w:rPr>
             <w:fldChar w:fldCharType="separate"/>
           </w:r>
           <w:r>
             <w:rPr>
-              <w:rFonts w:ascii="宋体" w:hAnsi="宋体" w:eastAsia="宋体" w:cs="宋体"/>
+              <w:rFonts w:ascii="宋体" w:eastAsia="宋体" w:hAnsi="宋体" w:cs="宋体"/>
               <w:spacing w:val="-3"/>
               <w:szCs w:val="28"/>
             </w:rPr>
@@ -1080,7 +1054,7 @@
           </w:r>
           <w:r>
             <w:rPr>
-              <w:rFonts w:hint="eastAsia" w:ascii="Microsoft JhengHei" w:hAnsi="Microsoft JhengHei" w:eastAsia="Microsoft JhengHei" w:cs="Microsoft JhengHei"/>
+              <w:rFonts w:ascii="Microsoft JhengHei" w:eastAsia="Microsoft JhengHei" w:hAnsi="Microsoft JhengHei" w:cs="Microsoft JhengHei" w:hint="eastAsia"/>
               <w:szCs w:val="24"/>
             </w:rPr>
             <w:fldChar w:fldCharType="end"/>
@@ -1088,28 +1062,28 @@
         </w:p>
         <w:p>
           <w:pPr>
-            <w:pStyle w:val="16"/>
+            <w:pStyle w:val="TOC1"/>
             <w:tabs>
               <w:tab w:val="right" w:leader="dot" w:pos="8658"/>
             </w:tabs>
           </w:pPr>
           <w:r>
             <w:rPr>
-              <w:rFonts w:hint="eastAsia" w:ascii="Microsoft JhengHei" w:hAnsi="Microsoft JhengHei" w:eastAsia="Microsoft JhengHei" w:cs="Microsoft JhengHei"/>
+              <w:rFonts w:ascii="Microsoft JhengHei" w:eastAsia="Microsoft JhengHei" w:hAnsi="Microsoft JhengHei" w:cs="Microsoft JhengHei" w:hint="eastAsia"/>
               <w:szCs w:val="24"/>
             </w:rPr>
             <w:fldChar w:fldCharType="begin"/>
           </w:r>
           <w:r>
             <w:rPr>
-              <w:rFonts w:hint="eastAsia" w:ascii="Microsoft JhengHei" w:hAnsi="Microsoft JhengHei" w:eastAsia="Microsoft JhengHei" w:cs="Microsoft JhengHei"/>
+              <w:rFonts w:ascii="Microsoft JhengHei" w:eastAsia="Microsoft JhengHei" w:hAnsi="Microsoft JhengHei" w:cs="Microsoft JhengHei" w:hint="eastAsia"/>
               <w:szCs w:val="24"/>
             </w:rPr>
             <w:instrText xml:space="preserve"> HYPERLINK \l _Toc16710 </w:instrText>
           </w:r>
           <w:r>
             <w:rPr>
-              <w:rFonts w:hint="eastAsia" w:ascii="Microsoft JhengHei" w:hAnsi="Microsoft JhengHei" w:eastAsia="Microsoft JhengHei" w:cs="Microsoft JhengHei"/>
+              <w:rFonts w:ascii="Microsoft JhengHei" w:eastAsia="Microsoft JhengHei" w:hAnsi="Microsoft JhengHei" w:cs="Microsoft JhengHei" w:hint="eastAsia"/>
               <w:szCs w:val="24"/>
             </w:rPr>
             <w:fldChar w:fldCharType="separate"/>
@@ -1150,7 +1124,7 @@
           </w:r>
           <w:r>
             <w:rPr>
-              <w:rFonts w:hint="eastAsia" w:ascii="Microsoft JhengHei" w:hAnsi="Microsoft JhengHei" w:eastAsia="Microsoft JhengHei" w:cs="Microsoft JhengHei"/>
+              <w:rFonts w:ascii="Microsoft JhengHei" w:eastAsia="Microsoft JhengHei" w:hAnsi="Microsoft JhengHei" w:cs="Microsoft JhengHei" w:hint="eastAsia"/>
               <w:szCs w:val="24"/>
             </w:rPr>
             <w:fldChar w:fldCharType="end"/>
@@ -1158,28 +1132,28 @@
         </w:p>
         <w:p>
           <w:pPr>
-            <w:pStyle w:val="16"/>
+            <w:pStyle w:val="TOC1"/>
             <w:tabs>
               <w:tab w:val="right" w:leader="dot" w:pos="8658"/>
             </w:tabs>
           </w:pPr>
           <w:r>
             <w:rPr>
-              <w:rFonts w:hint="eastAsia" w:ascii="Microsoft JhengHei" w:hAnsi="Microsoft JhengHei" w:eastAsia="Microsoft JhengHei" w:cs="Microsoft JhengHei"/>
+              <w:rFonts w:ascii="Microsoft JhengHei" w:eastAsia="Microsoft JhengHei" w:hAnsi="Microsoft JhengHei" w:cs="Microsoft JhengHei" w:hint="eastAsia"/>
               <w:szCs w:val="24"/>
             </w:rPr>
             <w:fldChar w:fldCharType="begin"/>
           </w:r>
           <w:r>
             <w:rPr>
-              <w:rFonts w:hint="eastAsia" w:ascii="Microsoft JhengHei" w:hAnsi="Microsoft JhengHei" w:eastAsia="Microsoft JhengHei" w:cs="Microsoft JhengHei"/>
+              <w:rFonts w:ascii="Microsoft JhengHei" w:eastAsia="Microsoft JhengHei" w:hAnsi="Microsoft JhengHei" w:cs="Microsoft JhengHei" w:hint="eastAsia"/>
               <w:szCs w:val="24"/>
             </w:rPr>
             <w:instrText xml:space="preserve"> HYPERLINK \l _Toc29550 </w:instrText>
           </w:r>
           <w:r>
             <w:rPr>
-              <w:rFonts w:hint="eastAsia" w:ascii="Microsoft JhengHei" w:hAnsi="Microsoft JhengHei" w:eastAsia="Microsoft JhengHei" w:cs="Microsoft JhengHei"/>
+              <w:rFonts w:ascii="Microsoft JhengHei" w:eastAsia="Microsoft JhengHei" w:hAnsi="Microsoft JhengHei" w:cs="Microsoft JhengHei" w:hint="eastAsia"/>
               <w:szCs w:val="24"/>
             </w:rPr>
             <w:fldChar w:fldCharType="separate"/>
@@ -1220,7 +1194,7 @@
           </w:r>
           <w:r>
             <w:rPr>
-              <w:rFonts w:hint="eastAsia" w:ascii="Microsoft JhengHei" w:hAnsi="Microsoft JhengHei" w:eastAsia="Microsoft JhengHei" w:cs="Microsoft JhengHei"/>
+              <w:rFonts w:ascii="Microsoft JhengHei" w:eastAsia="Microsoft JhengHei" w:hAnsi="Microsoft JhengHei" w:cs="Microsoft JhengHei" w:hint="eastAsia"/>
               <w:szCs w:val="24"/>
             </w:rPr>
             <w:fldChar w:fldCharType="end"/>
@@ -1228,28 +1202,28 @@
         </w:p>
         <w:p>
           <w:pPr>
-            <w:pStyle w:val="17"/>
+            <w:pStyle w:val="TOC2"/>
             <w:tabs>
               <w:tab w:val="right" w:leader="dot" w:pos="8658"/>
             </w:tabs>
           </w:pPr>
           <w:r>
             <w:rPr>
-              <w:rFonts w:hint="eastAsia" w:ascii="Microsoft JhengHei" w:hAnsi="Microsoft JhengHei" w:eastAsia="Microsoft JhengHei" w:cs="Microsoft JhengHei"/>
+              <w:rFonts w:ascii="Microsoft JhengHei" w:eastAsia="Microsoft JhengHei" w:hAnsi="Microsoft JhengHei" w:cs="Microsoft JhengHei" w:hint="eastAsia"/>
               <w:szCs w:val="24"/>
             </w:rPr>
             <w:fldChar w:fldCharType="begin"/>
           </w:r>
           <w:r>
             <w:rPr>
-              <w:rFonts w:hint="eastAsia" w:ascii="Microsoft JhengHei" w:hAnsi="Microsoft JhengHei" w:eastAsia="Microsoft JhengHei" w:cs="Microsoft JhengHei"/>
+              <w:rFonts w:ascii="Microsoft JhengHei" w:eastAsia="Microsoft JhengHei" w:hAnsi="Microsoft JhengHei" w:cs="Microsoft JhengHei" w:hint="eastAsia"/>
               <w:szCs w:val="24"/>
             </w:rPr>
             <w:instrText xml:space="preserve"> HYPERLINK \l _Toc13156 </w:instrText>
           </w:r>
           <w:r>
             <w:rPr>
-              <w:rFonts w:hint="eastAsia" w:ascii="Microsoft JhengHei" w:hAnsi="Microsoft JhengHei" w:eastAsia="Microsoft JhengHei" w:cs="Microsoft JhengHei"/>
+              <w:rFonts w:ascii="Microsoft JhengHei" w:eastAsia="Microsoft JhengHei" w:hAnsi="Microsoft JhengHei" w:cs="Microsoft JhengHei" w:hint="eastAsia"/>
               <w:szCs w:val="24"/>
             </w:rPr>
             <w:fldChar w:fldCharType="separate"/>
@@ -1283,7 +1257,7 @@
           </w:r>
           <w:r>
             <w:rPr>
-              <w:rFonts w:hint="eastAsia" w:ascii="Microsoft JhengHei" w:hAnsi="Microsoft JhengHei" w:eastAsia="Microsoft JhengHei" w:cs="Microsoft JhengHei"/>
+              <w:rFonts w:ascii="Microsoft JhengHei" w:eastAsia="Microsoft JhengHei" w:hAnsi="Microsoft JhengHei" w:cs="Microsoft JhengHei" w:hint="eastAsia"/>
               <w:szCs w:val="24"/>
             </w:rPr>
             <w:fldChar w:fldCharType="end"/>
@@ -1291,28 +1265,28 @@
         </w:p>
         <w:p>
           <w:pPr>
-            <w:pStyle w:val="17"/>
+            <w:pStyle w:val="TOC2"/>
             <w:tabs>
               <w:tab w:val="right" w:leader="dot" w:pos="8658"/>
             </w:tabs>
           </w:pPr>
           <w:r>
             <w:rPr>
-              <w:rFonts w:hint="eastAsia" w:ascii="Microsoft JhengHei" w:hAnsi="Microsoft JhengHei" w:eastAsia="Microsoft JhengHei" w:cs="Microsoft JhengHei"/>
+              <w:rFonts w:ascii="Microsoft JhengHei" w:eastAsia="Microsoft JhengHei" w:hAnsi="Microsoft JhengHei" w:cs="Microsoft JhengHei" w:hint="eastAsia"/>
               <w:szCs w:val="24"/>
             </w:rPr>
             <w:fldChar w:fldCharType="begin"/>
           </w:r>
           <w:r>
             <w:rPr>
-              <w:rFonts w:hint="eastAsia" w:ascii="Microsoft JhengHei" w:hAnsi="Microsoft JhengHei" w:eastAsia="Microsoft JhengHei" w:cs="Microsoft JhengHei"/>
+              <w:rFonts w:ascii="Microsoft JhengHei" w:eastAsia="Microsoft JhengHei" w:hAnsi="Microsoft JhengHei" w:cs="Microsoft JhengHei" w:hint="eastAsia"/>
               <w:szCs w:val="24"/>
             </w:rPr>
             <w:instrText xml:space="preserve"> HYPERLINK \l _Toc2278 </w:instrText>
           </w:r>
           <w:r>
             <w:rPr>
-              <w:rFonts w:hint="eastAsia" w:ascii="Microsoft JhengHei" w:hAnsi="Microsoft JhengHei" w:eastAsia="Microsoft JhengHei" w:cs="Microsoft JhengHei"/>
+              <w:rFonts w:ascii="Microsoft JhengHei" w:eastAsia="Microsoft JhengHei" w:hAnsi="Microsoft JhengHei" w:cs="Microsoft JhengHei" w:hint="eastAsia"/>
               <w:szCs w:val="24"/>
             </w:rPr>
             <w:fldChar w:fldCharType="separate"/>
@@ -1346,7 +1320,7 @@
           </w:r>
           <w:r>
             <w:rPr>
-              <w:rFonts w:hint="eastAsia" w:ascii="Microsoft JhengHei" w:hAnsi="Microsoft JhengHei" w:eastAsia="Microsoft JhengHei" w:cs="Microsoft JhengHei"/>
+              <w:rFonts w:ascii="Microsoft JhengHei" w:eastAsia="Microsoft JhengHei" w:hAnsi="Microsoft JhengHei" w:cs="Microsoft JhengHei" w:hint="eastAsia"/>
               <w:szCs w:val="24"/>
             </w:rPr>
             <w:fldChar w:fldCharType="end"/>
@@ -1354,28 +1328,28 @@
         </w:p>
         <w:p>
           <w:pPr>
-            <w:pStyle w:val="17"/>
+            <w:pStyle w:val="TOC2"/>
             <w:tabs>
               <w:tab w:val="right" w:leader="dot" w:pos="8658"/>
             </w:tabs>
           </w:pPr>
           <w:r>
             <w:rPr>
-              <w:rFonts w:hint="eastAsia" w:ascii="Microsoft JhengHei" w:hAnsi="Microsoft JhengHei" w:eastAsia="Microsoft JhengHei" w:cs="Microsoft JhengHei"/>
+              <w:rFonts w:ascii="Microsoft JhengHei" w:eastAsia="Microsoft JhengHei" w:hAnsi="Microsoft JhengHei" w:cs="Microsoft JhengHei" w:hint="eastAsia"/>
               <w:szCs w:val="24"/>
             </w:rPr>
             <w:fldChar w:fldCharType="begin"/>
           </w:r>
           <w:r>
             <w:rPr>
-              <w:rFonts w:hint="eastAsia" w:ascii="Microsoft JhengHei" w:hAnsi="Microsoft JhengHei" w:eastAsia="Microsoft JhengHei" w:cs="Microsoft JhengHei"/>
+              <w:rFonts w:ascii="Microsoft JhengHei" w:eastAsia="Microsoft JhengHei" w:hAnsi="Microsoft JhengHei" w:cs="Microsoft JhengHei" w:hint="eastAsia"/>
               <w:szCs w:val="24"/>
             </w:rPr>
             <w:instrText xml:space="preserve"> HYPERLINK \l _Toc15906 </w:instrText>
           </w:r>
           <w:r>
             <w:rPr>
-              <w:rFonts w:hint="eastAsia" w:ascii="Microsoft JhengHei" w:hAnsi="Microsoft JhengHei" w:eastAsia="Microsoft JhengHei" w:cs="Microsoft JhengHei"/>
+              <w:rFonts w:ascii="Microsoft JhengHei" w:eastAsia="Microsoft JhengHei" w:hAnsi="Microsoft JhengHei" w:cs="Microsoft JhengHei" w:hint="eastAsia"/>
               <w:szCs w:val="24"/>
             </w:rPr>
             <w:fldChar w:fldCharType="separate"/>
@@ -1409,7 +1383,7 @@
           </w:r>
           <w:r>
             <w:rPr>
-              <w:rFonts w:hint="eastAsia" w:ascii="Microsoft JhengHei" w:hAnsi="Microsoft JhengHei" w:eastAsia="Microsoft JhengHei" w:cs="Microsoft JhengHei"/>
+              <w:rFonts w:ascii="Microsoft JhengHei" w:eastAsia="Microsoft JhengHei" w:hAnsi="Microsoft JhengHei" w:cs="Microsoft JhengHei" w:hint="eastAsia"/>
               <w:szCs w:val="24"/>
             </w:rPr>
             <w:fldChar w:fldCharType="end"/>
@@ -1417,28 +1391,28 @@
         </w:p>
         <w:p>
           <w:pPr>
-            <w:pStyle w:val="17"/>
+            <w:pStyle w:val="TOC2"/>
             <w:tabs>
               <w:tab w:val="right" w:leader="dot" w:pos="8658"/>
             </w:tabs>
           </w:pPr>
           <w:r>
             <w:rPr>
-              <w:rFonts w:hint="eastAsia" w:ascii="Microsoft JhengHei" w:hAnsi="Microsoft JhengHei" w:eastAsia="Microsoft JhengHei" w:cs="Microsoft JhengHei"/>
+              <w:rFonts w:ascii="Microsoft JhengHei" w:eastAsia="Microsoft JhengHei" w:hAnsi="Microsoft JhengHei" w:cs="Microsoft JhengHei" w:hint="eastAsia"/>
               <w:szCs w:val="24"/>
             </w:rPr>
             <w:fldChar w:fldCharType="begin"/>
           </w:r>
           <w:r>
             <w:rPr>
-              <w:rFonts w:hint="eastAsia" w:ascii="Microsoft JhengHei" w:hAnsi="Microsoft JhengHei" w:eastAsia="Microsoft JhengHei" w:cs="Microsoft JhengHei"/>
+              <w:rFonts w:ascii="Microsoft JhengHei" w:eastAsia="Microsoft JhengHei" w:hAnsi="Microsoft JhengHei" w:cs="Microsoft JhengHei" w:hint="eastAsia"/>
               <w:szCs w:val="24"/>
             </w:rPr>
             <w:instrText xml:space="preserve"> HYPERLINK \l _Toc23385 </w:instrText>
           </w:r>
           <w:r>
             <w:rPr>
-              <w:rFonts w:hint="eastAsia" w:ascii="Microsoft JhengHei" w:hAnsi="Microsoft JhengHei" w:eastAsia="Microsoft JhengHei" w:cs="Microsoft JhengHei"/>
+              <w:rFonts w:ascii="Microsoft JhengHei" w:eastAsia="Microsoft JhengHei" w:hAnsi="Microsoft JhengHei" w:cs="Microsoft JhengHei" w:hint="eastAsia"/>
               <w:szCs w:val="24"/>
             </w:rPr>
             <w:fldChar w:fldCharType="separate"/>
@@ -1472,7 +1446,7 @@
           </w:r>
           <w:r>
             <w:rPr>
-              <w:rFonts w:hint="eastAsia" w:ascii="Microsoft JhengHei" w:hAnsi="Microsoft JhengHei" w:eastAsia="Microsoft JhengHei" w:cs="Microsoft JhengHei"/>
+              <w:rFonts w:ascii="Microsoft JhengHei" w:eastAsia="Microsoft JhengHei" w:hAnsi="Microsoft JhengHei" w:cs="Microsoft JhengHei" w:hint="eastAsia"/>
               <w:szCs w:val="24"/>
             </w:rPr>
             <w:fldChar w:fldCharType="end"/>
@@ -1480,28 +1454,28 @@
         </w:p>
         <w:p>
           <w:pPr>
-            <w:pStyle w:val="17"/>
+            <w:pStyle w:val="TOC2"/>
             <w:tabs>
               <w:tab w:val="right" w:leader="dot" w:pos="8658"/>
             </w:tabs>
           </w:pPr>
           <w:r>
             <w:rPr>
-              <w:rFonts w:hint="eastAsia" w:ascii="Microsoft JhengHei" w:hAnsi="Microsoft JhengHei" w:eastAsia="Microsoft JhengHei" w:cs="Microsoft JhengHei"/>
+              <w:rFonts w:ascii="Microsoft JhengHei" w:eastAsia="Microsoft JhengHei" w:hAnsi="Microsoft JhengHei" w:cs="Microsoft JhengHei" w:hint="eastAsia"/>
               <w:szCs w:val="24"/>
             </w:rPr>
             <w:fldChar w:fldCharType="begin"/>
           </w:r>
           <w:r>
             <w:rPr>
-              <w:rFonts w:hint="eastAsia" w:ascii="Microsoft JhengHei" w:hAnsi="Microsoft JhengHei" w:eastAsia="Microsoft JhengHei" w:cs="Microsoft JhengHei"/>
+              <w:rFonts w:ascii="Microsoft JhengHei" w:eastAsia="Microsoft JhengHei" w:hAnsi="Microsoft JhengHei" w:cs="Microsoft JhengHei" w:hint="eastAsia"/>
               <w:szCs w:val="24"/>
             </w:rPr>
             <w:instrText xml:space="preserve"> HYPERLINK \l _Toc29282 </w:instrText>
           </w:r>
           <w:r>
             <w:rPr>
-              <w:rFonts w:hint="eastAsia" w:ascii="Microsoft JhengHei" w:hAnsi="Microsoft JhengHei" w:eastAsia="Microsoft JhengHei" w:cs="Microsoft JhengHei"/>
+              <w:rFonts w:ascii="Microsoft JhengHei" w:eastAsia="Microsoft JhengHei" w:hAnsi="Microsoft JhengHei" w:cs="Microsoft JhengHei" w:hint="eastAsia"/>
               <w:szCs w:val="24"/>
             </w:rPr>
             <w:fldChar w:fldCharType="separate"/>
@@ -1535,7 +1509,7 @@
           </w:r>
           <w:r>
             <w:rPr>
-              <w:rFonts w:hint="eastAsia" w:ascii="Microsoft JhengHei" w:hAnsi="Microsoft JhengHei" w:eastAsia="Microsoft JhengHei" w:cs="Microsoft JhengHei"/>
+              <w:rFonts w:ascii="Microsoft JhengHei" w:eastAsia="Microsoft JhengHei" w:hAnsi="Microsoft JhengHei" w:cs="Microsoft JhengHei" w:hint="eastAsia"/>
               <w:szCs w:val="24"/>
             </w:rPr>
             <w:fldChar w:fldCharType="end"/>
@@ -1543,28 +1517,28 @@
         </w:p>
         <w:p>
           <w:pPr>
-            <w:pStyle w:val="17"/>
+            <w:pStyle w:val="TOC2"/>
             <w:tabs>
               <w:tab w:val="right" w:leader="dot" w:pos="8658"/>
             </w:tabs>
           </w:pPr>
           <w:r>
             <w:rPr>
-              <w:rFonts w:hint="eastAsia" w:ascii="Microsoft JhengHei" w:hAnsi="Microsoft JhengHei" w:eastAsia="Microsoft JhengHei" w:cs="Microsoft JhengHei"/>
+              <w:rFonts w:ascii="Microsoft JhengHei" w:eastAsia="Microsoft JhengHei" w:hAnsi="Microsoft JhengHei" w:cs="Microsoft JhengHei" w:hint="eastAsia"/>
               <w:szCs w:val="24"/>
             </w:rPr>
             <w:fldChar w:fldCharType="begin"/>
           </w:r>
           <w:r>
             <w:rPr>
-              <w:rFonts w:hint="eastAsia" w:ascii="Microsoft JhengHei" w:hAnsi="Microsoft JhengHei" w:eastAsia="Microsoft JhengHei" w:cs="Microsoft JhengHei"/>
+              <w:rFonts w:ascii="Microsoft JhengHei" w:eastAsia="Microsoft JhengHei" w:hAnsi="Microsoft JhengHei" w:cs="Microsoft JhengHei" w:hint="eastAsia"/>
               <w:szCs w:val="24"/>
             </w:rPr>
             <w:instrText xml:space="preserve"> HYPERLINK \l _Toc12519 </w:instrText>
           </w:r>
           <w:r>
             <w:rPr>
-              <w:rFonts w:hint="eastAsia" w:ascii="Microsoft JhengHei" w:hAnsi="Microsoft JhengHei" w:eastAsia="Microsoft JhengHei" w:cs="Microsoft JhengHei"/>
+              <w:rFonts w:ascii="Microsoft JhengHei" w:eastAsia="Microsoft JhengHei" w:hAnsi="Microsoft JhengHei" w:cs="Microsoft JhengHei" w:hint="eastAsia"/>
               <w:szCs w:val="24"/>
             </w:rPr>
             <w:fldChar w:fldCharType="separate"/>
@@ -1603,7 +1577,7 @@
           </w:r>
           <w:r>
             <w:rPr>
-              <w:rFonts w:hint="eastAsia" w:ascii="Microsoft JhengHei" w:hAnsi="Microsoft JhengHei" w:eastAsia="Microsoft JhengHei" w:cs="Microsoft JhengHei"/>
+              <w:rFonts w:ascii="Microsoft JhengHei" w:eastAsia="Microsoft JhengHei" w:hAnsi="Microsoft JhengHei" w:cs="Microsoft JhengHei" w:hint="eastAsia"/>
               <w:szCs w:val="24"/>
             </w:rPr>
             <w:fldChar w:fldCharType="end"/>
@@ -1612,7 +1586,7 @@
         <w:p>
           <w:pPr>
             <w:rPr>
-              <w:rFonts w:ascii="Arial" w:hAnsi="Arial" w:eastAsia="Arial" w:cs="Arial"/>
+              <w:rFonts w:ascii="Arial" w:eastAsia="Arial" w:hAnsi="Arial" w:cs="Arial"/>
               <w:snapToGrid w:val="0"/>
               <w:color w:val="000000"/>
               <w:kern w:val="0"/>
@@ -1623,7 +1597,7 @@
           </w:pPr>
           <w:r>
             <w:rPr>
-              <w:rFonts w:hint="eastAsia" w:ascii="Microsoft JhengHei" w:hAnsi="Microsoft JhengHei" w:eastAsia="Microsoft JhengHei" w:cs="Microsoft JhengHei"/>
+              <w:rFonts w:ascii="Microsoft JhengHei" w:eastAsia="Microsoft JhengHei" w:hAnsi="Microsoft JhengHei" w:cs="Microsoft JhengHei" w:hint="eastAsia"/>
               <w:szCs w:val="24"/>
             </w:rPr>
             <w:fldChar w:fldCharType="end"/>
@@ -1634,7 +1608,7 @@
     <w:p>
       <w:pPr>
         <w:rPr>
-          <w:rFonts w:ascii="Arial" w:hAnsi="Arial" w:eastAsia="Arial" w:cs="Arial"/>
+          <w:rFonts w:ascii="Arial" w:eastAsia="Arial" w:hAnsi="Arial" w:cs="Arial"/>
           <w:snapToGrid w:val="0"/>
           <w:color w:val="000000"/>
           <w:kern w:val="0"/>
@@ -1643,17 +1617,17 @@
           <w:lang w:val="en-US" w:eastAsia="en-US" w:bidi="ar-SA"/>
         </w:rPr>
         <w:sectPr>
-          <w:headerReference r:id="rId7" w:type="default"/>
-          <w:footerReference r:id="rId8" w:type="default"/>
+          <w:headerReference w:type="default" r:id="rId6"/>
+          <w:footerReference w:type="default" r:id="rId7"/>
           <w:pgSz w:w="11906" w:h="16839"/>
           <w:pgMar w:top="1240" w:right="1624" w:bottom="1157" w:left="1624" w:header="0" w:footer="990" w:gutter="0"/>
-          <w:cols w:space="720" w:num="1"/>
+          <w:cols w:num="1" w:space="720"/>
         </w:sectPr>
       </w:pPr>
     </w:p>
     <w:p>
       <w:pPr>
-        <w:pStyle w:val="26"/>
+        <w:pStyle w:val="1"/>
         <w:bidi w:val="0"/>
       </w:pPr>
       <w:bookmarkStart w:id="3" w:name="_Toc16710"/>
@@ -1664,8 +1638,8 @@
         </w:rPr>
         <w:t>服</w:t>
       </w:r>
-      <w:bookmarkStart w:id="11" w:name="_GoBack"/>
-      <w:bookmarkEnd w:id="11"/>
+      <w:bookmarkStart w:id="4" w:name="_GoBack"/>
+      <w:bookmarkEnd w:id="4"/>
       <w:r>
         <w:rPr>
           <w:rFonts w:hint="eastAsia"/>
@@ -1694,18 +1668,18 @@
         <w:adjustRightInd w:val="0"/>
         <w:snapToGrid w:val="0"/>
         <w:spacing w:line="360" w:lineRule="auto"/>
-        <w:ind w:left="0" w:right="0" w:firstLine="476" w:firstLineChars="200"/>
+        <w:ind w:left="0" w:right="0" w:firstLine="420" w:firstLineChars="200"/>
         <w:jc w:val="left"/>
         <w:textAlignment w:val="baseline"/>
         <w:rPr>
-          <w:rFonts w:ascii="宋体" w:hAnsi="宋体" w:eastAsia="宋体" w:cs="宋体"/>
+          <w:rFonts w:ascii="宋体" w:eastAsia="宋体" w:hAnsi="宋体" w:cs="宋体"/>
           <w:sz w:val="24"/>
           <w:szCs w:val="24"/>
         </w:rPr>
       </w:pPr>
       <w:r>
         <w:rPr>
-          <w:rFonts w:hint="eastAsia" w:ascii="宋体" w:hAnsi="宋体" w:eastAsia="宋体" w:cs="宋体"/>
+          <w:rFonts w:ascii="宋体" w:eastAsia="宋体" w:hAnsi="宋体" w:cs="宋体" w:hint="eastAsia"/>
           <w:spacing w:val="-1"/>
           <w:sz w:val="24"/>
           <w:szCs w:val="24"/>
@@ -1715,7 +1689,7 @@
       </w:r>
       <w:r>
         <w:rPr>
-          <w:rFonts w:ascii="宋体" w:hAnsi="宋体" w:eastAsia="宋体" w:cs="宋体"/>
+          <w:rFonts w:ascii="宋体" w:eastAsia="宋体" w:hAnsi="宋体" w:cs="宋体"/>
           <w:spacing w:val="-1"/>
           <w:sz w:val="24"/>
           <w:szCs w:val="24"/>
@@ -1724,7 +1698,7 @@
       </w:r>
       <w:r>
         <w:rPr>
-          <w:rFonts w:hint="eastAsia" w:ascii="宋体" w:hAnsi="宋体" w:eastAsia="宋体" w:cs="宋体"/>
+          <w:rFonts w:ascii="宋体" w:eastAsia="宋体" w:hAnsi="宋体" w:cs="宋体" w:hint="eastAsia"/>
           <w:sz w:val="24"/>
           <w:szCs w:val="24"/>
           <w:lang w:eastAsia="zh-CN"/>
@@ -1733,7 +1707,7 @@
       </w:r>
       <w:r>
         <w:rPr>
-          <w:rFonts w:ascii="宋体" w:hAnsi="宋体" w:eastAsia="宋体" w:cs="宋体"/>
+          <w:rFonts w:ascii="宋体" w:eastAsia="宋体" w:hAnsi="宋体" w:cs="宋体"/>
           <w:sz w:val="24"/>
           <w:szCs w:val="24"/>
         </w:rPr>
@@ -1741,7 +1715,7 @@
       </w:r>
       <w:r>
         <w:rPr>
-          <w:rFonts w:ascii="宋体" w:hAnsi="宋体" w:eastAsia="宋体" w:cs="宋体"/>
+          <w:rFonts w:ascii="宋体" w:eastAsia="宋体" w:hAnsi="宋体" w:cs="宋体"/>
           <w:spacing w:val="-1"/>
           <w:sz w:val="24"/>
           <w:szCs w:val="24"/>
@@ -1750,7 +1724,7 @@
       </w:r>
       <w:r>
         <w:rPr>
-          <w:rFonts w:hint="eastAsia" w:ascii="宋体" w:hAnsi="宋体" w:eastAsia="宋体" w:cs="宋体"/>
+          <w:rFonts w:ascii="宋体" w:eastAsia="宋体" w:hAnsi="宋体" w:cs="宋体" w:hint="eastAsia"/>
           <w:spacing w:val="-1"/>
           <w:sz w:val="24"/>
           <w:szCs w:val="24"/>
@@ -1760,7 +1734,7 @@
       </w:r>
       <w:r>
         <w:rPr>
-          <w:rFonts w:ascii="宋体" w:hAnsi="宋体" w:eastAsia="宋体" w:cs="宋体"/>
+          <w:rFonts w:ascii="宋体" w:eastAsia="宋体" w:hAnsi="宋体" w:cs="宋体"/>
           <w:sz w:val="24"/>
           <w:szCs w:val="24"/>
         </w:rPr>
@@ -1768,7 +1742,7 @@
       </w:r>
       <w:r>
         <w:rPr>
-          <w:rFonts w:ascii="宋体" w:hAnsi="宋体" w:eastAsia="宋体" w:cs="宋体"/>
+          <w:rFonts w:ascii="宋体" w:eastAsia="宋体" w:hAnsi="宋体" w:cs="宋体"/>
           <w:spacing w:val="-1"/>
           <w:sz w:val="24"/>
           <w:szCs w:val="24"/>
@@ -1777,7 +1751,7 @@
       </w:r>
       <w:r>
         <w:rPr>
-          <w:rFonts w:hint="eastAsia" w:ascii="宋体" w:hAnsi="宋体" w:eastAsia="宋体" w:cs="宋体"/>
+          <w:rFonts w:ascii="宋体" w:eastAsia="宋体" w:hAnsi="宋体" w:cs="宋体" w:hint="eastAsia"/>
           <w:spacing w:val="-1"/>
           <w:sz w:val="24"/>
           <w:szCs w:val="24"/>
@@ -1787,7 +1761,7 @@
       </w:r>
       <w:r>
         <w:rPr>
-          <w:rFonts w:ascii="宋体" w:hAnsi="宋体" w:eastAsia="宋体" w:cs="宋体"/>
+          <w:rFonts w:ascii="宋体" w:eastAsia="宋体" w:hAnsi="宋体" w:cs="宋体"/>
           <w:sz w:val="24"/>
           <w:szCs w:val="24"/>
         </w:rPr>
@@ -1795,7 +1769,7 @@
       </w:r>
       <w:r>
         <w:rPr>
-          <w:rFonts w:hint="eastAsia" w:ascii="宋体" w:hAnsi="宋体" w:eastAsia="宋体" w:cs="宋体"/>
+          <w:rFonts w:ascii="宋体" w:eastAsia="宋体" w:hAnsi="宋体" w:cs="宋体" w:hint="eastAsia"/>
           <w:sz w:val="24"/>
           <w:szCs w:val="24"/>
           <w:lang w:val="en-US" w:eastAsia="zh-CN"/>
@@ -1804,7 +1778,7 @@
       </w:r>
       <w:r>
         <w:rPr>
-          <w:rFonts w:ascii="宋体" w:hAnsi="宋体" w:eastAsia="宋体" w:cs="宋体"/>
+          <w:rFonts w:ascii="宋体" w:eastAsia="宋体" w:hAnsi="宋体" w:cs="宋体"/>
           <w:sz w:val="24"/>
           <w:szCs w:val="24"/>
         </w:rPr>
@@ -1812,7 +1786,7 @@
       </w:r>
       <w:r>
         <w:rPr>
-          <w:rFonts w:hint="eastAsia" w:ascii="宋体" w:hAnsi="宋体" w:eastAsia="宋体" w:cs="宋体"/>
+          <w:rFonts w:ascii="宋体" w:eastAsia="宋体" w:hAnsi="宋体" w:cs="宋体" w:hint="eastAsia"/>
           <w:spacing w:val="-1"/>
           <w:sz w:val="24"/>
           <w:szCs w:val="24"/>
@@ -1822,7 +1796,7 @@
       </w:r>
       <w:r>
         <w:rPr>
-          <w:rFonts w:ascii="宋体" w:hAnsi="宋体" w:eastAsia="宋体" w:cs="宋体"/>
+          <w:rFonts w:ascii="宋体" w:eastAsia="宋体" w:hAnsi="宋体" w:cs="宋体"/>
           <w:spacing w:val="-1"/>
           <w:sz w:val="24"/>
           <w:szCs w:val="24"/>
@@ -1831,7 +1805,7 @@
       </w:r>
       <w:r>
         <w:rPr>
-          <w:rFonts w:ascii="宋体" w:hAnsi="宋体" w:eastAsia="宋体" w:cs="宋体"/>
+          <w:rFonts w:ascii="宋体" w:eastAsia="宋体" w:hAnsi="宋体" w:cs="宋体"/>
           <w:sz w:val="24"/>
           <w:szCs w:val="24"/>
         </w:rPr>
@@ -1839,7 +1813,7 @@
       </w:r>
       <w:r>
         <w:rPr>
-          <w:rFonts w:hint="eastAsia" w:ascii="宋体" w:hAnsi="宋体" w:eastAsia="宋体" w:cs="宋体"/>
+          <w:rFonts w:ascii="宋体" w:eastAsia="宋体" w:hAnsi="宋体" w:cs="宋体" w:hint="eastAsia"/>
           <w:sz w:val="24"/>
           <w:szCs w:val="24"/>
           <w:lang w:val="en-US" w:eastAsia="zh-CN"/>
@@ -1848,7 +1822,7 @@
       </w:r>
       <w:r>
         <w:rPr>
-          <w:rFonts w:ascii="宋体" w:hAnsi="宋体" w:eastAsia="宋体" w:cs="宋体"/>
+          <w:rFonts w:ascii="宋体" w:eastAsia="宋体" w:hAnsi="宋体" w:cs="宋体"/>
           <w:sz w:val="24"/>
           <w:szCs w:val="24"/>
         </w:rPr>
@@ -1856,7 +1830,7 @@
       </w:r>
       <w:r>
         <w:rPr>
-          <w:rFonts w:ascii="宋体" w:hAnsi="宋体" w:eastAsia="宋体" w:cs="宋体"/>
+          <w:rFonts w:ascii="宋体" w:eastAsia="宋体" w:hAnsi="宋体" w:cs="宋体"/>
           <w:spacing w:val="-1"/>
           <w:sz w:val="24"/>
           <w:szCs w:val="24"/>
@@ -1865,7 +1839,7 @@
       </w:r>
       <w:r>
         <w:rPr>
-          <w:rFonts w:hint="eastAsia" w:ascii="宋体" w:hAnsi="宋体" w:eastAsia="宋体" w:cs="宋体"/>
+          <w:rFonts w:ascii="宋体" w:eastAsia="宋体" w:hAnsi="宋体" w:cs="宋体" w:hint="eastAsia"/>
           <w:spacing w:val="-1"/>
           <w:sz w:val="24"/>
           <w:szCs w:val="24"/>
@@ -1875,7 +1849,7 @@
       </w:r>
       <w:r>
         <w:rPr>
-          <w:rFonts w:ascii="宋体" w:hAnsi="宋体" w:eastAsia="宋体" w:cs="宋体"/>
+          <w:rFonts w:ascii="宋体" w:eastAsia="宋体" w:hAnsi="宋体" w:cs="宋体"/>
           <w:spacing w:val="-10"/>
           <w:sz w:val="24"/>
           <w:szCs w:val="24"/>
@@ -1899,18 +1873,18 @@
         <w:adjustRightInd w:val="0"/>
         <w:snapToGrid w:val="0"/>
         <w:spacing w:line="360" w:lineRule="auto"/>
-        <w:ind w:left="0" w:right="0" w:firstLine="472" w:firstLineChars="200"/>
+        <w:ind w:left="0" w:right="0" w:firstLine="420" w:firstLineChars="200"/>
         <w:jc w:val="left"/>
         <w:textAlignment w:val="baseline"/>
         <w:rPr>
-          <w:rFonts w:ascii="宋体" w:hAnsi="宋体" w:eastAsia="宋体" w:cs="宋体"/>
+          <w:rFonts w:ascii="宋体" w:eastAsia="宋体" w:hAnsi="宋体" w:cs="宋体"/>
           <w:sz w:val="24"/>
           <w:szCs w:val="24"/>
         </w:rPr>
       </w:pPr>
       <w:r>
         <w:rPr>
-          <w:rFonts w:ascii="宋体" w:hAnsi="宋体" w:eastAsia="宋体" w:cs="宋体"/>
+          <w:rFonts w:ascii="宋体" w:eastAsia="宋体" w:hAnsi="宋体" w:cs="宋体"/>
           <w:spacing w:val="-2"/>
           <w:sz w:val="24"/>
           <w:szCs w:val="24"/>
@@ -1919,7 +1893,7 @@
       </w:r>
       <w:r>
         <w:rPr>
-          <w:rFonts w:hint="eastAsia" w:ascii="宋体" w:hAnsi="宋体" w:eastAsia="宋体" w:cs="宋体"/>
+          <w:rFonts w:ascii="宋体" w:eastAsia="宋体" w:hAnsi="宋体" w:cs="宋体" w:hint="eastAsia"/>
           <w:spacing w:val="-2"/>
           <w:sz w:val="24"/>
           <w:szCs w:val="24"/>
@@ -1929,7 +1903,7 @@
       </w:r>
       <w:r>
         <w:rPr>
-          <w:rFonts w:ascii="宋体" w:hAnsi="宋体" w:eastAsia="宋体" w:cs="宋体"/>
+          <w:rFonts w:ascii="宋体" w:eastAsia="宋体" w:hAnsi="宋体" w:cs="宋体"/>
           <w:spacing w:val="-2"/>
           <w:sz w:val="24"/>
           <w:szCs w:val="24"/>
@@ -1938,7 +1912,7 @@
       </w:r>
       <w:r>
         <w:rPr>
-          <w:rFonts w:ascii="宋体" w:hAnsi="宋体" w:eastAsia="宋体" w:cs="宋体"/>
+          <w:rFonts w:ascii="宋体" w:eastAsia="宋体" w:hAnsi="宋体" w:cs="宋体"/>
           <w:sz w:val="24"/>
           <w:szCs w:val="24"/>
         </w:rPr>
@@ -1946,7 +1920,7 @@
       </w:r>
       <w:r>
         <w:rPr>
-          <w:rFonts w:ascii="宋体" w:hAnsi="宋体" w:eastAsia="宋体" w:cs="宋体"/>
+          <w:rFonts w:ascii="宋体" w:eastAsia="宋体" w:hAnsi="宋体" w:cs="宋体"/>
           <w:spacing w:val="-1"/>
           <w:sz w:val="24"/>
           <w:szCs w:val="24"/>
@@ -1955,7 +1929,7 @@
       </w:r>
       <w:r>
         <w:rPr>
-          <w:rFonts w:ascii="宋体" w:hAnsi="宋体" w:eastAsia="宋体" w:cs="宋体"/>
+          <w:rFonts w:ascii="宋体" w:eastAsia="宋体" w:hAnsi="宋体" w:cs="宋体"/>
           <w:spacing w:val="-2"/>
           <w:sz w:val="24"/>
           <w:szCs w:val="24"/>
@@ -1979,18 +1953,18 @@
         <w:adjustRightInd w:val="0"/>
         <w:snapToGrid w:val="0"/>
         <w:spacing w:line="360" w:lineRule="auto"/>
-        <w:ind w:left="0" w:right="0" w:firstLine="472" w:firstLineChars="200"/>
+        <w:ind w:left="0" w:right="0" w:firstLine="420" w:firstLineChars="200"/>
         <w:jc w:val="left"/>
         <w:textAlignment w:val="baseline"/>
         <w:rPr>
-          <w:rFonts w:ascii="宋体" w:hAnsi="宋体" w:eastAsia="宋体" w:cs="宋体"/>
+          <w:rFonts w:ascii="宋体" w:eastAsia="宋体" w:hAnsi="宋体" w:cs="宋体"/>
           <w:sz w:val="24"/>
           <w:szCs w:val="24"/>
         </w:rPr>
       </w:pPr>
       <w:r>
         <w:rPr>
-          <w:rFonts w:ascii="宋体" w:hAnsi="宋体" w:eastAsia="宋体" w:cs="宋体"/>
+          <w:rFonts w:ascii="宋体" w:eastAsia="宋体" w:hAnsi="宋体" w:cs="宋体"/>
           <w:spacing w:val="-2"/>
           <w:sz w:val="24"/>
           <w:szCs w:val="24"/>
@@ -1999,7 +1973,7 @@
       </w:r>
       <w:r>
         <w:rPr>
-          <w:rFonts w:hint="eastAsia" w:ascii="宋体" w:hAnsi="宋体" w:eastAsia="宋体" w:cs="宋体"/>
+          <w:rFonts w:ascii="宋体" w:eastAsia="宋体" w:hAnsi="宋体" w:cs="宋体" w:hint="eastAsia"/>
           <w:spacing w:val="-2"/>
           <w:sz w:val="24"/>
           <w:szCs w:val="24"/>
@@ -2009,7 +1983,7 @@
       </w:r>
       <w:r>
         <w:rPr>
-          <w:rFonts w:ascii="宋体" w:hAnsi="宋体" w:eastAsia="宋体" w:cs="宋体"/>
+          <w:rFonts w:ascii="宋体" w:eastAsia="宋体" w:hAnsi="宋体" w:cs="宋体"/>
           <w:spacing w:val="-2"/>
           <w:sz w:val="24"/>
           <w:szCs w:val="24"/>
@@ -2033,18 +2007,18 @@
         <w:adjustRightInd w:val="0"/>
         <w:snapToGrid w:val="0"/>
         <w:spacing w:line="360" w:lineRule="auto"/>
-        <w:ind w:left="0" w:right="0" w:firstLine="472" w:firstLineChars="200"/>
+        <w:ind w:left="0" w:right="0" w:firstLine="420" w:firstLineChars="200"/>
         <w:jc w:val="left"/>
         <w:textAlignment w:val="baseline"/>
         <w:rPr>
-          <w:rFonts w:ascii="宋体" w:hAnsi="宋体" w:eastAsia="宋体" w:cs="宋体"/>
+          <w:rFonts w:ascii="宋体" w:eastAsia="宋体" w:hAnsi="宋体" w:cs="宋体"/>
           <w:sz w:val="24"/>
           <w:szCs w:val="24"/>
         </w:rPr>
       </w:pPr>
       <w:r>
         <w:rPr>
-          <w:rFonts w:ascii="宋体" w:hAnsi="宋体" w:eastAsia="宋体" w:cs="宋体"/>
+          <w:rFonts w:ascii="宋体" w:eastAsia="宋体" w:hAnsi="宋体" w:cs="宋体"/>
           <w:spacing w:val="-2"/>
           <w:sz w:val="24"/>
           <w:szCs w:val="24"/>
@@ -2053,7 +2027,7 @@
       </w:r>
       <w:r>
         <w:rPr>
-          <w:rFonts w:hint="eastAsia" w:ascii="宋体" w:hAnsi="宋体" w:eastAsia="宋体" w:cs="宋体"/>
+          <w:rFonts w:ascii="宋体" w:eastAsia="宋体" w:hAnsi="宋体" w:cs="宋体" w:hint="eastAsia"/>
           <w:spacing w:val="-2"/>
           <w:sz w:val="24"/>
           <w:szCs w:val="24"/>
@@ -2063,7 +2037,7 @@
       </w:r>
       <w:r>
         <w:rPr>
-          <w:rFonts w:ascii="宋体" w:hAnsi="宋体" w:eastAsia="宋体" w:cs="宋体"/>
+          <w:rFonts w:ascii="宋体" w:eastAsia="宋体" w:hAnsi="宋体" w:cs="宋体"/>
           <w:spacing w:val="-2"/>
           <w:sz w:val="24"/>
           <w:szCs w:val="24"/>
@@ -2072,7 +2046,7 @@
       </w:r>
       <w:r>
         <w:rPr>
-          <w:rFonts w:ascii="宋体" w:hAnsi="宋体" w:eastAsia="宋体" w:cs="宋体"/>
+          <w:rFonts w:ascii="宋体" w:eastAsia="宋体" w:hAnsi="宋体" w:cs="宋体"/>
           <w:spacing w:val="-3"/>
           <w:sz w:val="24"/>
           <w:szCs w:val="24"/>
@@ -2081,7 +2055,7 @@
       </w:r>
       <w:r>
         <w:rPr>
-          <w:rFonts w:ascii="宋体" w:hAnsi="宋体" w:eastAsia="宋体" w:cs="宋体"/>
+          <w:rFonts w:ascii="宋体" w:eastAsia="宋体" w:hAnsi="宋体" w:cs="宋体"/>
           <w:sz w:val="24"/>
           <w:szCs w:val="24"/>
         </w:rPr>
@@ -2089,7 +2063,7 @@
       </w:r>
       <w:r>
         <w:rPr>
-          <w:rFonts w:ascii="宋体" w:hAnsi="宋体" w:eastAsia="宋体" w:cs="宋体"/>
+          <w:rFonts w:ascii="宋体" w:eastAsia="宋体" w:hAnsi="宋体" w:cs="宋体"/>
           <w:spacing w:val="-1"/>
           <w:sz w:val="24"/>
           <w:szCs w:val="24"/>
@@ -2098,7 +2072,7 @@
       </w:r>
       <w:r>
         <w:rPr>
-          <w:rFonts w:hint="eastAsia" w:ascii="宋体" w:hAnsi="宋体" w:eastAsia="宋体" w:cs="宋体"/>
+          <w:rFonts w:ascii="宋体" w:eastAsia="宋体" w:hAnsi="宋体" w:cs="宋体" w:hint="eastAsia"/>
           <w:spacing w:val="-1"/>
           <w:sz w:val="24"/>
           <w:szCs w:val="24"/>
@@ -2108,7 +2082,7 @@
       </w:r>
       <w:r>
         <w:rPr>
-          <w:rFonts w:ascii="宋体" w:hAnsi="宋体" w:eastAsia="宋体" w:cs="宋体"/>
+          <w:rFonts w:ascii="宋体" w:eastAsia="宋体" w:hAnsi="宋体" w:cs="宋体"/>
           <w:spacing w:val="-1"/>
           <w:sz w:val="24"/>
           <w:szCs w:val="24"/>
@@ -2117,7 +2091,7 @@
       </w:r>
       <w:r>
         <w:rPr>
-          <w:rFonts w:ascii="宋体" w:hAnsi="宋体" w:eastAsia="宋体" w:cs="宋体"/>
+          <w:rFonts w:ascii="宋体" w:eastAsia="宋体" w:hAnsi="宋体" w:cs="宋体"/>
           <w:spacing w:val="-3"/>
           <w:sz w:val="24"/>
           <w:szCs w:val="24"/>
@@ -2127,10 +2101,10 @@
     </w:p>
     <w:p>
       <w:pPr>
-        <w:pStyle w:val="26"/>
+        <w:pStyle w:val="1"/>
         <w:bidi w:val="0"/>
       </w:pPr>
-      <w:bookmarkStart w:id="4" w:name="_Toc29550"/>
+      <w:bookmarkStart w:id="5" w:name="_Toc29550"/>
       <w:r>
         <w:rPr>
           <w:rFonts w:hint="eastAsia"/>
@@ -2140,245 +2114,6 @@
       </w:r>
       <w:r>
         <w:t>的管理</w:t>
-      </w:r>
-      <w:bookmarkEnd w:id="4"/>
-    </w:p>
-    <w:p>
-      <w:pPr>
-        <w:keepNext w:val="0"/>
-        <w:keepLines w:val="0"/>
-        <w:pageBreakBefore w:val="0"/>
-        <w:widowControl/>
-        <w:kinsoku w:val="0"/>
-        <w:wordWrap/>
-        <w:overflowPunct/>
-        <w:topLinePunct w:val="0"/>
-        <w:autoSpaceDE w:val="0"/>
-        <w:autoSpaceDN w:val="0"/>
-        <w:bidi w:val="0"/>
-        <w:adjustRightInd w:val="0"/>
-        <w:snapToGrid w:val="0"/>
-        <w:spacing w:line="360" w:lineRule="auto"/>
-        <w:ind w:left="0" w:right="0" w:firstLine="468" w:firstLineChars="200"/>
-        <w:jc w:val="left"/>
-        <w:textAlignment w:val="baseline"/>
-      </w:pPr>
-      <w:r>
-        <w:rPr>
-          <w:rFonts w:ascii="宋体" w:hAnsi="宋体" w:eastAsia="宋体" w:cs="宋体"/>
-          <w:spacing w:val="-3"/>
-          <w:sz w:val="24"/>
-          <w:szCs w:val="24"/>
-        </w:rPr>
-        <w:t>公司</w:t>
-      </w:r>
-      <w:r>
-        <w:rPr>
-          <w:rFonts w:hint="eastAsia" w:ascii="宋体" w:hAnsi="宋体" w:eastAsia="宋体" w:cs="宋体"/>
-          <w:spacing w:val="-3"/>
-          <w:sz w:val="24"/>
-          <w:szCs w:val="24"/>
-          <w:lang w:eastAsia="zh-CN"/>
-        </w:rPr>
-        <w:t>服务知识</w:t>
-      </w:r>
-      <w:r>
-        <w:rPr>
-          <w:rFonts w:ascii="宋体" w:hAnsi="宋体" w:eastAsia="宋体" w:cs="宋体"/>
-          <w:spacing w:val="-3"/>
-          <w:sz w:val="24"/>
-          <w:szCs w:val="24"/>
-        </w:rPr>
-        <w:t>的管理是通过</w:t>
-      </w:r>
-      <w:r>
-        <w:rPr>
-          <w:rFonts w:hint="eastAsia" w:ascii="宋体" w:hAnsi="宋体" w:eastAsia="宋体" w:cs="宋体"/>
-          <w:spacing w:val="-3"/>
-          <w:sz w:val="24"/>
-          <w:szCs w:val="24"/>
-          <w:lang w:val="en-US" w:eastAsia="zh-CN"/>
-        </w:rPr>
-        <w:t>360安全云数字化协作平台</w:t>
-      </w:r>
-      <w:r>
-        <w:rPr>
-          <w:rFonts w:ascii="宋体" w:hAnsi="宋体" w:eastAsia="宋体" w:cs="宋体"/>
-          <w:spacing w:val="-3"/>
-          <w:sz w:val="24"/>
-          <w:szCs w:val="24"/>
-        </w:rPr>
-        <w:t>的</w:t>
-      </w:r>
-      <w:r>
-        <w:rPr>
-          <w:rFonts w:hint="eastAsia" w:ascii="宋体" w:hAnsi="宋体" w:eastAsia="宋体" w:cs="宋体"/>
-          <w:spacing w:val="-3"/>
-          <w:sz w:val="24"/>
-          <w:szCs w:val="24"/>
-          <w:lang w:eastAsia="zh-CN"/>
-        </w:rPr>
-        <w:t>服务知识</w:t>
-      </w:r>
-      <w:r>
-        <w:rPr>
-          <w:rFonts w:ascii="宋体" w:hAnsi="宋体" w:eastAsia="宋体" w:cs="宋体"/>
-          <w:spacing w:val="-3"/>
-          <w:sz w:val="24"/>
-          <w:szCs w:val="24"/>
-        </w:rPr>
-        <w:t>管理模块。在工单建立的过程中，可以从</w:t>
-      </w:r>
-      <w:r>
-        <w:rPr>
-          <w:rFonts w:hint="eastAsia" w:ascii="宋体" w:hAnsi="宋体" w:eastAsia="宋体" w:cs="宋体"/>
-          <w:spacing w:val="-3"/>
-          <w:sz w:val="24"/>
-          <w:szCs w:val="24"/>
-          <w:lang w:eastAsia="zh-CN"/>
-        </w:rPr>
-        <w:t>服务知识</w:t>
-      </w:r>
-      <w:r>
-        <w:rPr>
-          <w:rFonts w:ascii="宋体" w:hAnsi="宋体" w:eastAsia="宋体" w:cs="宋体"/>
-          <w:spacing w:val="-3"/>
-          <w:sz w:val="24"/>
-          <w:szCs w:val="24"/>
-        </w:rPr>
-        <w:t>中搜索匹配的相关知识，提高了运维工程师的故障处理效率。在工单关闭时，运维工程师可以将好的解决经验转换为知识，供其他运维人员使用。通过</w:t>
-      </w:r>
-      <w:r>
-        <w:rPr>
-          <w:rFonts w:hint="eastAsia" w:ascii="宋体" w:hAnsi="宋体" w:eastAsia="宋体" w:cs="宋体"/>
-          <w:spacing w:val="-3"/>
-          <w:sz w:val="24"/>
-          <w:szCs w:val="24"/>
-          <w:lang w:eastAsia="zh-CN"/>
-        </w:rPr>
-        <w:t>服务知识</w:t>
-      </w:r>
-      <w:r>
-        <w:rPr>
-          <w:rFonts w:ascii="宋体" w:hAnsi="宋体" w:eastAsia="宋体" w:cs="宋体"/>
-          <w:spacing w:val="-3"/>
-          <w:sz w:val="24"/>
-          <w:szCs w:val="24"/>
-        </w:rPr>
-        <w:t>管理功能，IT部门主管可以方便的了解每位工程师的知识贡献排名，确保知识流传工作可以正常运转。</w:t>
-      </w:r>
-      <w:r>
-        <w:rPr>
-          <w:rFonts w:hint="eastAsia" w:ascii="宋体" w:hAnsi="宋体" w:eastAsia="宋体" w:cs="宋体"/>
-          <w:spacing w:val="-3"/>
-          <w:sz w:val="24"/>
-          <w:szCs w:val="24"/>
-          <w:lang w:eastAsia="zh-CN"/>
-        </w:rPr>
-        <w:t>服务知识</w:t>
-      </w:r>
-      <w:r>
-        <w:rPr>
-          <w:rFonts w:ascii="宋体" w:hAnsi="宋体" w:eastAsia="宋体" w:cs="宋体"/>
-          <w:spacing w:val="-3"/>
-          <w:sz w:val="24"/>
-          <w:szCs w:val="24"/>
-        </w:rPr>
-        <w:t>按照多个级别进行分类，分类信息将和事件模块，问题模块，配置模块保持一致，方便用户快捷检索。</w:t>
-      </w:r>
-      <w:r>
-        <w:rPr>
-          <w:rFonts w:hint="eastAsia" w:ascii="宋体" w:hAnsi="宋体" w:eastAsia="宋体" w:cs="宋体"/>
-          <w:spacing w:val="-3"/>
-          <w:sz w:val="24"/>
-          <w:szCs w:val="24"/>
-          <w:lang w:eastAsia="zh-CN"/>
-        </w:rPr>
-        <w:t>服务知识</w:t>
-      </w:r>
-      <w:r>
-        <w:rPr>
-          <w:rFonts w:ascii="宋体" w:hAnsi="宋体" w:eastAsia="宋体" w:cs="宋体"/>
-          <w:spacing w:val="-3"/>
-          <w:sz w:val="24"/>
-          <w:szCs w:val="24"/>
-        </w:rPr>
-        <w:t>管理员可以设定知识共享范围，只有在该范围内的支持人员可以共享该知识条目。</w:t>
-      </w:r>
-    </w:p>
-    <w:p>
-      <w:pPr>
-        <w:keepNext w:val="0"/>
-        <w:keepLines w:val="0"/>
-        <w:pageBreakBefore w:val="0"/>
-        <w:widowControl/>
-        <w:kinsoku w:val="0"/>
-        <w:wordWrap/>
-        <w:overflowPunct/>
-        <w:topLinePunct w:val="0"/>
-        <w:autoSpaceDE w:val="0"/>
-        <w:autoSpaceDN w:val="0"/>
-        <w:bidi w:val="0"/>
-        <w:adjustRightInd w:val="0"/>
-        <w:snapToGrid w:val="0"/>
-        <w:spacing w:line="360" w:lineRule="auto"/>
-        <w:ind w:left="0" w:right="0" w:firstLine="468" w:firstLineChars="200"/>
-        <w:jc w:val="left"/>
-        <w:textAlignment w:val="baseline"/>
-        <w:rPr>
-          <w:rFonts w:ascii="宋体" w:hAnsi="宋体" w:eastAsia="宋体" w:cs="宋体"/>
-          <w:spacing w:val="-3"/>
-          <w:sz w:val="24"/>
-          <w:szCs w:val="24"/>
-        </w:rPr>
-      </w:pPr>
-      <w:r>
-        <w:rPr>
-          <w:rFonts w:hint="eastAsia" w:ascii="宋体" w:hAnsi="宋体" w:eastAsia="宋体" w:cs="宋体"/>
-          <w:spacing w:val="-3"/>
-          <w:sz w:val="24"/>
-          <w:szCs w:val="24"/>
-          <w:lang w:val="en-US" w:eastAsia="zh-CN"/>
-        </w:rPr>
-        <w:t>处置方案建议生成对应的服务知识。</w:t>
-      </w:r>
-      <w:r>
-        <w:rPr>
-          <w:rFonts w:ascii="宋体" w:hAnsi="宋体" w:eastAsia="宋体" w:cs="宋体"/>
-          <w:spacing w:val="-3"/>
-          <w:sz w:val="24"/>
-          <w:szCs w:val="24"/>
-        </w:rPr>
-        <w:t>ITSS对</w:t>
-      </w:r>
-      <w:r>
-        <w:rPr>
-          <w:rFonts w:hint="eastAsia" w:ascii="宋体" w:hAnsi="宋体" w:eastAsia="宋体" w:cs="宋体"/>
-          <w:spacing w:val="-3"/>
-          <w:sz w:val="24"/>
-          <w:szCs w:val="24"/>
-          <w:lang w:eastAsia="zh-CN"/>
-        </w:rPr>
-        <w:t>服务知识</w:t>
-      </w:r>
-      <w:r>
-        <w:rPr>
-          <w:rFonts w:ascii="宋体" w:hAnsi="宋体" w:eastAsia="宋体" w:cs="宋体"/>
-          <w:spacing w:val="-3"/>
-          <w:sz w:val="24"/>
-          <w:szCs w:val="24"/>
-        </w:rPr>
-        <w:t>的管理要求，实现知识生命周期的有序管理。对公司的运维服务有几方面提升:</w:t>
-      </w:r>
-    </w:p>
-    <w:p>
-      <w:pPr>
-        <w:pStyle w:val="28"/>
-        <w:bidi w:val="0"/>
-      </w:pPr>
-      <w:bookmarkStart w:id="5" w:name="_Toc13156"/>
-      <w:r>
-        <w:t>知识及经验的积累</w:t>
       </w:r>
       <w:bookmarkEnd w:id="5"/>
     </w:p>
@@ -2398,28 +2133,22 @@
         <w:adjustRightInd w:val="0"/>
         <w:snapToGrid w:val="0"/>
         <w:spacing w:line="360" w:lineRule="auto"/>
-        <w:ind w:left="0" w:right="0" w:firstLine="468" w:firstLineChars="200"/>
+        <w:ind w:left="0" w:right="0" w:firstLine="420" w:firstLineChars="200"/>
         <w:jc w:val="left"/>
         <w:textAlignment w:val="baseline"/>
-        <w:rPr>
-          <w:rFonts w:ascii="宋体" w:hAnsi="宋体" w:eastAsia="宋体" w:cs="宋体"/>
-          <w:spacing w:val="-3"/>
-          <w:sz w:val="24"/>
-          <w:szCs w:val="24"/>
-        </w:rPr>
       </w:pPr>
       <w:r>
         <w:rPr>
-          <w:rFonts w:ascii="宋体" w:hAnsi="宋体" w:eastAsia="宋体" w:cs="宋体"/>
-          <w:spacing w:val="-3"/>
-          <w:sz w:val="24"/>
-          <w:szCs w:val="24"/>
-        </w:rPr>
-        <w:t>将存在于每个员工身上的有用的方法和技能征集上来。对于一些业务骨干和技术能手来说他们是不愿意将自己的知识技能传给其他员工的。通过</w:t>
-      </w:r>
-      <w:r>
-        <w:rPr>
-          <w:rFonts w:hint="eastAsia" w:ascii="宋体" w:hAnsi="宋体" w:eastAsia="宋体" w:cs="宋体"/>
+          <w:rFonts w:ascii="宋体" w:eastAsia="宋体" w:hAnsi="宋体" w:cs="宋体"/>
+          <w:spacing w:val="-3"/>
+          <w:sz w:val="24"/>
+          <w:szCs w:val="24"/>
+        </w:rPr>
+        <w:t>公司</w:t>
+      </w:r>
+      <w:r>
+        <w:rPr>
+          <w:rFonts w:ascii="宋体" w:eastAsia="宋体" w:hAnsi="宋体" w:cs="宋体" w:hint="eastAsia"/>
           <w:spacing w:val="-3"/>
           <w:sz w:val="24"/>
           <w:szCs w:val="24"/>
@@ -2429,16 +2158,35 @@
       </w:r>
       <w:r>
         <w:rPr>
-          <w:rFonts w:ascii="宋体" w:hAnsi="宋体" w:eastAsia="宋体" w:cs="宋体"/>
-          <w:spacing w:val="-3"/>
-          <w:sz w:val="24"/>
-          <w:szCs w:val="24"/>
-        </w:rPr>
-        <w:t>的建设可以将他们的方法技能上传到企业的</w:t>
-      </w:r>
-      <w:r>
-        <w:rPr>
-          <w:rFonts w:hint="eastAsia" w:ascii="宋体" w:hAnsi="宋体" w:eastAsia="宋体" w:cs="宋体"/>
+          <w:rFonts w:ascii="宋体" w:eastAsia="宋体" w:hAnsi="宋体" w:cs="宋体"/>
+          <w:spacing w:val="-3"/>
+          <w:sz w:val="24"/>
+          <w:szCs w:val="24"/>
+        </w:rPr>
+        <w:t>的管理是通过</w:t>
+      </w:r>
+      <w:r>
+        <w:rPr>
+          <w:rFonts w:ascii="宋体" w:eastAsia="宋体" w:hAnsi="宋体" w:cs="宋体" w:hint="eastAsia"/>
+          <w:spacing w:val="-3"/>
+          <w:sz w:val="24"/>
+          <w:szCs w:val="24"/>
+          <w:lang w:val="en-US" w:eastAsia="zh-CN"/>
+        </w:rPr>
+        <w:t>360安全云数字化协作平台</w:t>
+      </w:r>
+      <w:r>
+        <w:rPr>
+          <w:rFonts w:ascii="宋体" w:eastAsia="宋体" w:hAnsi="宋体" w:cs="宋体"/>
+          <w:spacing w:val="-3"/>
+          <w:sz w:val="24"/>
+          <w:szCs w:val="24"/>
+        </w:rPr>
+        <w:t>的</w:t>
+      </w:r>
+      <w:r>
+        <w:rPr>
+          <w:rFonts w:ascii="宋体" w:eastAsia="宋体" w:hAnsi="宋体" w:cs="宋体" w:hint="eastAsia"/>
           <w:spacing w:val="-3"/>
           <w:sz w:val="24"/>
           <w:szCs w:val="24"/>
@@ -2448,16 +2196,16 @@
       </w:r>
       <w:r>
         <w:rPr>
-          <w:rFonts w:ascii="宋体" w:hAnsi="宋体" w:eastAsia="宋体" w:cs="宋体"/>
-          <w:spacing w:val="-3"/>
-          <w:sz w:val="24"/>
-          <w:szCs w:val="24"/>
-        </w:rPr>
-        <w:t>里，并且详细注明这些方法技能的作者，这样就能可以极大地增强这些骨干员工的荣誉感，并且通过知识系统，可以做到铁打的营盘，流水的兵。公司知识体系的构建，帮助公司获得高门槛和弹性竞争力，从而使得这些知识技能能够存在企业的</w:t>
-      </w:r>
-      <w:r>
-        <w:rPr>
-          <w:rFonts w:hint="eastAsia" w:ascii="宋体" w:hAnsi="宋体" w:eastAsia="宋体" w:cs="宋体"/>
+          <w:rFonts w:ascii="宋体" w:eastAsia="宋体" w:hAnsi="宋体" w:cs="宋体"/>
+          <w:spacing w:val="-3"/>
+          <w:sz w:val="24"/>
+          <w:szCs w:val="24"/>
+        </w:rPr>
+        <w:t>管理模块。在工单建立的过程中，可以从</w:t>
+      </w:r>
+      <w:r>
+        <w:rPr>
+          <w:rFonts w:ascii="宋体" w:eastAsia="宋体" w:hAnsi="宋体" w:cs="宋体" w:hint="eastAsia"/>
           <w:spacing w:val="-3"/>
           <w:sz w:val="24"/>
           <w:szCs w:val="24"/>
@@ -2467,22 +2215,144 @@
       </w:r>
       <w:r>
         <w:rPr>
-          <w:rFonts w:ascii="宋体" w:hAnsi="宋体" w:eastAsia="宋体" w:cs="宋体"/>
-          <w:spacing w:val="-3"/>
-          <w:sz w:val="24"/>
-          <w:szCs w:val="24"/>
-        </w:rPr>
-        <w:t>里有助于在迅速复制。</w:t>
+          <w:rFonts w:ascii="宋体" w:eastAsia="宋体" w:hAnsi="宋体" w:cs="宋体"/>
+          <w:spacing w:val="-3"/>
+          <w:sz w:val="24"/>
+          <w:szCs w:val="24"/>
+        </w:rPr>
+        <w:t>中搜索匹配的相关知识，提高了运维工程师的故障处理效率。在工单关闭时，运维工程师可以将好的解决经验转换为知识，供其他运维人员使用。通过</w:t>
+      </w:r>
+      <w:r>
+        <w:rPr>
+          <w:rFonts w:ascii="宋体" w:eastAsia="宋体" w:hAnsi="宋体" w:cs="宋体" w:hint="eastAsia"/>
+          <w:spacing w:val="-3"/>
+          <w:sz w:val="24"/>
+          <w:szCs w:val="24"/>
+          <w:lang w:eastAsia="zh-CN"/>
+        </w:rPr>
+        <w:t>服务知识</w:t>
+      </w:r>
+      <w:r>
+        <w:rPr>
+          <w:rFonts w:ascii="宋体" w:eastAsia="宋体" w:hAnsi="宋体" w:cs="宋体"/>
+          <w:spacing w:val="-3"/>
+          <w:sz w:val="24"/>
+          <w:szCs w:val="24"/>
+        </w:rPr>
+        <w:t>管理功能，IT部门主管可以方便的了解每位工程师的知识贡献排名，确保知识流传工作可以正常运转。</w:t>
+      </w:r>
+      <w:r>
+        <w:rPr>
+          <w:rFonts w:ascii="宋体" w:eastAsia="宋体" w:hAnsi="宋体" w:cs="宋体" w:hint="eastAsia"/>
+          <w:spacing w:val="-3"/>
+          <w:sz w:val="24"/>
+          <w:szCs w:val="24"/>
+          <w:lang w:eastAsia="zh-CN"/>
+        </w:rPr>
+        <w:t>服务知识</w:t>
+      </w:r>
+      <w:r>
+        <w:rPr>
+          <w:rFonts w:ascii="宋体" w:eastAsia="宋体" w:hAnsi="宋体" w:cs="宋体"/>
+          <w:spacing w:val="-3"/>
+          <w:sz w:val="24"/>
+          <w:szCs w:val="24"/>
+        </w:rPr>
+        <w:t>按照多个级别进行分类，分类信息将和事件模块，问题模块，配置模块保持一致，方便用户快捷检索。</w:t>
+      </w:r>
+      <w:r>
+        <w:rPr>
+          <w:rFonts w:ascii="宋体" w:eastAsia="宋体" w:hAnsi="宋体" w:cs="宋体" w:hint="eastAsia"/>
+          <w:spacing w:val="-3"/>
+          <w:sz w:val="24"/>
+          <w:szCs w:val="24"/>
+          <w:lang w:eastAsia="zh-CN"/>
+        </w:rPr>
+        <w:t>服务知识</w:t>
+      </w:r>
+      <w:r>
+        <w:rPr>
+          <w:rFonts w:ascii="宋体" w:eastAsia="宋体" w:hAnsi="宋体" w:cs="宋体"/>
+          <w:spacing w:val="-3"/>
+          <w:sz w:val="24"/>
+          <w:szCs w:val="24"/>
+        </w:rPr>
+        <w:t>管理员可以设定知识共享范围，只有在该范围内的支持人员可以共享该知识条目。</w:t>
       </w:r>
     </w:p>
     <w:p>
       <w:pPr>
-        <w:pStyle w:val="28"/>
+        <w:keepNext w:val="0"/>
+        <w:keepLines w:val="0"/>
+        <w:pageBreakBefore w:val="0"/>
+        <w:widowControl/>
+        <w:kinsoku w:val="0"/>
+        <w:wordWrap/>
+        <w:overflowPunct/>
+        <w:topLinePunct w:val="0"/>
+        <w:autoSpaceDE w:val="0"/>
+        <w:autoSpaceDN w:val="0"/>
+        <w:bidi w:val="0"/>
+        <w:adjustRightInd w:val="0"/>
+        <w:snapToGrid w:val="0"/>
+        <w:spacing w:line="360" w:lineRule="auto"/>
+        <w:ind w:left="0" w:right="0" w:firstLine="420" w:firstLineChars="200"/>
+        <w:jc w:val="left"/>
+        <w:textAlignment w:val="baseline"/>
+        <w:rPr>
+          <w:rFonts w:ascii="宋体" w:eastAsia="宋体" w:hAnsi="宋体" w:cs="宋体"/>
+          <w:spacing w:val="-3"/>
+          <w:sz w:val="24"/>
+          <w:szCs w:val="24"/>
+        </w:rPr>
+      </w:pPr>
+      <w:r>
+        <w:rPr>
+          <w:rFonts w:ascii="宋体" w:eastAsia="宋体" w:hAnsi="宋体" w:cs="宋体" w:hint="eastAsia"/>
+          <w:spacing w:val="-3"/>
+          <w:sz w:val="24"/>
+          <w:szCs w:val="24"/>
+          <w:lang w:val="en-US" w:eastAsia="zh-CN"/>
+        </w:rPr>
+        <w:t>处置方案建议生成对应的服务知识。</w:t>
+      </w:r>
+      <w:r>
+        <w:rPr>
+          <w:rFonts w:ascii="宋体" w:eastAsia="宋体" w:hAnsi="宋体" w:cs="宋体"/>
+          <w:spacing w:val="-3"/>
+          <w:sz w:val="24"/>
+          <w:szCs w:val="24"/>
+        </w:rPr>
+        <w:t>ITSS对</w:t>
+      </w:r>
+      <w:r>
+        <w:rPr>
+          <w:rFonts w:ascii="宋体" w:eastAsia="宋体" w:hAnsi="宋体" w:cs="宋体" w:hint="eastAsia"/>
+          <w:spacing w:val="-3"/>
+          <w:sz w:val="24"/>
+          <w:szCs w:val="24"/>
+          <w:lang w:eastAsia="zh-CN"/>
+        </w:rPr>
+        <w:t>服务知识</w:t>
+      </w:r>
+      <w:r>
+        <w:rPr>
+          <w:rFonts w:ascii="宋体" w:eastAsia="宋体" w:hAnsi="宋体" w:cs="宋体"/>
+          <w:spacing w:val="-3"/>
+          <w:sz w:val="24"/>
+          <w:szCs w:val="24"/>
+        </w:rPr>
+        <w:t>的管理要求，实现知识生命周期的有序管理。对公司的运维服务有几方面提升:</w:t>
+      </w:r>
+    </w:p>
+    <w:p>
+      <w:pPr>
+        <w:pStyle w:val="2"/>
         <w:bidi w:val="0"/>
       </w:pPr>
-      <w:bookmarkStart w:id="6" w:name="_Toc2278"/>
-      <w:r>
-        <w:t>新员工的培养</w:t>
+      <w:bookmarkStart w:id="6" w:name="_Toc13156"/>
+      <w:r>
+        <w:t>知识及经验的积累</w:t>
       </w:r>
       <w:bookmarkEnd w:id="6"/>
     </w:p>
@@ -2502,11 +2372,11 @@
         <w:adjustRightInd w:val="0"/>
         <w:snapToGrid w:val="0"/>
         <w:spacing w:line="360" w:lineRule="auto"/>
-        <w:ind w:left="0" w:right="0" w:firstLine="468" w:firstLineChars="200"/>
+        <w:ind w:left="0" w:right="0" w:firstLine="420" w:firstLineChars="200"/>
         <w:jc w:val="left"/>
         <w:textAlignment w:val="baseline"/>
         <w:rPr>
-          <w:rFonts w:ascii="宋体" w:hAnsi="宋体" w:eastAsia="宋体" w:cs="宋体"/>
+          <w:rFonts w:ascii="宋体" w:eastAsia="宋体" w:hAnsi="宋体" w:cs="宋体"/>
           <w:spacing w:val="-3"/>
           <w:sz w:val="24"/>
           <w:szCs w:val="24"/>
@@ -2514,16 +2384,16 @@
       </w:pPr>
       <w:r>
         <w:rPr>
-          <w:rFonts w:ascii="宋体" w:hAnsi="宋体" w:eastAsia="宋体" w:cs="宋体"/>
-          <w:spacing w:val="-3"/>
-          <w:sz w:val="24"/>
-          <w:szCs w:val="24"/>
-        </w:rPr>
-        <w:t>基于运维服务团队的人员流动比较大，长时间培训不现实等情况，运维人员都是从日常工作积累中成长起来的。</w:t>
-      </w:r>
-      <w:r>
-        <w:rPr>
-          <w:rFonts w:hint="eastAsia" w:ascii="宋体" w:hAnsi="宋体" w:eastAsia="宋体" w:cs="宋体"/>
+          <w:rFonts w:ascii="宋体" w:eastAsia="宋体" w:hAnsi="宋体" w:cs="宋体"/>
+          <w:spacing w:val="-3"/>
+          <w:sz w:val="24"/>
+          <w:szCs w:val="24"/>
+        </w:rPr>
+        <w:t>将存在于每个员工身上的有用的方法和技能征集上来。对于一些业务骨干和技术能手来说他们是不愿意将自己的知识技能传给其他员工的。通过</w:t>
+      </w:r>
+      <w:r>
+        <w:rPr>
+          <w:rFonts w:ascii="宋体" w:eastAsia="宋体" w:hAnsi="宋体" w:cs="宋体" w:hint="eastAsia"/>
           <w:spacing w:val="-3"/>
           <w:sz w:val="24"/>
           <w:szCs w:val="24"/>
@@ -2533,22 +2403,60 @@
       </w:r>
       <w:r>
         <w:rPr>
-          <w:rFonts w:ascii="宋体" w:hAnsi="宋体" w:eastAsia="宋体" w:cs="宋体"/>
-          <w:spacing w:val="-3"/>
-          <w:sz w:val="24"/>
-          <w:szCs w:val="24"/>
-        </w:rPr>
-        <w:t>是运维服务能力建设和提高的基石，不仅可以为新员工提供所需要的知识和技能，还提供互相交流和学习的平台。</w:t>
+          <w:rFonts w:ascii="宋体" w:eastAsia="宋体" w:hAnsi="宋体" w:cs="宋体"/>
+          <w:spacing w:val="-3"/>
+          <w:sz w:val="24"/>
+          <w:szCs w:val="24"/>
+        </w:rPr>
+        <w:t>的建设可以将他们的方法技能上传到企业的</w:t>
+      </w:r>
+      <w:r>
+        <w:rPr>
+          <w:rFonts w:ascii="宋体" w:eastAsia="宋体" w:hAnsi="宋体" w:cs="宋体" w:hint="eastAsia"/>
+          <w:spacing w:val="-3"/>
+          <w:sz w:val="24"/>
+          <w:szCs w:val="24"/>
+          <w:lang w:eastAsia="zh-CN"/>
+        </w:rPr>
+        <w:t>服务知识</w:t>
+      </w:r>
+      <w:r>
+        <w:rPr>
+          <w:rFonts w:ascii="宋体" w:eastAsia="宋体" w:hAnsi="宋体" w:cs="宋体"/>
+          <w:spacing w:val="-3"/>
+          <w:sz w:val="24"/>
+          <w:szCs w:val="24"/>
+        </w:rPr>
+        <w:t>里，并且详细注明这些方法技能的作者，这样就能可以极大地增强这些骨干员工的荣誉感，并且通过知识系统，可以做到铁打的营盘，流水的兵。公司知识体系的构建，帮助公司获得高门槛和弹性竞争力，从而使得这些知识技能能够存在企业的</w:t>
+      </w:r>
+      <w:r>
+        <w:rPr>
+          <w:rFonts w:ascii="宋体" w:eastAsia="宋体" w:hAnsi="宋体" w:cs="宋体" w:hint="eastAsia"/>
+          <w:spacing w:val="-3"/>
+          <w:sz w:val="24"/>
+          <w:szCs w:val="24"/>
+          <w:lang w:eastAsia="zh-CN"/>
+        </w:rPr>
+        <w:t>服务知识</w:t>
+      </w:r>
+      <w:r>
+        <w:rPr>
+          <w:rFonts w:ascii="宋体" w:eastAsia="宋体" w:hAnsi="宋体" w:cs="宋体"/>
+          <w:spacing w:val="-3"/>
+          <w:sz w:val="24"/>
+          <w:szCs w:val="24"/>
+        </w:rPr>
+        <w:t>里有助于在迅速复制。</w:t>
       </w:r>
     </w:p>
     <w:p>
       <w:pPr>
-        <w:pStyle w:val="28"/>
+        <w:pStyle w:val="2"/>
         <w:bidi w:val="0"/>
       </w:pPr>
-      <w:bookmarkStart w:id="7" w:name="_Toc15906"/>
-      <w:r>
-        <w:t>知识和经验的传承</w:t>
+      <w:bookmarkStart w:id="7" w:name="_Toc2278"/>
+      <w:r>
+        <w:t>新员工的培养</w:t>
       </w:r>
       <w:bookmarkEnd w:id="7"/>
     </w:p>
@@ -2568,11 +2476,11 @@
         <w:adjustRightInd w:val="0"/>
         <w:snapToGrid w:val="0"/>
         <w:spacing w:line="360" w:lineRule="auto"/>
-        <w:ind w:left="0" w:right="0" w:firstLine="468" w:firstLineChars="200"/>
+        <w:ind w:left="0" w:right="0" w:firstLine="420" w:firstLineChars="200"/>
         <w:jc w:val="left"/>
         <w:textAlignment w:val="baseline"/>
         <w:rPr>
-          <w:rFonts w:ascii="宋体" w:hAnsi="宋体" w:eastAsia="宋体" w:cs="宋体"/>
+          <w:rFonts w:ascii="宋体" w:eastAsia="宋体" w:hAnsi="宋体" w:cs="宋体"/>
           <w:spacing w:val="-3"/>
           <w:sz w:val="24"/>
           <w:szCs w:val="24"/>
@@ -2580,16 +2488,16 @@
       </w:pPr>
       <w:r>
         <w:rPr>
-          <w:rFonts w:ascii="宋体" w:hAnsi="宋体" w:eastAsia="宋体" w:cs="宋体"/>
-          <w:spacing w:val="-3"/>
-          <w:sz w:val="24"/>
-          <w:szCs w:val="24"/>
-        </w:rPr>
-        <w:t>市场经济时代的到来，使得人才流动成为了常态。有的离职员工通过若干年在工作中的摸爬滚打，不仅掌握了这个岗位所应具备的能力，有的甚至自己有一套行之有效的技能和方法。他们离职后这些独特的技能和方法也会随之不复存在。如果将他们所掌握的技能和方法存入企业的</w:t>
-      </w:r>
-      <w:r>
-        <w:rPr>
-          <w:rFonts w:hint="eastAsia" w:ascii="宋体" w:hAnsi="宋体" w:eastAsia="宋体" w:cs="宋体"/>
+          <w:rFonts w:ascii="宋体" w:eastAsia="宋体" w:hAnsi="宋体" w:cs="宋体"/>
+          <w:spacing w:val="-3"/>
+          <w:sz w:val="24"/>
+          <w:szCs w:val="24"/>
+        </w:rPr>
+        <w:t>基于运维服务团队的人员流动比较大，长时间培训不现实等情况，运维人员都是从日常工作积累中成长起来的。</w:t>
+      </w:r>
+      <w:r>
+        <w:rPr>
+          <w:rFonts w:ascii="宋体" w:eastAsia="宋体" w:hAnsi="宋体" w:cs="宋体" w:hint="eastAsia"/>
           <w:spacing w:val="-3"/>
           <w:sz w:val="24"/>
           <w:szCs w:val="24"/>
@@ -2599,22 +2507,22 @@
       </w:r>
       <w:r>
         <w:rPr>
-          <w:rFonts w:ascii="宋体" w:hAnsi="宋体" w:eastAsia="宋体" w:cs="宋体"/>
-          <w:spacing w:val="-3"/>
-          <w:sz w:val="24"/>
-          <w:szCs w:val="24"/>
-        </w:rPr>
-        <w:t>中，即使人离开了企业，但是他所创造出的工作技能和方法依然可以继续为企业的经营生产服务，将员工离职给企业造成的损失降到最低。</w:t>
+          <w:rFonts w:ascii="宋体" w:eastAsia="宋体" w:hAnsi="宋体" w:cs="宋体"/>
+          <w:spacing w:val="-3"/>
+          <w:sz w:val="24"/>
+          <w:szCs w:val="24"/>
+        </w:rPr>
+        <w:t>是运维服务能力建设和提高的基石，不仅可以为新员工提供所需要的知识和技能，还提供互相交流和学习的平台。</w:t>
       </w:r>
     </w:p>
     <w:p>
       <w:pPr>
-        <w:pStyle w:val="28"/>
+        <w:pStyle w:val="2"/>
         <w:bidi w:val="0"/>
       </w:pPr>
-      <w:bookmarkStart w:id="8" w:name="_Toc23385"/>
-      <w:r>
-        <w:t>建设公司的文化</w:t>
+      <w:bookmarkStart w:id="8" w:name="_Toc15906"/>
+      <w:r>
+        <w:t>知识和经验的传承</w:t>
       </w:r>
       <w:bookmarkEnd w:id="8"/>
     </w:p>
@@ -2634,11 +2542,11 @@
         <w:adjustRightInd w:val="0"/>
         <w:snapToGrid w:val="0"/>
         <w:spacing w:line="360" w:lineRule="auto"/>
-        <w:ind w:left="0" w:right="0" w:firstLine="468" w:firstLineChars="200"/>
+        <w:ind w:left="0" w:right="0" w:firstLine="420" w:firstLineChars="200"/>
         <w:jc w:val="left"/>
         <w:textAlignment w:val="baseline"/>
         <w:rPr>
-          <w:rFonts w:ascii="宋体" w:hAnsi="宋体" w:eastAsia="宋体" w:cs="宋体"/>
+          <w:rFonts w:ascii="宋体" w:eastAsia="宋体" w:hAnsi="宋体" w:cs="宋体"/>
           <w:spacing w:val="-3"/>
           <w:sz w:val="24"/>
           <w:szCs w:val="24"/>
@@ -2646,16 +2554,16 @@
       </w:pPr>
       <w:r>
         <w:rPr>
-          <w:rFonts w:ascii="宋体" w:hAnsi="宋体" w:eastAsia="宋体" w:cs="宋体"/>
-          <w:spacing w:val="-3"/>
-          <w:sz w:val="24"/>
-          <w:szCs w:val="24"/>
-        </w:rPr>
-        <w:t>运维服务业务目标和市场定位不同，培训投入的侧重点也大不相同。</w:t>
-      </w:r>
-      <w:r>
-        <w:rPr>
-          <w:rFonts w:hint="eastAsia" w:ascii="宋体" w:hAnsi="宋体" w:eastAsia="宋体" w:cs="宋体"/>
+          <w:rFonts w:ascii="宋体" w:eastAsia="宋体" w:hAnsi="宋体" w:cs="宋体"/>
+          <w:spacing w:val="-3"/>
+          <w:sz w:val="24"/>
+          <w:szCs w:val="24"/>
+        </w:rPr>
+        <w:t>市场经济时代的到来，使得人才流动成为了常态。有的离职员工通过若干年在工作中的摸爬滚打，不仅掌握了这个岗位所应具备的能力，有的甚至自己有一套行之有效的技能和方法。他们离职后这些独特的技能和方法也会随之不复存在。如果将他们所掌握的技能和方法存入企业的</w:t>
+      </w:r>
+      <w:r>
+        <w:rPr>
+          <w:rFonts w:ascii="宋体" w:eastAsia="宋体" w:hAnsi="宋体" w:cs="宋体" w:hint="eastAsia"/>
           <w:spacing w:val="-3"/>
           <w:sz w:val="24"/>
           <w:szCs w:val="24"/>
@@ -2665,58 +2573,22 @@
       </w:r>
       <w:r>
         <w:rPr>
-          <w:rFonts w:ascii="宋体" w:hAnsi="宋体" w:eastAsia="宋体" w:cs="宋体"/>
-          <w:spacing w:val="-3"/>
-          <w:sz w:val="24"/>
-          <w:szCs w:val="24"/>
-        </w:rPr>
-        <w:t>的有效利用可以帮助运维服务人员学到处理问题的技巧和方法，减少犯同样错误的可能。</w:t>
+          <w:rFonts w:ascii="宋体" w:eastAsia="宋体" w:hAnsi="宋体" w:cs="宋体"/>
+          <w:spacing w:val="-3"/>
+          <w:sz w:val="24"/>
+          <w:szCs w:val="24"/>
+        </w:rPr>
+        <w:t>中，即使人离开了企业，但是他所创造出的工作技能和方法依然可以继续为企业的经营生产服务，将员工离职给企业造成的损失降到最低。</w:t>
       </w:r>
     </w:p>
     <w:p>
       <w:pPr>
-        <w:keepNext w:val="0"/>
-        <w:keepLines w:val="0"/>
-        <w:pageBreakBefore w:val="0"/>
-        <w:widowControl/>
-        <w:kinsoku w:val="0"/>
-        <w:wordWrap/>
-        <w:overflowPunct/>
-        <w:topLinePunct w:val="0"/>
-        <w:autoSpaceDE w:val="0"/>
-        <w:autoSpaceDN w:val="0"/>
-        <w:bidi w:val="0"/>
-        <w:adjustRightInd w:val="0"/>
-        <w:snapToGrid w:val="0"/>
-        <w:spacing w:line="360" w:lineRule="auto"/>
-        <w:ind w:left="0" w:right="0" w:firstLine="468" w:firstLineChars="200"/>
-        <w:jc w:val="left"/>
-        <w:textAlignment w:val="baseline"/>
-        <w:rPr>
-          <w:rFonts w:ascii="宋体" w:hAnsi="宋体" w:eastAsia="宋体" w:cs="宋体"/>
-          <w:spacing w:val="-3"/>
-          <w:sz w:val="24"/>
-          <w:szCs w:val="24"/>
-        </w:rPr>
-      </w:pPr>
-      <w:r>
-        <w:rPr>
-          <w:rFonts w:ascii="宋体" w:hAnsi="宋体" w:eastAsia="宋体" w:cs="宋体"/>
-          <w:spacing w:val="-3"/>
-          <w:sz w:val="24"/>
-          <w:szCs w:val="24"/>
-        </w:rPr>
-        <w:t>同时通过知识的互动分享，可以让员工有更多的成就感；员工可以发布个人工作经验和总结，促使员工的互动和相互认同获得成长性。</w:t>
-      </w:r>
-    </w:p>
-    <w:p>
-      <w:pPr>
-        <w:pStyle w:val="28"/>
+        <w:pStyle w:val="2"/>
         <w:bidi w:val="0"/>
       </w:pPr>
-      <w:bookmarkStart w:id="9" w:name="_Toc29282"/>
-      <w:r>
-        <w:t>有效提升工作效率</w:t>
+      <w:bookmarkStart w:id="9" w:name="_Toc23385"/>
+      <w:r>
+        <w:t>建设公司的文化</w:t>
       </w:r>
       <w:bookmarkEnd w:id="9"/>
     </w:p>
@@ -2736,11 +2608,11 @@
         <w:adjustRightInd w:val="0"/>
         <w:snapToGrid w:val="0"/>
         <w:spacing w:line="360" w:lineRule="auto"/>
-        <w:ind w:left="0" w:right="0" w:firstLine="468" w:firstLineChars="200"/>
+        <w:ind w:left="0" w:right="0" w:firstLine="420" w:firstLineChars="200"/>
         <w:jc w:val="left"/>
         <w:textAlignment w:val="baseline"/>
         <w:rPr>
-          <w:rFonts w:ascii="宋体" w:hAnsi="宋体" w:eastAsia="宋体" w:cs="宋体"/>
+          <w:rFonts w:ascii="宋体" w:eastAsia="宋体" w:hAnsi="宋体" w:cs="宋体"/>
           <w:spacing w:val="-3"/>
           <w:sz w:val="24"/>
           <w:szCs w:val="24"/>
@@ -2748,16 +2620,16 @@
       </w:pPr>
       <w:r>
         <w:rPr>
-          <w:rFonts w:ascii="宋体" w:hAnsi="宋体" w:eastAsia="宋体" w:cs="宋体"/>
-          <w:spacing w:val="-3"/>
-          <w:sz w:val="24"/>
-          <w:szCs w:val="24"/>
-        </w:rPr>
-        <w:t>对服务台人员或者一线人员来说，建设</w:t>
-      </w:r>
-      <w:r>
-        <w:rPr>
-          <w:rFonts w:hint="eastAsia" w:ascii="宋体" w:hAnsi="宋体" w:eastAsia="宋体" w:cs="宋体"/>
+          <w:rFonts w:ascii="宋体" w:eastAsia="宋体" w:hAnsi="宋体" w:cs="宋体"/>
+          <w:spacing w:val="-3"/>
+          <w:sz w:val="24"/>
+          <w:szCs w:val="24"/>
+        </w:rPr>
+        <w:t>运维服务业务目标和市场定位不同，培训投入的侧重点也大不相同。</w:t>
+      </w:r>
+      <w:r>
+        <w:rPr>
+          <w:rFonts w:ascii="宋体" w:eastAsia="宋体" w:hAnsi="宋体" w:cs="宋体" w:hint="eastAsia"/>
           <w:spacing w:val="-3"/>
           <w:sz w:val="24"/>
           <w:szCs w:val="24"/>
@@ -2767,68 +2639,58 @@
       </w:r>
       <w:r>
         <w:rPr>
-          <w:rFonts w:ascii="宋体" w:hAnsi="宋体" w:eastAsia="宋体" w:cs="宋体"/>
-          <w:spacing w:val="-3"/>
-          <w:sz w:val="24"/>
-          <w:szCs w:val="24"/>
-        </w:rPr>
-        <w:t>的目的就是实用。当需要知识时，能够快速地查找，高效地应用。服务台人员接到客户的报障后，</w:t>
-      </w:r>
-      <w:r>
-        <w:rPr>
-          <w:rFonts w:hint="eastAsia" w:ascii="宋体" w:hAnsi="宋体" w:eastAsia="宋体" w:cs="宋体"/>
-          <w:spacing w:val="-3"/>
-          <w:sz w:val="24"/>
-          <w:szCs w:val="24"/>
-          <w:lang w:eastAsia="zh-CN"/>
-        </w:rPr>
-        <w:t>服务知识</w:t>
-      </w:r>
-      <w:r>
-        <w:rPr>
-          <w:rFonts w:ascii="宋体" w:hAnsi="宋体" w:eastAsia="宋体" w:cs="宋体"/>
-          <w:spacing w:val="-3"/>
-          <w:sz w:val="24"/>
-          <w:szCs w:val="24"/>
-        </w:rPr>
-        <w:t>会自动分析提交事件的关键词，查找统计，分析最贴近的方案并推荐给支持人员，大大节省支持人员的时间，通过内置的</w:t>
-      </w:r>
-      <w:r>
-        <w:rPr>
-          <w:rFonts w:hint="eastAsia" w:ascii="宋体" w:hAnsi="宋体" w:eastAsia="宋体" w:cs="宋体"/>
-          <w:spacing w:val="-3"/>
-          <w:sz w:val="24"/>
-          <w:szCs w:val="24"/>
-          <w:lang w:eastAsia="zh-CN"/>
-        </w:rPr>
-        <w:t>服务知识</w:t>
-      </w:r>
-      <w:r>
-        <w:rPr>
-          <w:rFonts w:ascii="宋体" w:hAnsi="宋体" w:eastAsia="宋体" w:cs="宋体"/>
-          <w:spacing w:val="-3"/>
-          <w:sz w:val="24"/>
-          <w:szCs w:val="24"/>
-        </w:rPr>
-        <w:t>，提升故障解决效率。另外，将问题的解决方案，发布成已知错误作为知识，就可以随时供事件处理查找和参考。</w:t>
+          <w:rFonts w:ascii="宋体" w:eastAsia="宋体" w:hAnsi="宋体" w:cs="宋体"/>
+          <w:spacing w:val="-3"/>
+          <w:sz w:val="24"/>
+          <w:szCs w:val="24"/>
+        </w:rPr>
+        <w:t>的有效利用可以帮助运维服务人员学到处理问题的技巧和方法，减少犯同样错误的可能。</w:t>
       </w:r>
     </w:p>
     <w:p>
       <w:pPr>
-        <w:pStyle w:val="28"/>
+        <w:keepNext w:val="0"/>
+        <w:keepLines w:val="0"/>
+        <w:pageBreakBefore w:val="0"/>
+        <w:widowControl/>
+        <w:kinsoku w:val="0"/>
+        <w:wordWrap/>
+        <w:overflowPunct/>
+        <w:topLinePunct w:val="0"/>
+        <w:autoSpaceDE w:val="0"/>
+        <w:autoSpaceDN w:val="0"/>
         <w:bidi w:val="0"/>
-        <w:rPr>
-          <w:rFonts w:hint="default"/>
-          <w:lang w:val="en-US" w:eastAsia="zh-CN"/>
+        <w:adjustRightInd w:val="0"/>
+        <w:snapToGrid w:val="0"/>
+        <w:spacing w:line="360" w:lineRule="auto"/>
+        <w:ind w:left="0" w:right="0" w:firstLine="420" w:firstLineChars="200"/>
+        <w:jc w:val="left"/>
+        <w:textAlignment w:val="baseline"/>
+        <w:rPr>
+          <w:rFonts w:ascii="宋体" w:eastAsia="宋体" w:hAnsi="宋体" w:cs="宋体"/>
+          <w:spacing w:val="-3"/>
+          <w:sz w:val="24"/>
+          <w:szCs w:val="24"/>
         </w:rPr>
       </w:pPr>
-      <w:bookmarkStart w:id="10" w:name="_Toc12519"/>
-      <w:r>
-        <w:rPr>
-          <w:rFonts w:hint="eastAsia"/>
-          <w:lang w:val="en-US" w:eastAsia="zh-CN"/>
-        </w:rPr>
-        <w:t>指标完成情况</w:t>
+      <w:r>
+        <w:rPr>
+          <w:rFonts w:ascii="宋体" w:eastAsia="宋体" w:hAnsi="宋体" w:cs="宋体"/>
+          <w:spacing w:val="-3"/>
+          <w:sz w:val="24"/>
+          <w:szCs w:val="24"/>
+        </w:rPr>
+        <w:t>同时通过知识的互动分享，可以让员工有更多的成就感；员工可以发布个人工作经验和总结，促使员工的互动和相互认同获得成长性。</w:t>
+      </w:r>
+    </w:p>
+    <w:p>
+      <w:pPr>
+        <w:pStyle w:val="2"/>
+        <w:bidi w:val="0"/>
+      </w:pPr>
+      <w:bookmarkStart w:id="10" w:name="_Toc29282"/>
+      <w:r>
+        <w:t>有效提升工作效率</w:t>
       </w:r>
       <w:bookmarkEnd w:id="10"/>
     </w:p>
@@ -2848,20 +2710,132 @@
         <w:adjustRightInd w:val="0"/>
         <w:snapToGrid w:val="0"/>
         <w:spacing w:line="360" w:lineRule="auto"/>
-        <w:ind w:left="0" w:right="0" w:firstLine="468" w:firstLineChars="200"/>
+        <w:ind w:left="0" w:right="0" w:firstLine="420" w:firstLineChars="200"/>
         <w:jc w:val="left"/>
         <w:textAlignment w:val="baseline"/>
         <w:rPr>
-          <w:rFonts w:hint="default" w:ascii="宋体" w:hAnsi="宋体" w:eastAsia="宋体" w:cs="宋体"/>
-          <w:spacing w:val="-3"/>
-          <w:sz w:val="24"/>
-          <w:szCs w:val="24"/>
+          <w:rFonts w:ascii="宋体" w:eastAsia="宋体" w:hAnsi="宋体" w:cs="宋体"/>
+          <w:spacing w:val="-3"/>
+          <w:sz w:val="24"/>
+          <w:szCs w:val="24"/>
+        </w:rPr>
+      </w:pPr>
+      <w:r>
+        <w:rPr>
+          <w:rFonts w:ascii="宋体" w:eastAsia="宋体" w:hAnsi="宋体" w:cs="宋体"/>
+          <w:spacing w:val="-3"/>
+          <w:sz w:val="24"/>
+          <w:szCs w:val="24"/>
+        </w:rPr>
+        <w:t>对服务台人员或者一线人员来说，建设</w:t>
+      </w:r>
+      <w:r>
+        <w:rPr>
+          <w:rFonts w:ascii="宋体" w:eastAsia="宋体" w:hAnsi="宋体" w:cs="宋体" w:hint="eastAsia"/>
+          <w:spacing w:val="-3"/>
+          <w:sz w:val="24"/>
+          <w:szCs w:val="24"/>
+          <w:lang w:eastAsia="zh-CN"/>
+        </w:rPr>
+        <w:t>服务知识</w:t>
+      </w:r>
+      <w:r>
+        <w:rPr>
+          <w:rFonts w:ascii="宋体" w:eastAsia="宋体" w:hAnsi="宋体" w:cs="宋体"/>
+          <w:spacing w:val="-3"/>
+          <w:sz w:val="24"/>
+          <w:szCs w:val="24"/>
+        </w:rPr>
+        <w:t>的目的就是实用。当需要知识时，能够快速地查找，高效地应用。服务台人员接到客户的报障后，</w:t>
+      </w:r>
+      <w:r>
+        <w:rPr>
+          <w:rFonts w:ascii="宋体" w:eastAsia="宋体" w:hAnsi="宋体" w:cs="宋体" w:hint="eastAsia"/>
+          <w:spacing w:val="-3"/>
+          <w:sz w:val="24"/>
+          <w:szCs w:val="24"/>
+          <w:lang w:eastAsia="zh-CN"/>
+        </w:rPr>
+        <w:t>服务知识</w:t>
+      </w:r>
+      <w:r>
+        <w:rPr>
+          <w:rFonts w:ascii="宋体" w:eastAsia="宋体" w:hAnsi="宋体" w:cs="宋体"/>
+          <w:spacing w:val="-3"/>
+          <w:sz w:val="24"/>
+          <w:szCs w:val="24"/>
+        </w:rPr>
+        <w:t>会自动分析提交事件的关键词，查找统计，分析最贴近的方案并推荐给支持人员，大大节省支持人员的时间，通过内置的</w:t>
+      </w:r>
+      <w:r>
+        <w:rPr>
+          <w:rFonts w:ascii="宋体" w:eastAsia="宋体" w:hAnsi="宋体" w:cs="宋体" w:hint="eastAsia"/>
+          <w:spacing w:val="-3"/>
+          <w:sz w:val="24"/>
+          <w:szCs w:val="24"/>
+          <w:lang w:eastAsia="zh-CN"/>
+        </w:rPr>
+        <w:t>服务知识</w:t>
+      </w:r>
+      <w:r>
+        <w:rPr>
+          <w:rFonts w:ascii="宋体" w:eastAsia="宋体" w:hAnsi="宋体" w:cs="宋体"/>
+          <w:spacing w:val="-3"/>
+          <w:sz w:val="24"/>
+          <w:szCs w:val="24"/>
+        </w:rPr>
+        <w:t>，提升故障解决效率。另外，将问题的解决方案，发布成已知错误作为知识，就可以随时供事件处理查找和参考。</w:t>
+      </w:r>
+    </w:p>
+    <w:p>
+      <w:pPr>
+        <w:pStyle w:val="2"/>
+        <w:bidi w:val="0"/>
+        <w:rPr>
+          <w:rFonts w:hint="default"/>
           <w:lang w:val="en-US" w:eastAsia="zh-CN"/>
         </w:rPr>
       </w:pPr>
-      <w:r>
-        <w:rPr>
-          <w:rFonts w:hint="eastAsia" w:ascii="宋体" w:hAnsi="宋体" w:eastAsia="宋体" w:cs="宋体"/>
+      <w:bookmarkStart w:id="11" w:name="_Toc12519"/>
+      <w:r>
+        <w:rPr>
+          <w:rFonts w:hint="eastAsia"/>
+          <w:lang w:val="en-US" w:eastAsia="zh-CN"/>
+        </w:rPr>
+        <w:t>指标完成情况</w:t>
+      </w:r>
+      <w:bookmarkEnd w:id="11"/>
+    </w:p>
+    <w:p>
+      <w:pPr>
+        <w:keepNext w:val="0"/>
+        <w:keepLines w:val="0"/>
+        <w:pageBreakBefore w:val="0"/>
+        <w:widowControl/>
+        <w:kinsoku w:val="0"/>
+        <w:wordWrap/>
+        <w:overflowPunct/>
+        <w:topLinePunct w:val="0"/>
+        <w:autoSpaceDE w:val="0"/>
+        <w:autoSpaceDN w:val="0"/>
+        <w:bidi w:val="0"/>
+        <w:adjustRightInd w:val="0"/>
+        <w:snapToGrid w:val="0"/>
+        <w:spacing w:line="360" w:lineRule="auto"/>
+        <w:ind w:left="0" w:right="0" w:firstLine="420" w:firstLineChars="200"/>
+        <w:jc w:val="left"/>
+        <w:textAlignment w:val="baseline"/>
+        <w:rPr>
+          <w:rFonts w:ascii="宋体" w:eastAsia="宋体" w:hAnsi="宋体" w:cs="宋体" w:hint="default"/>
+          <w:spacing w:val="-3"/>
+          <w:sz w:val="24"/>
+          <w:szCs w:val="24"/>
+          <w:lang w:val="en-US" w:eastAsia="zh-CN"/>
+        </w:rPr>
+      </w:pPr>
+      <w:r>
+        <w:rPr>
+          <w:rFonts w:ascii="宋体" w:eastAsia="宋体" w:hAnsi="宋体" w:cs="宋体" w:hint="eastAsia"/>
           <w:spacing w:val="-3"/>
           <w:sz w:val="24"/>
           <w:szCs w:val="24"/>
@@ -2871,66 +2845,41 @@
       </w:r>
     </w:p>
     <w:sectPr>
-      <w:headerReference r:id="rId9" w:type="default"/>
-      <w:footerReference r:id="rId10" w:type="default"/>
+      <w:headerReference w:type="default" r:id="rId8"/>
+      <w:footerReference w:type="default" r:id="rId9"/>
       <w:pgSz w:w="11906" w:h="16839"/>
       <w:pgMar w:top="1260" w:right="948" w:bottom="1299" w:left="966" w:header="0" w:footer="720" w:gutter="0"/>
-      <w:cols w:space="720" w:num="1"/>
+      <w:cols w:num="1" w:space="720"/>
     </w:sectPr>
   </w:body>
 </w:document>
 </file>
 
-<file path=word/endnotes.xml><?xml version="1.0" encoding="utf-8"?>
-<w:endnotes xmlns:wpc="http://schemas.microsoft.com/office/word/2010/wordprocessingCanvas" xmlns:mc="http://schemas.openxmlformats.org/markup-compatibility/2006" xmlns:o="urn:schemas-microsoft-com:office:office" xmlns:r="http://schemas.openxmlformats.org/officeDocument/2006/relationships" xmlns:m="http://schemas.openxmlformats.org/officeDocument/2006/math" xmlns:v="urn:schemas-microsoft-com:vml" xmlns:wp14="http://schemas.microsoft.com/office/word/2010/wordprocessingDrawing" xmlns:wp="http://schemas.openxmlformats.org/drawingml/2006/wordprocessingDrawing" xmlns:w="http://schemas.openxmlformats.org/wordprocessingml/2006/main" xmlns:w14="http://schemas.microsoft.com/office/word/2010/wordml" xmlns:w15="http://schemas.microsoft.com/office/word/2012/wordml" xmlns:w10="urn:schemas-microsoft-com:office:word" xmlns:wpg="http://schemas.microsoft.com/office/word/2010/wordprocessingGroup" xmlns:wpi="http://schemas.microsoft.com/office/word/2010/wordprocessingInk" xmlns:wne="http://schemas.microsoft.com/office/word/2006/wordml" xmlns:wps="http://schemas.microsoft.com/office/word/2010/wordprocessingShape" xmlns:wpsCustomData="http://www.wps.cn/officeDocument/2013/wpsCustomData" mc:Ignorable="w14 w15 wp14">
-  <w:endnote w:type="separator" w:id="0">
-    <w:p>
-      <w:pPr>
-        <w:spacing w:line="240" w:lineRule="auto"/>
-      </w:pPr>
-      <w:r>
-        <w:separator/>
-      </w:r>
-    </w:p>
-  </w:endnote>
-  <w:endnote w:type="continuationSeparator" w:id="1">
-    <w:p>
-      <w:pPr>
-        <w:spacing w:line="240" w:lineRule="auto"/>
-      </w:pPr>
-      <w:r>
-        <w:continuationSeparator/>
-      </w:r>
-    </w:p>
-  </w:endnote>
-</w:endnotes>
-</file>
-
 <file path=word/footer1.xml><?xml version="1.0" encoding="utf-8"?>
-<w:ftr xmlns:wpc="http://schemas.microsoft.com/office/word/2010/wordprocessingCanvas" xmlns:mc="http://schemas.openxmlformats.org/markup-compatibility/2006" xmlns:o="urn:schemas-microsoft-com:office:office" xmlns:r="http://schemas.openxmlformats.org/officeDocument/2006/relationships" xmlns:m="http://schemas.openxmlformats.org/officeDocument/2006/math" xmlns:v="urn:schemas-microsoft-com:vml" xmlns:wp14="http://schemas.microsoft.com/office/word/2010/wordprocessingDrawing" xmlns:wp="http://schemas.openxmlformats.org/drawingml/2006/wordprocessingDrawing" xmlns:w10="urn:schemas-microsoft-com:office:word" xmlns:w="http://schemas.openxmlformats.org/wordprocessingml/2006/main" xmlns:w14="http://schemas.microsoft.com/office/word/2010/wordml" xmlns:w15="http://schemas.microsoft.com/office/word/2012/wordml" xmlns:wpg="http://schemas.microsoft.com/office/word/2010/wordprocessingGroup" xmlns:wpi="http://schemas.microsoft.com/office/word/2010/wordprocessingInk" xmlns:wne="http://schemas.microsoft.com/office/word/2006/wordml" xmlns:wps="http://schemas.microsoft.com/office/word/2010/wordprocessingShape" xmlns:wpsCustomData="http://www.wps.cn/officeDocument/2013/wpsCustomData" mc:Ignorable="w14 w15 wp14">
+<w:ftr xmlns:wpc="http://schemas.microsoft.com/office/word/2010/wordprocessingCanvas" xmlns:mc="http://schemas.openxmlformats.org/markup-compatibility/2006" xmlns:o="urn:schemas-microsoft-com:office:office" xmlns:r="http://schemas.openxmlformats.org/officeDocument/2006/relationships" xmlns:m="http://schemas.openxmlformats.org/officeDocument/2006/math" xmlns:v="urn:schemas-microsoft-com:vml" xmlns:wp14="http://schemas.microsoft.com/office/word/2010/wordprocessingDrawing" xmlns:wp="http://schemas.openxmlformats.org/drawingml/2006/wordprocessingDrawing" xmlns:w10="urn:schemas-microsoft-com:office:word" xmlns:w="http://schemas.openxmlformats.org/wordprocessingml/2006/main" xmlns:w14="http://schemas.microsoft.com/office/word/2010/wordml" xmlns:w15="http://schemas.microsoft.com/office/word/2012/wordml" xmlns:wne="http://schemas.microsoft.com/office/word/2006/wordml" xmlns:wpg="http://schemas.microsoft.com/office/word/2010/wordprocessingGroup" xmlns:wpi="http://schemas.microsoft.com/office/word/2010/wordprocessingInk" xmlns:wps="http://schemas.microsoft.com/office/word/2010/wordprocessingShape" mc:Ignorable="w14 w15 wp14">
   <w:p>
     <w:pPr>
-      <w:pStyle w:val="14"/>
+      <w:pStyle w:val="Footer"/>
     </w:pPr>
   </w:p>
 </w:ftr>
 </file>
 
 <file path=word/footer2.xml><?xml version="1.0" encoding="utf-8"?>
-<w:ftr xmlns:wpc="http://schemas.microsoft.com/office/word/2010/wordprocessingCanvas" xmlns:mc="http://schemas.openxmlformats.org/markup-compatibility/2006" xmlns:o="urn:schemas-microsoft-com:office:office" xmlns:r="http://schemas.openxmlformats.org/officeDocument/2006/relationships" xmlns:m="http://schemas.openxmlformats.org/officeDocument/2006/math" xmlns:v="urn:schemas-microsoft-com:vml" xmlns:wp14="http://schemas.microsoft.com/office/word/2010/wordprocessingDrawing" xmlns:wp="http://schemas.openxmlformats.org/drawingml/2006/wordprocessingDrawing" xmlns:w10="urn:schemas-microsoft-com:office:word" xmlns:w="http://schemas.openxmlformats.org/wordprocessingml/2006/main" xmlns:w14="http://schemas.microsoft.com/office/word/2010/wordml" xmlns:w15="http://schemas.microsoft.com/office/word/2012/wordml" xmlns:wpg="http://schemas.microsoft.com/office/word/2010/wordprocessingGroup" xmlns:wpi="http://schemas.microsoft.com/office/word/2010/wordprocessingInk" xmlns:wne="http://schemas.microsoft.com/office/word/2006/wordml" xmlns:wps="http://schemas.microsoft.com/office/word/2010/wordprocessingShape" xmlns:wpsCustomData="http://www.wps.cn/officeDocument/2013/wpsCustomData" mc:Ignorable="w14 w15 wp14">
+<w:ftr xmlns:wpc="http://schemas.microsoft.com/office/word/2010/wordprocessingCanvas" xmlns:mc="http://schemas.openxmlformats.org/markup-compatibility/2006" xmlns:o="urn:schemas-microsoft-com:office:office" xmlns:r="http://schemas.openxmlformats.org/officeDocument/2006/relationships" xmlns:m="http://schemas.openxmlformats.org/officeDocument/2006/math" xmlns:v="urn:schemas-microsoft-com:vml" xmlns:wp14="http://schemas.microsoft.com/office/word/2010/wordprocessingDrawing" xmlns:wp="http://schemas.openxmlformats.org/drawingml/2006/wordprocessingDrawing" xmlns:w10="urn:schemas-microsoft-com:office:word" xmlns:w="http://schemas.openxmlformats.org/wordprocessingml/2006/main" xmlns:w14="http://schemas.microsoft.com/office/word/2010/wordml" xmlns:w15="http://schemas.microsoft.com/office/word/2012/wordml" xmlns:wne="http://schemas.microsoft.com/office/word/2006/wordml" xmlns:wpg="http://schemas.microsoft.com/office/word/2010/wordprocessingGroup" xmlns:wpi="http://schemas.microsoft.com/office/word/2010/wordprocessingInk" xmlns:wps="http://schemas.microsoft.com/office/word/2010/wordprocessingShape" mc:Ignorable="w14 w15 wp14">
   <w:p>
     <w:pPr>
       <w:spacing w:line="178" w:lineRule="auto"/>
       <w:ind w:left="4289"/>
       <w:rPr>
-        <w:rFonts w:ascii="Cambria" w:hAnsi="Cambria" w:eastAsia="Cambria" w:cs="Cambria"/>
+        <w:rFonts w:ascii="Cambria" w:eastAsia="Cambria" w:hAnsi="Cambria" w:cs="Cambria"/>
         <w:sz w:val="18"/>
         <w:szCs w:val="18"/>
       </w:rPr>
     </w:pPr>
     <w:r>
       <w:rPr>
-        <w:rFonts w:ascii="Cambria" w:hAnsi="Cambria" w:eastAsia="Cambria" w:cs="Cambria"/>
+        <w:rFonts w:ascii="Cambria" w:eastAsia="Cambria" w:hAnsi="Cambria" w:cs="Cambria"/>
         <w:sz w:val="18"/>
         <w:szCs w:val="18"/>
       </w:rPr>
@@ -2941,20 +2890,20 @@
 </file>
 
 <file path=word/footer3.xml><?xml version="1.0" encoding="utf-8"?>
-<w:ftr xmlns:wpc="http://schemas.microsoft.com/office/word/2010/wordprocessingCanvas" xmlns:mc="http://schemas.openxmlformats.org/markup-compatibility/2006" xmlns:o="urn:schemas-microsoft-com:office:office" xmlns:r="http://schemas.openxmlformats.org/officeDocument/2006/relationships" xmlns:m="http://schemas.openxmlformats.org/officeDocument/2006/math" xmlns:v="urn:schemas-microsoft-com:vml" xmlns:wp14="http://schemas.microsoft.com/office/word/2010/wordprocessingDrawing" xmlns:wp="http://schemas.openxmlformats.org/drawingml/2006/wordprocessingDrawing" xmlns:w10="urn:schemas-microsoft-com:office:word" xmlns:w="http://schemas.openxmlformats.org/wordprocessingml/2006/main" xmlns:w14="http://schemas.microsoft.com/office/word/2010/wordml" xmlns:w15="http://schemas.microsoft.com/office/word/2012/wordml" xmlns:wpg="http://schemas.microsoft.com/office/word/2010/wordprocessingGroup" xmlns:wpi="http://schemas.microsoft.com/office/word/2010/wordprocessingInk" xmlns:wne="http://schemas.microsoft.com/office/word/2006/wordml" xmlns:wps="http://schemas.microsoft.com/office/word/2010/wordprocessingShape" xmlns:wpsCustomData="http://www.wps.cn/officeDocument/2013/wpsCustomData" mc:Ignorable="w14 w15 wp14">
+<w:ftr xmlns:wpc="http://schemas.microsoft.com/office/word/2010/wordprocessingCanvas" xmlns:mc="http://schemas.openxmlformats.org/markup-compatibility/2006" xmlns:o="urn:schemas-microsoft-com:office:office" xmlns:r="http://schemas.openxmlformats.org/officeDocument/2006/relationships" xmlns:m="http://schemas.openxmlformats.org/officeDocument/2006/math" xmlns:v="urn:schemas-microsoft-com:vml" xmlns:wp14="http://schemas.microsoft.com/office/word/2010/wordprocessingDrawing" xmlns:wp="http://schemas.openxmlformats.org/drawingml/2006/wordprocessingDrawing" xmlns:w10="urn:schemas-microsoft-com:office:word" xmlns:w="http://schemas.openxmlformats.org/wordprocessingml/2006/main" xmlns:w14="http://schemas.microsoft.com/office/word/2010/wordml" xmlns:w15="http://schemas.microsoft.com/office/word/2012/wordml" xmlns:wne="http://schemas.microsoft.com/office/word/2006/wordml" xmlns:wpg="http://schemas.microsoft.com/office/word/2010/wordprocessingGroup" xmlns:wpi="http://schemas.microsoft.com/office/word/2010/wordprocessingInk" xmlns:wps="http://schemas.microsoft.com/office/word/2010/wordprocessingShape" mc:Ignorable="w14 w15 wp14">
   <w:p>
     <w:pPr>
       <w:spacing w:line="176" w:lineRule="auto"/>
       <w:ind w:left="4947"/>
       <w:rPr>
-        <w:rFonts w:ascii="Cambria" w:hAnsi="Cambria" w:eastAsia="Cambria" w:cs="Cambria"/>
+        <w:rFonts w:ascii="Cambria" w:eastAsia="Cambria" w:hAnsi="Cambria" w:cs="Cambria"/>
         <w:sz w:val="18"/>
         <w:szCs w:val="18"/>
       </w:rPr>
     </w:pPr>
     <w:r>
       <w:rPr>
-        <w:rFonts w:ascii="Cambria" w:hAnsi="Cambria" w:eastAsia="Cambria" w:cs="Cambria"/>
+        <w:rFonts w:ascii="Cambria" w:eastAsia="Cambria" w:hAnsi="Cambria" w:cs="Cambria"/>
         <w:sz w:val="18"/>
         <w:szCs w:val="18"/>
       </w:rPr>
@@ -2964,46 +2913,21 @@
 </w:ftr>
 </file>
 
-<file path=word/footnotes.xml><?xml version="1.0" encoding="utf-8"?>
-<w:footnotes xmlns:wpc="http://schemas.microsoft.com/office/word/2010/wordprocessingCanvas" xmlns:mc="http://schemas.openxmlformats.org/markup-compatibility/2006" xmlns:o="urn:schemas-microsoft-com:office:office" xmlns:r="http://schemas.openxmlformats.org/officeDocument/2006/relationships" xmlns:m="http://schemas.openxmlformats.org/officeDocument/2006/math" xmlns:v="urn:schemas-microsoft-com:vml" xmlns:wp14="http://schemas.microsoft.com/office/word/2010/wordprocessingDrawing" xmlns:wp="http://schemas.openxmlformats.org/drawingml/2006/wordprocessingDrawing" xmlns:w="http://schemas.openxmlformats.org/wordprocessingml/2006/main" xmlns:w14="http://schemas.microsoft.com/office/word/2010/wordml" xmlns:w15="http://schemas.microsoft.com/office/word/2012/wordml" xmlns:w10="urn:schemas-microsoft-com:office:word" xmlns:wpg="http://schemas.microsoft.com/office/word/2010/wordprocessingGroup" xmlns:wpi="http://schemas.microsoft.com/office/word/2010/wordprocessingInk" xmlns:wne="http://schemas.microsoft.com/office/word/2006/wordml" xmlns:wps="http://schemas.microsoft.com/office/word/2010/wordprocessingShape" xmlns:wpsCustomData="http://www.wps.cn/officeDocument/2013/wpsCustomData" mc:Ignorable="w14 w15 wp14">
-  <w:footnote w:type="separator" w:id="0">
-    <w:p>
-      <w:pPr>
-        <w:spacing w:line="360" w:lineRule="auto"/>
-      </w:pPr>
-      <w:r>
-        <w:separator/>
-      </w:r>
-    </w:p>
-  </w:footnote>
-  <w:footnote w:type="continuationSeparator" w:id="1">
-    <w:p>
-      <w:pPr>
-        <w:spacing w:line="360" w:lineRule="auto"/>
-      </w:pPr>
-      <w:r>
-        <w:continuationSeparator/>
-      </w:r>
-    </w:p>
-  </w:footnote>
-</w:footnotes>
-</file>
-
 <file path=word/header1.xml><?xml version="1.0" encoding="utf-8"?>
-<w:hdr xmlns:wpc="http://schemas.microsoft.com/office/word/2010/wordprocessingCanvas" xmlns:mc="http://schemas.openxmlformats.org/markup-compatibility/2006" xmlns:o="urn:schemas-microsoft-com:office:office" xmlns:r="http://schemas.openxmlformats.org/officeDocument/2006/relationships" xmlns:m="http://schemas.openxmlformats.org/officeDocument/2006/math" xmlns:v="urn:schemas-microsoft-com:vml" xmlns:wp14="http://schemas.microsoft.com/office/word/2010/wordprocessingDrawing" xmlns:wp="http://schemas.openxmlformats.org/drawingml/2006/wordprocessingDrawing" xmlns:w10="urn:schemas-microsoft-com:office:word" xmlns:w="http://schemas.openxmlformats.org/wordprocessingml/2006/main" xmlns:w14="http://schemas.microsoft.com/office/word/2010/wordml" xmlns:w15="http://schemas.microsoft.com/office/word/2012/wordml" xmlns:wpg="http://schemas.microsoft.com/office/word/2010/wordprocessingGroup" xmlns:wpi="http://schemas.microsoft.com/office/word/2010/wordprocessingInk" xmlns:wne="http://schemas.microsoft.com/office/word/2006/wordml" xmlns:wps="http://schemas.microsoft.com/office/word/2010/wordprocessingShape" xmlns:wpsCustomData="http://www.wps.cn/officeDocument/2013/wpsCustomData" mc:Ignorable="w14 w15 wp14">
+<w:hdr xmlns:wpc="http://schemas.microsoft.com/office/word/2010/wordprocessingCanvas" xmlns:mc="http://schemas.openxmlformats.org/markup-compatibility/2006" xmlns:o="urn:schemas-microsoft-com:office:office" xmlns:r="http://schemas.openxmlformats.org/officeDocument/2006/relationships" xmlns:m="http://schemas.openxmlformats.org/officeDocument/2006/math" xmlns:v="urn:schemas-microsoft-com:vml" xmlns:wp14="http://schemas.microsoft.com/office/word/2010/wordprocessingDrawing" xmlns:wp="http://schemas.openxmlformats.org/drawingml/2006/wordprocessingDrawing" xmlns:w10="urn:schemas-microsoft-com:office:word" xmlns:w="http://schemas.openxmlformats.org/wordprocessingml/2006/main" xmlns:w14="http://schemas.microsoft.com/office/word/2010/wordml" xmlns:w15="http://schemas.microsoft.com/office/word/2012/wordml" xmlns:wne="http://schemas.microsoft.com/office/word/2006/wordml" xmlns:wpg="http://schemas.microsoft.com/office/word/2010/wordprocessingGroup" xmlns:wpi="http://schemas.microsoft.com/office/word/2010/wordprocessingInk" xmlns:wps="http://schemas.microsoft.com/office/word/2010/wordprocessingShape" mc:Ignorable="w14 w15 wp14">
   <w:p>
     <w:pPr>
-      <w:pStyle w:val="15"/>
+      <w:pStyle w:val="Header"/>
     </w:pPr>
   </w:p>
 </w:hdr>
 </file>
 
 <file path=word/header2.xml><?xml version="1.0" encoding="utf-8"?>
-<w:hdr xmlns:wpc="http://schemas.microsoft.com/office/word/2010/wordprocessingCanvas" xmlns:mc="http://schemas.openxmlformats.org/markup-compatibility/2006" xmlns:o="urn:schemas-microsoft-com:office:office" xmlns:r="http://schemas.openxmlformats.org/officeDocument/2006/relationships" xmlns:m="http://schemas.openxmlformats.org/officeDocument/2006/math" xmlns:v="urn:schemas-microsoft-com:vml" xmlns:wp14="http://schemas.microsoft.com/office/word/2010/wordprocessingDrawing" xmlns:wp="http://schemas.openxmlformats.org/drawingml/2006/wordprocessingDrawing" xmlns:w10="urn:schemas-microsoft-com:office:word" xmlns:w="http://schemas.openxmlformats.org/wordprocessingml/2006/main" xmlns:w14="http://schemas.microsoft.com/office/word/2010/wordml" xmlns:w15="http://schemas.microsoft.com/office/word/2012/wordml" xmlns:wpg="http://schemas.microsoft.com/office/word/2010/wordprocessingGroup" xmlns:wpi="http://schemas.microsoft.com/office/word/2010/wordprocessingInk" xmlns:wne="http://schemas.microsoft.com/office/word/2006/wordml" xmlns:wps="http://schemas.microsoft.com/office/word/2010/wordprocessingShape" xmlns:wpsCustomData="http://www.wps.cn/officeDocument/2013/wpsCustomData" mc:Ignorable="w14 w15 wp14">
+<w:hdr xmlns:wpc="http://schemas.microsoft.com/office/word/2010/wordprocessingCanvas" xmlns:mc="http://schemas.openxmlformats.org/markup-compatibility/2006" xmlns:o="urn:schemas-microsoft-com:office:office" xmlns:r="http://schemas.openxmlformats.org/officeDocument/2006/relationships" xmlns:m="http://schemas.openxmlformats.org/officeDocument/2006/math" xmlns:v="urn:schemas-microsoft-com:vml" xmlns:wp14="http://schemas.microsoft.com/office/word/2010/wordprocessingDrawing" xmlns:wp="http://schemas.openxmlformats.org/drawingml/2006/wordprocessingDrawing" xmlns:w10="urn:schemas-microsoft-com:office:word" xmlns:w="http://schemas.openxmlformats.org/wordprocessingml/2006/main" xmlns:w14="http://schemas.microsoft.com/office/word/2010/wordml" xmlns:w15="http://schemas.microsoft.com/office/word/2012/wordml" xmlns:wne="http://schemas.microsoft.com/office/word/2006/wordml" xmlns:wpg="http://schemas.microsoft.com/office/word/2010/wordprocessingGroup" xmlns:wpi="http://schemas.microsoft.com/office/word/2010/wordprocessingInk" xmlns:wps="http://schemas.microsoft.com/office/word/2010/wordprocessingShape" mc:Ignorable="w14 w15 wp14">
   <w:p>
     <w:pPr>
-      <w:pStyle w:val="12"/>
+      <w:pStyle w:val="BodyText"/>
       <w:spacing w:line="14" w:lineRule="auto"/>
       <w:rPr>
         <w:sz w:val="2"/>
@@ -3014,10 +2938,10 @@
 </file>
 
 <file path=word/header3.xml><?xml version="1.0" encoding="utf-8"?>
-<w:hdr xmlns:wpc="http://schemas.microsoft.com/office/word/2010/wordprocessingCanvas" xmlns:mc="http://schemas.openxmlformats.org/markup-compatibility/2006" xmlns:o="urn:schemas-microsoft-com:office:office" xmlns:r="http://schemas.openxmlformats.org/officeDocument/2006/relationships" xmlns:m="http://schemas.openxmlformats.org/officeDocument/2006/math" xmlns:v="urn:schemas-microsoft-com:vml" xmlns:wp14="http://schemas.microsoft.com/office/word/2010/wordprocessingDrawing" xmlns:wp="http://schemas.openxmlformats.org/drawingml/2006/wordprocessingDrawing" xmlns:w10="urn:schemas-microsoft-com:office:word" xmlns:w="http://schemas.openxmlformats.org/wordprocessingml/2006/main" xmlns:w14="http://schemas.microsoft.com/office/word/2010/wordml" xmlns:w15="http://schemas.microsoft.com/office/word/2012/wordml" xmlns:wpg="http://schemas.microsoft.com/office/word/2010/wordprocessingGroup" xmlns:wpi="http://schemas.microsoft.com/office/word/2010/wordprocessingInk" xmlns:wne="http://schemas.microsoft.com/office/word/2006/wordml" xmlns:wps="http://schemas.microsoft.com/office/word/2010/wordprocessingShape" xmlns:wpsCustomData="http://www.wps.cn/officeDocument/2013/wpsCustomData" mc:Ignorable="w14 w15 wp14">
+<w:hdr xmlns:wpc="http://schemas.microsoft.com/office/word/2010/wordprocessingCanvas" xmlns:mc="http://schemas.openxmlformats.org/markup-compatibility/2006" xmlns:o="urn:schemas-microsoft-com:office:office" xmlns:r="http://schemas.openxmlformats.org/officeDocument/2006/relationships" xmlns:m="http://schemas.openxmlformats.org/officeDocument/2006/math" xmlns:v="urn:schemas-microsoft-com:vml" xmlns:wp14="http://schemas.microsoft.com/office/word/2010/wordprocessingDrawing" xmlns:wp="http://schemas.openxmlformats.org/drawingml/2006/wordprocessingDrawing" xmlns:w10="urn:schemas-microsoft-com:office:word" xmlns:w="http://schemas.openxmlformats.org/wordprocessingml/2006/main" xmlns:w14="http://schemas.microsoft.com/office/word/2010/wordml" xmlns:w15="http://schemas.microsoft.com/office/word/2012/wordml" xmlns:wne="http://schemas.microsoft.com/office/word/2006/wordml" xmlns:wpg="http://schemas.microsoft.com/office/word/2010/wordprocessingGroup" xmlns:wpi="http://schemas.microsoft.com/office/word/2010/wordprocessingInk" xmlns:wps="http://schemas.microsoft.com/office/word/2010/wordprocessingShape" mc:Ignorable="w14 w15 wp14">
   <w:p>
     <w:pPr>
-      <w:pStyle w:val="12"/>
+      <w:pStyle w:val="BodyText"/>
       <w:spacing w:line="14" w:lineRule="auto"/>
       <w:rPr>
         <w:sz w:val="2"/>
@@ -3028,15 +2952,15 @@
 </file>
 
 <file path=word/numbering.xml><?xml version="1.0" encoding="utf-8"?>
-<w:numbering xmlns:wpc="http://schemas.microsoft.com/office/word/2010/wordprocessingCanvas" xmlns:mc="http://schemas.openxmlformats.org/markup-compatibility/2006" xmlns:o="urn:schemas-microsoft-com:office:office" xmlns:r="http://schemas.openxmlformats.org/officeDocument/2006/relationships" xmlns:m="http://schemas.openxmlformats.org/officeDocument/2006/math" xmlns:v="urn:schemas-microsoft-com:vml" xmlns:wp14="http://schemas.microsoft.com/office/word/2010/wordprocessingDrawing" xmlns:wp="http://schemas.openxmlformats.org/drawingml/2006/wordprocessingDrawing" xmlns:w10="urn:schemas-microsoft-com:office:word" xmlns:w="http://schemas.openxmlformats.org/wordprocessingml/2006/main" xmlns:w14="http://schemas.microsoft.com/office/word/2010/wordml" xmlns:wpg="http://schemas.microsoft.com/office/word/2010/wordprocessingGroup" xmlns:wpi="http://schemas.microsoft.com/office/word/2010/wordprocessingInk" xmlns:wne="http://schemas.microsoft.com/office/word/2006/wordml" xmlns:wps="http://schemas.microsoft.com/office/word/2010/wordprocessingShape" xmlns:wpsCustomData="http://www.wps.cn/officeDocument/2013/wpsCustomData" mc:Ignorable="w14 wp14">
+<w:numbering xmlns:wpc="http://schemas.microsoft.com/office/word/2010/wordprocessingCanvas" xmlns:mc="http://schemas.openxmlformats.org/markup-compatibility/2006" xmlns:o="urn:schemas-microsoft-com:office:office" xmlns:r="http://schemas.openxmlformats.org/officeDocument/2006/relationships" xmlns:m="http://schemas.openxmlformats.org/officeDocument/2006/math" xmlns:v="urn:schemas-microsoft-com:vml" xmlns:wp14="http://schemas.microsoft.com/office/word/2010/wordprocessingDrawing" xmlns:wp="http://schemas.openxmlformats.org/drawingml/2006/wordprocessingDrawing" xmlns:w10="urn:schemas-microsoft-com:office:word" xmlns:w="http://schemas.openxmlformats.org/wordprocessingml/2006/main" xmlns:w14="http://schemas.microsoft.com/office/word/2010/wordml" xmlns:w15="http://schemas.microsoft.com/office/word/2012/wordml" xmlns:wne="http://schemas.microsoft.com/office/word/2006/wordml" xmlns:wpg="http://schemas.microsoft.com/office/word/2010/wordprocessingGroup" xmlns:wpi="http://schemas.microsoft.com/office/word/2010/wordprocessingInk" xmlns:wps="http://schemas.microsoft.com/office/word/2010/wordprocessingShape" mc:Ignorable="w14 w15 wp14">
   <w:abstractNum w:abstractNumId="0">
     <w:nsid w:val="8E964DCE"/>
     <w:multiLevelType w:val="multilevel"/>
     <w:tmpl w:val="8E964DCE"/>
-    <w:lvl w:ilvl="0" w:tentative="0">
+    <w:lvl w:ilvl="0">
       <w:start w:val="1"/>
       <w:numFmt w:val="decimal"/>
-      <w:pStyle w:val="2"/>
+      <w:pStyle w:val="Heading1"/>
       <w:lvlText w:val="%1."/>
       <w:lvlJc w:val="left"/>
       <w:pPr>
@@ -3046,10 +2970,10 @@
         <w:rFonts w:hint="default"/>
       </w:rPr>
     </w:lvl>
-    <w:lvl w:ilvl="1" w:tentative="0">
+    <w:lvl w:ilvl="1">
       <w:start w:val="1"/>
       <w:numFmt w:val="decimal"/>
-      <w:pStyle w:val="3"/>
+      <w:pStyle w:val="Heading2"/>
       <w:lvlText w:val="%1.%2."/>
       <w:lvlJc w:val="left"/>
       <w:pPr>
@@ -3059,10 +2983,10 @@
         <w:rFonts w:hint="default"/>
       </w:rPr>
     </w:lvl>
-    <w:lvl w:ilvl="2" w:tentative="0">
+    <w:lvl w:ilvl="2">
       <w:start w:val="1"/>
       <w:numFmt w:val="decimal"/>
-      <w:pStyle w:val="4"/>
+      <w:pStyle w:val="Heading3"/>
       <w:lvlText w:val="%1.%2.%3."/>
       <w:lvlJc w:val="left"/>
       <w:pPr>
@@ -3072,10 +2996,10 @@
         <w:rFonts w:hint="default"/>
       </w:rPr>
     </w:lvl>
-    <w:lvl w:ilvl="3" w:tentative="0">
+    <w:lvl w:ilvl="3">
       <w:start w:val="1"/>
       <w:numFmt w:val="decimal"/>
-      <w:pStyle w:val="5"/>
+      <w:pStyle w:val="Heading4"/>
       <w:lvlText w:val="%1.%2.%3.%4."/>
       <w:lvlJc w:val="left"/>
       <w:pPr>
@@ -3085,10 +3009,10 @@
         <w:rFonts w:hint="default"/>
       </w:rPr>
     </w:lvl>
-    <w:lvl w:ilvl="4" w:tentative="0">
+    <w:lvl w:ilvl="4">
       <w:start w:val="1"/>
       <w:numFmt w:val="decimal"/>
-      <w:pStyle w:val="6"/>
+      <w:pStyle w:val="Heading5"/>
       <w:lvlText w:val="%1.%2.%3.%4.%5."/>
       <w:lvlJc w:val="left"/>
       <w:pPr>
@@ -3098,10 +3022,10 @@
         <w:rFonts w:hint="default"/>
       </w:rPr>
     </w:lvl>
-    <w:lvl w:ilvl="5" w:tentative="0">
+    <w:lvl w:ilvl="5">
       <w:start w:val="1"/>
       <w:numFmt w:val="decimal"/>
-      <w:pStyle w:val="7"/>
+      <w:pStyle w:val="Heading6"/>
       <w:lvlText w:val="%1.%2.%3.%4.%5.%6."/>
       <w:lvlJc w:val="left"/>
       <w:pPr>
@@ -3111,10 +3035,10 @@
         <w:rFonts w:hint="default"/>
       </w:rPr>
     </w:lvl>
-    <w:lvl w:ilvl="6" w:tentative="0">
+    <w:lvl w:ilvl="6">
       <w:start w:val="1"/>
       <w:numFmt w:val="decimal"/>
-      <w:pStyle w:val="8"/>
+      <w:pStyle w:val="Heading7"/>
       <w:lvlText w:val="%1.%2.%3.%4.%5.%6.%7."/>
       <w:lvlJc w:val="left"/>
       <w:pPr>
@@ -3124,10 +3048,10 @@
         <w:rFonts w:hint="default"/>
       </w:rPr>
     </w:lvl>
-    <w:lvl w:ilvl="7" w:tentative="0">
+    <w:lvl w:ilvl="7">
       <w:start w:val="1"/>
       <w:numFmt w:val="decimal"/>
-      <w:pStyle w:val="9"/>
+      <w:pStyle w:val="Heading8"/>
       <w:lvlText w:val="%1.%2.%3.%4.%5.%6.%7.%8."/>
       <w:lvlJc w:val="left"/>
       <w:pPr>
@@ -3137,10 +3061,10 @@
         <w:rFonts w:hint="default"/>
       </w:rPr>
     </w:lvl>
-    <w:lvl w:ilvl="8" w:tentative="0">
+    <w:lvl w:ilvl="8">
       <w:start w:val="1"/>
       <w:numFmt w:val="decimal"/>
-      <w:pStyle w:val="10"/>
+      <w:pStyle w:val="Heading9"/>
       <w:lvlText w:val="%1.%2.%3.%4.%5.%6.%7.%8.%9."/>
       <w:lvlJc w:val="left"/>
       <w:pPr>
@@ -3158,269 +3082,267 @@
 </file>
 
 <file path=word/styles.xml><?xml version="1.0" encoding="utf-8"?>
-<w:styles xmlns:mc="http://schemas.openxmlformats.org/markup-compatibility/2006" xmlns:o="urn:schemas-microsoft-com:office:office" xmlns:r="http://schemas.openxmlformats.org/officeDocument/2006/relationships" xmlns:m="http://schemas.openxmlformats.org/officeDocument/2006/math" xmlns:v="urn:schemas-microsoft-com:vml" xmlns:w="http://schemas.openxmlformats.org/wordprocessingml/2006/main" xmlns:w14="http://schemas.microsoft.com/office/word/2010/wordml" xmlns:w10="urn:schemas-microsoft-com:office:word" xmlns:sl="http://schemas.openxmlformats.org/schemaLibrary/2006/main" xmlns:wpsCustomData="http://www.wps.cn/officeDocument/2013/wpsCustomData" mc:Ignorable="w14">
+<w:styles xmlns:mc="http://schemas.openxmlformats.org/markup-compatibility/2006" xmlns:r="http://schemas.openxmlformats.org/officeDocument/2006/relationships" xmlns:w="http://schemas.openxmlformats.org/wordprocessingml/2006/main" xmlns:w14="http://schemas.microsoft.com/office/word/2010/wordml" xmlns:w15="http://schemas.microsoft.com/office/word/2012/wordml" mc:Ignorable="w14 w15">
   <w:docDefaults>
     <w:rPrDefault>
       <w:rPr>
-        <w:rFonts w:ascii="Arial" w:hAnsi="Arial" w:eastAsia="Arial" w:cs="Arial"/>
+        <w:rFonts w:ascii="Arial" w:eastAsia="Arial" w:hAnsi="Arial" w:cs="Arial"/>
       </w:rPr>
     </w:rPrDefault>
     <w:pPrDefault/>
   </w:docDefaults>
-  <w:latentStyles w:count="260" w:defQFormat="0" w:defUnhideWhenUsed="1" w:defSemiHidden="1" w:defUIPriority="99" w:defLockedState="0">
-    <w:lsdException w:qFormat="1" w:unhideWhenUsed="0" w:uiPriority="0" w:semiHidden="0" w:name="Normal"/>
-    <w:lsdException w:qFormat="1" w:unhideWhenUsed="0" w:uiPriority="0" w:semiHidden="0" w:name="heading 1"/>
-    <w:lsdException w:qFormat="1" w:uiPriority="0" w:semiHidden="0" w:name="heading 2"/>
-    <w:lsdException w:qFormat="1" w:uiPriority="0" w:name="heading 3"/>
-    <w:lsdException w:qFormat="1" w:uiPriority="0" w:semiHidden="0" w:name="heading 4"/>
-    <w:lsdException w:qFormat="1" w:uiPriority="0" w:name="heading 5"/>
-    <w:lsdException w:qFormat="1" w:uiPriority="0" w:name="heading 6"/>
-    <w:lsdException w:qFormat="1" w:uiPriority="0" w:name="heading 7"/>
-    <w:lsdException w:qFormat="1" w:uiPriority="0" w:name="heading 8"/>
-    <w:lsdException w:qFormat="1" w:uiPriority="0" w:name="heading 9"/>
-    <w:lsdException w:unhideWhenUsed="0" w:uiPriority="0" w:semiHidden="0" w:name="index 1"/>
-    <w:lsdException w:unhideWhenUsed="0" w:uiPriority="0" w:semiHidden="0" w:name="index 2"/>
-    <w:lsdException w:unhideWhenUsed="0" w:uiPriority="0" w:semiHidden="0" w:name="index 3"/>
-    <w:lsdException w:unhideWhenUsed="0" w:uiPriority="0" w:semiHidden="0" w:name="index 4"/>
-    <w:lsdException w:unhideWhenUsed="0" w:uiPriority="0" w:semiHidden="0" w:name="index 5"/>
-    <w:lsdException w:unhideWhenUsed="0" w:uiPriority="0" w:semiHidden="0" w:name="index 6"/>
-    <w:lsdException w:unhideWhenUsed="0" w:uiPriority="0" w:semiHidden="0" w:name="index 7"/>
-    <w:lsdException w:unhideWhenUsed="0" w:uiPriority="0" w:semiHidden="0" w:name="index 8"/>
-    <w:lsdException w:unhideWhenUsed="0" w:uiPriority="0" w:semiHidden="0" w:name="index 9"/>
-    <w:lsdException w:qFormat="1" w:unhideWhenUsed="0" w:uiPriority="0" w:semiHidden="0" w:name="toc 1"/>
-    <w:lsdException w:qFormat="1" w:unhideWhenUsed="0" w:uiPriority="0" w:semiHidden="0" w:name="toc 2"/>
-    <w:lsdException w:qFormat="1" w:unhideWhenUsed="0" w:uiPriority="0" w:semiHidden="0" w:name="toc 3"/>
-    <w:lsdException w:unhideWhenUsed="0" w:uiPriority="0" w:semiHidden="0" w:name="toc 4"/>
-    <w:lsdException w:unhideWhenUsed="0" w:uiPriority="0" w:semiHidden="0" w:name="toc 5"/>
-    <w:lsdException w:unhideWhenUsed="0" w:uiPriority="0" w:semiHidden="0" w:name="toc 6"/>
-    <w:lsdException w:unhideWhenUsed="0" w:uiPriority="0" w:semiHidden="0" w:name="toc 7"/>
-    <w:lsdException w:unhideWhenUsed="0" w:uiPriority="0" w:semiHidden="0" w:name="toc 8"/>
-    <w:lsdException w:unhideWhenUsed="0" w:uiPriority="0" w:semiHidden="0" w:name="toc 9"/>
-    <w:lsdException w:unhideWhenUsed="0" w:uiPriority="0" w:semiHidden="0" w:name="Normal Indent"/>
-    <w:lsdException w:unhideWhenUsed="0" w:uiPriority="0" w:semiHidden="0" w:name="footnote text"/>
-    <w:lsdException w:qFormat="1" w:unhideWhenUsed="0" w:uiPriority="0" w:semiHidden="0" w:name="annotation text"/>
-    <w:lsdException w:qFormat="1" w:unhideWhenUsed="0" w:uiPriority="0" w:semiHidden="0" w:name="header"/>
-    <w:lsdException w:qFormat="1" w:unhideWhenUsed="0" w:uiPriority="0" w:semiHidden="0" w:name="footer"/>
-    <w:lsdException w:unhideWhenUsed="0" w:uiPriority="0" w:semiHidden="0" w:name="index heading"/>
-    <w:lsdException w:qFormat="1" w:uiPriority="0" w:name="caption"/>
-    <w:lsdException w:unhideWhenUsed="0" w:uiPriority="0" w:semiHidden="0" w:name="table of figures"/>
-    <w:lsdException w:unhideWhenUsed="0" w:uiPriority="0" w:semiHidden="0" w:name="envelope address"/>
-    <w:lsdException w:unhideWhenUsed="0" w:uiPriority="0" w:semiHidden="0" w:name="envelope return"/>
-    <w:lsdException w:unhideWhenUsed="0" w:uiPriority="0" w:semiHidden="0" w:name="footnote reference"/>
-    <w:lsdException w:unhideWhenUsed="0" w:uiPriority="0" w:semiHidden="0" w:name="annotation reference"/>
-    <w:lsdException w:unhideWhenUsed="0" w:uiPriority="0" w:semiHidden="0" w:name="line number"/>
-    <w:lsdException w:unhideWhenUsed="0" w:uiPriority="0" w:semiHidden="0" w:name="page number"/>
-    <w:lsdException w:unhideWhenUsed="0" w:uiPriority="0" w:semiHidden="0" w:name="endnote reference"/>
-    <w:lsdException w:unhideWhenUsed="0" w:uiPriority="0" w:semiHidden="0" w:name="endnote text"/>
-    <w:lsdException w:unhideWhenUsed="0" w:uiPriority="0" w:semiHidden="0" w:name="table of authorities"/>
-    <w:lsdException w:unhideWhenUsed="0" w:uiPriority="0" w:semiHidden="0" w:name="macro"/>
-    <w:lsdException w:unhideWhenUsed="0" w:uiPriority="0" w:semiHidden="0" w:name="toa heading"/>
-    <w:lsdException w:unhideWhenUsed="0" w:uiPriority="0" w:semiHidden="0" w:name="List"/>
-    <w:lsdException w:unhideWhenUsed="0" w:uiPriority="0" w:semiHidden="0" w:name="List Bullet"/>
-    <w:lsdException w:unhideWhenUsed="0" w:uiPriority="0" w:semiHidden="0" w:name="List Number"/>
-    <w:lsdException w:unhideWhenUsed="0" w:uiPriority="0" w:semiHidden="0" w:name="List 2"/>
-    <w:lsdException w:unhideWhenUsed="0" w:uiPriority="0" w:semiHidden="0" w:name="List 3"/>
-    <w:lsdException w:unhideWhenUsed="0" w:uiPriority="0" w:semiHidden="0" w:name="List 4"/>
-    <w:lsdException w:unhideWhenUsed="0" w:uiPriority="0" w:semiHidden="0" w:name="List 5"/>
-    <w:lsdException w:unhideWhenUsed="0" w:uiPriority="0" w:semiHidden="0" w:name="List Bullet 2"/>
-    <w:lsdException w:unhideWhenUsed="0" w:uiPriority="0" w:semiHidden="0" w:name="List Bullet 3"/>
-    <w:lsdException w:unhideWhenUsed="0" w:uiPriority="0" w:semiHidden="0" w:name="List Bullet 4"/>
-    <w:lsdException w:unhideWhenUsed="0" w:uiPriority="0" w:semiHidden="0" w:name="List Bullet 5"/>
-    <w:lsdException w:unhideWhenUsed="0" w:uiPriority="0" w:semiHidden="0" w:name="List Number 2"/>
-    <w:lsdException w:unhideWhenUsed="0" w:uiPriority="0" w:semiHidden="0" w:name="List Number 3"/>
-    <w:lsdException w:unhideWhenUsed="0" w:uiPriority="0" w:semiHidden="0" w:name="List Number 4"/>
-    <w:lsdException w:unhideWhenUsed="0" w:uiPriority="0" w:semiHidden="0" w:name="List Number 5"/>
-    <w:lsdException w:qFormat="1" w:unhideWhenUsed="0" w:uiPriority="0" w:semiHidden="0" w:name="Title"/>
-    <w:lsdException w:unhideWhenUsed="0" w:uiPriority="0" w:semiHidden="0" w:name="Closing"/>
-    <w:lsdException w:unhideWhenUsed="0" w:uiPriority="0" w:semiHidden="0" w:name="Signature"/>
-    <w:lsdException w:qFormat="1" w:unhideWhenUsed="0" w:uiPriority="0" w:name="Default Paragraph Font"/>
-    <w:lsdException w:qFormat="1" w:unhideWhenUsed="0" w:uiPriority="0" w:name="Body Text"/>
-    <w:lsdException w:unhideWhenUsed="0" w:uiPriority="0" w:semiHidden="0" w:name="Body Text Indent"/>
-    <w:lsdException w:unhideWhenUsed="0" w:uiPriority="0" w:semiHidden="0" w:name="List Continue"/>
-    <w:lsdException w:unhideWhenUsed="0" w:uiPriority="0" w:semiHidden="0" w:name="List Continue 2"/>
-    <w:lsdException w:unhideWhenUsed="0" w:uiPriority="0" w:semiHidden="0" w:name="List Continue 3"/>
-    <w:lsdException w:unhideWhenUsed="0" w:uiPriority="0" w:semiHidden="0" w:name="List Continue 4"/>
-    <w:lsdException w:unhideWhenUsed="0" w:uiPriority="0" w:semiHidden="0" w:name="List Continue 5"/>
-    <w:lsdException w:unhideWhenUsed="0" w:uiPriority="0" w:semiHidden="0" w:name="Message Header"/>
-    <w:lsdException w:qFormat="1" w:unhideWhenUsed="0" w:uiPriority="0" w:semiHidden="0" w:name="Subtitle"/>
-    <w:lsdException w:unhideWhenUsed="0" w:uiPriority="0" w:semiHidden="0" w:name="Salutation"/>
-    <w:lsdException w:unhideWhenUsed="0" w:uiPriority="0" w:semiHidden="0" w:name="Date"/>
-    <w:lsdException w:unhideWhenUsed="0" w:uiPriority="0" w:semiHidden="0" w:name="Body Text First Indent"/>
-    <w:lsdException w:unhideWhenUsed="0" w:uiPriority="0" w:semiHidden="0" w:name="Body Text First Indent 2"/>
-    <w:lsdException w:uiPriority="99" w:name="Note Heading"/>
-    <w:lsdException w:unhideWhenUsed="0" w:uiPriority="0" w:semiHidden="0" w:name="Body Text 2"/>
-    <w:lsdException w:unhideWhenUsed="0" w:uiPriority="0" w:semiHidden="0" w:name="Body Text 3"/>
-    <w:lsdException w:unhideWhenUsed="0" w:uiPriority="0" w:semiHidden="0" w:name="Body Text Indent 2"/>
-    <w:lsdException w:unhideWhenUsed="0" w:uiPriority="0" w:semiHidden="0" w:name="Body Text Indent 3"/>
-    <w:lsdException w:unhideWhenUsed="0" w:uiPriority="0" w:semiHidden="0" w:name="Block Text"/>
-    <w:lsdException w:unhideWhenUsed="0" w:uiPriority="0" w:semiHidden="0" w:name="Hyperlink"/>
-    <w:lsdException w:unhideWhenUsed="0" w:uiPriority="0" w:semiHidden="0" w:name="FollowedHyperlink"/>
-    <w:lsdException w:qFormat="1" w:unhideWhenUsed="0" w:uiPriority="0" w:semiHidden="0" w:name="Strong"/>
-    <w:lsdException w:qFormat="1" w:unhideWhenUsed="0" w:uiPriority="0" w:semiHidden="0" w:name="Emphasis"/>
-    <w:lsdException w:unhideWhenUsed="0" w:uiPriority="0" w:semiHidden="0" w:name="Document Map"/>
-    <w:lsdException w:unhideWhenUsed="0" w:uiPriority="0" w:semiHidden="0" w:name="Plain Text"/>
-    <w:lsdException w:unhideWhenUsed="0" w:uiPriority="0" w:semiHidden="0" w:name="E-mail Signature"/>
-    <w:lsdException w:qFormat="1" w:unhideWhenUsed="0" w:uiPriority="0" w:semiHidden="0" w:name="Normal (Web)"/>
-    <w:lsdException w:unhideWhenUsed="0" w:uiPriority="0" w:semiHidden="0" w:name="HTML Acronym"/>
-    <w:lsdException w:unhideWhenUsed="0" w:uiPriority="0" w:semiHidden="0" w:name="HTML Address"/>
-    <w:lsdException w:unhideWhenUsed="0" w:uiPriority="0" w:semiHidden="0" w:name="HTML Cite"/>
-    <w:lsdException w:unhideWhenUsed="0" w:uiPriority="0" w:semiHidden="0" w:name="HTML Code"/>
-    <w:lsdException w:unhideWhenUsed="0" w:uiPriority="0" w:semiHidden="0" w:name="HTML Definition"/>
-    <w:lsdException w:unhideWhenUsed="0" w:uiPriority="0" w:semiHidden="0" w:name="HTML Keyboard"/>
-    <w:lsdException w:unhideWhenUsed="0" w:uiPriority="0" w:semiHidden="0" w:name="HTML Preformatted"/>
-    <w:lsdException w:unhideWhenUsed="0" w:uiPriority="0" w:semiHidden="0" w:name="HTML Sample"/>
-    <w:lsdException w:unhideWhenUsed="0" w:uiPriority="0" w:semiHidden="0" w:name="HTML Typewriter"/>
-    <w:lsdException w:unhideWhenUsed="0" w:uiPriority="0" w:semiHidden="0" w:name="HTML Variable"/>
-    <w:lsdException w:qFormat="1" w:unhideWhenUsed="0" w:uiPriority="0" w:name="Normal Table"/>
-    <w:lsdException w:unhideWhenUsed="0" w:uiPriority="0" w:semiHidden="0" w:name="annotation subject"/>
-    <w:lsdException w:unhideWhenUsed="0" w:uiPriority="0" w:semiHidden="0" w:name="Table Simple 1"/>
-    <w:lsdException w:unhideWhenUsed="0" w:uiPriority="0" w:semiHidden="0" w:name="Table Simple 2"/>
-    <w:lsdException w:unhideWhenUsed="0" w:uiPriority="0" w:semiHidden="0" w:name="Table Simple 3"/>
-    <w:lsdException w:unhideWhenUsed="0" w:uiPriority="0" w:semiHidden="0" w:name="Table Classic 1"/>
-    <w:lsdException w:unhideWhenUsed="0" w:uiPriority="0" w:semiHidden="0" w:name="Table Classic 2"/>
-    <w:lsdException w:unhideWhenUsed="0" w:uiPriority="0" w:semiHidden="0" w:name="Table Classic 3"/>
-    <w:lsdException w:unhideWhenUsed="0" w:uiPriority="0" w:semiHidden="0" w:name="Table Classic 4"/>
-    <w:lsdException w:unhideWhenUsed="0" w:uiPriority="0" w:semiHidden="0" w:name="Table Colorful 1"/>
-    <w:lsdException w:unhideWhenUsed="0" w:uiPriority="0" w:semiHidden="0" w:name="Table Colorful 2"/>
-    <w:lsdException w:unhideWhenUsed="0" w:uiPriority="0" w:semiHidden="0" w:name="Table Colorful 3"/>
-    <w:lsdException w:unhideWhenUsed="0" w:uiPriority="0" w:semiHidden="0" w:name="Table Columns 1"/>
-    <w:lsdException w:unhideWhenUsed="0" w:uiPriority="0" w:semiHidden="0" w:name="Table Columns 2"/>
-    <w:lsdException w:unhideWhenUsed="0" w:uiPriority="0" w:semiHidden="0" w:name="Table Columns 3"/>
-    <w:lsdException w:unhideWhenUsed="0" w:uiPriority="0" w:semiHidden="0" w:name="Table Columns 4"/>
-    <w:lsdException w:unhideWhenUsed="0" w:uiPriority="0" w:semiHidden="0" w:name="Table Columns 5"/>
-    <w:lsdException w:unhideWhenUsed="0" w:uiPriority="0" w:semiHidden="0" w:name="Table Grid 1"/>
-    <w:lsdException w:unhideWhenUsed="0" w:uiPriority="0" w:semiHidden="0" w:name="Table Grid 2"/>
-    <w:lsdException w:unhideWhenUsed="0" w:uiPriority="0" w:semiHidden="0" w:name="Table Grid 3"/>
-    <w:lsdException w:unhideWhenUsed="0" w:uiPriority="0" w:semiHidden="0" w:name="Table Grid 4"/>
-    <w:lsdException w:unhideWhenUsed="0" w:uiPriority="0" w:semiHidden="0" w:name="Table Grid 5"/>
-    <w:lsdException w:unhideWhenUsed="0" w:uiPriority="0" w:semiHidden="0" w:name="Table Grid 6"/>
-    <w:lsdException w:unhideWhenUsed="0" w:uiPriority="0" w:semiHidden="0" w:name="Table Grid 7"/>
-    <w:lsdException w:unhideWhenUsed="0" w:uiPriority="0" w:semiHidden="0" w:name="Table Grid 8"/>
-    <w:lsdException w:unhideWhenUsed="0" w:uiPriority="0" w:semiHidden="0" w:name="Table List 1"/>
-    <w:lsdException w:unhideWhenUsed="0" w:uiPriority="0" w:semiHidden="0" w:name="Table List 2"/>
-    <w:lsdException w:unhideWhenUsed="0" w:uiPriority="0" w:semiHidden="0" w:name="Table List 3"/>
-    <w:lsdException w:unhideWhenUsed="0" w:uiPriority="0" w:semiHidden="0" w:name="Table List 4"/>
-    <w:lsdException w:unhideWhenUsed="0" w:uiPriority="0" w:semiHidden="0" w:name="Table List 5"/>
-    <w:lsdException w:unhideWhenUsed="0" w:uiPriority="0" w:semiHidden="0" w:name="Table List 6"/>
-    <w:lsdException w:unhideWhenUsed="0" w:uiPriority="0" w:semiHidden="0" w:name="Table List 7"/>
-    <w:lsdException w:unhideWhenUsed="0" w:uiPriority="0" w:semiHidden="0" w:name="Table List 8"/>
-    <w:lsdException w:unhideWhenUsed="0" w:uiPriority="0" w:semiHidden="0" w:name="Table 3D effects 1"/>
-    <w:lsdException w:unhideWhenUsed="0" w:uiPriority="0" w:semiHidden="0" w:name="Table 3D effects 2"/>
-    <w:lsdException w:unhideWhenUsed="0" w:uiPriority="0" w:semiHidden="0" w:name="Table 3D effects 3"/>
-    <w:lsdException w:unhideWhenUsed="0" w:uiPriority="0" w:semiHidden="0" w:name="Table Contemporary"/>
-    <w:lsdException w:unhideWhenUsed="0" w:uiPriority="0" w:semiHidden="0" w:name="Table Elegant"/>
-    <w:lsdException w:unhideWhenUsed="0" w:uiPriority="0" w:semiHidden="0" w:name="Table Professional"/>
-    <w:lsdException w:unhideWhenUsed="0" w:uiPriority="0" w:semiHidden="0" w:name="Table Subtle 1"/>
-    <w:lsdException w:unhideWhenUsed="0" w:uiPriority="0" w:semiHidden="0" w:name="Table Subtle 2"/>
-    <w:lsdException w:unhideWhenUsed="0" w:uiPriority="0" w:semiHidden="0" w:name="Table Web 1"/>
-    <w:lsdException w:unhideWhenUsed="0" w:uiPriority="0" w:semiHidden="0" w:name="Table Web 2"/>
-    <w:lsdException w:unhideWhenUsed="0" w:uiPriority="0" w:semiHidden="0" w:name="Table Web 3"/>
-    <w:lsdException w:unhideWhenUsed="0" w:uiPriority="0" w:semiHidden="0" w:name="Balloon Text"/>
-    <w:lsdException w:qFormat="1" w:unhideWhenUsed="0" w:uiPriority="0" w:semiHidden="0" w:name="Table Grid"/>
-    <w:lsdException w:unhideWhenUsed="0" w:uiPriority="0" w:semiHidden="0" w:name="Table Theme"/>
-    <w:lsdException w:unhideWhenUsed="0" w:uiPriority="60" w:semiHidden="0" w:name="Light Shading"/>
-    <w:lsdException w:unhideWhenUsed="0" w:uiPriority="61" w:semiHidden="0" w:name="Light List"/>
-    <w:lsdException w:unhideWhenUsed="0" w:uiPriority="62" w:semiHidden="0" w:name="Light Grid"/>
-    <w:lsdException w:unhideWhenUsed="0" w:uiPriority="63" w:semiHidden="0" w:name="Medium Shading 1"/>
-    <w:lsdException w:unhideWhenUsed="0" w:uiPriority="64" w:semiHidden="0" w:name="Medium Shading 2"/>
-    <w:lsdException w:unhideWhenUsed="0" w:uiPriority="65" w:semiHidden="0" w:name="Medium List 1"/>
-    <w:lsdException w:unhideWhenUsed="0" w:uiPriority="66" w:semiHidden="0" w:name="Medium List 2"/>
-    <w:lsdException w:unhideWhenUsed="0" w:uiPriority="67" w:semiHidden="0" w:name="Medium Grid 1"/>
-    <w:lsdException w:unhideWhenUsed="0" w:uiPriority="68" w:semiHidden="0" w:name="Medium Grid 2"/>
-    <w:lsdException w:unhideWhenUsed="0" w:uiPriority="69" w:semiHidden="0" w:name="Medium Grid 3"/>
-    <w:lsdException w:unhideWhenUsed="0" w:uiPriority="70" w:semiHidden="0" w:name="Dark List"/>
-    <w:lsdException w:unhideWhenUsed="0" w:uiPriority="71" w:semiHidden="0" w:name="Colorful Shading"/>
-    <w:lsdException w:unhideWhenUsed="0" w:uiPriority="72" w:semiHidden="0" w:name="Colorful List"/>
-    <w:lsdException w:unhideWhenUsed="0" w:uiPriority="73" w:semiHidden="0" w:name="Colorful Grid"/>
-    <w:lsdException w:unhideWhenUsed="0" w:uiPriority="60" w:semiHidden="0" w:name="Light Shading Accent 1"/>
-    <w:lsdException w:unhideWhenUsed="0" w:uiPriority="61" w:semiHidden="0" w:name="Light List Accent 1"/>
-    <w:lsdException w:unhideWhenUsed="0" w:uiPriority="62" w:semiHidden="0" w:name="Light Grid Accent 1"/>
-    <w:lsdException w:unhideWhenUsed="0" w:uiPriority="63" w:semiHidden="0" w:name="Medium Shading 1 Accent 1"/>
-    <w:lsdException w:unhideWhenUsed="0" w:uiPriority="64" w:semiHidden="0" w:name="Medium Shading 2 Accent 1"/>
-    <w:lsdException w:unhideWhenUsed="0" w:uiPriority="65" w:semiHidden="0" w:name="Medium List 1 Accent 1"/>
-    <w:lsdException w:unhideWhenUsed="0" w:uiPriority="66" w:semiHidden="0" w:name="Medium List 2 Accent 1"/>
-    <w:lsdException w:unhideWhenUsed="0" w:uiPriority="67" w:semiHidden="0" w:name="Medium Grid 1 Accent 1"/>
-    <w:lsdException w:unhideWhenUsed="0" w:uiPriority="68" w:semiHidden="0" w:name="Medium Grid 2 Accent 1"/>
-    <w:lsdException w:unhideWhenUsed="0" w:uiPriority="69" w:semiHidden="0" w:name="Medium Grid 3 Accent 1"/>
-    <w:lsdException w:unhideWhenUsed="0" w:uiPriority="70" w:semiHidden="0" w:name="Dark List Accent 1"/>
-    <w:lsdException w:unhideWhenUsed="0" w:uiPriority="71" w:semiHidden="0" w:name="Colorful Shading Accent 1"/>
-    <w:lsdException w:unhideWhenUsed="0" w:uiPriority="72" w:semiHidden="0" w:name="Colorful List Accent 1"/>
-    <w:lsdException w:unhideWhenUsed="0" w:uiPriority="73" w:semiHidden="0" w:name="Colorful Grid Accent 1"/>
-    <w:lsdException w:unhideWhenUsed="0" w:uiPriority="60" w:semiHidden="0" w:name="Light Shading Accent 2"/>
-    <w:lsdException w:unhideWhenUsed="0" w:uiPriority="61" w:semiHidden="0" w:name="Light List Accent 2"/>
-    <w:lsdException w:unhideWhenUsed="0" w:uiPriority="62" w:semiHidden="0" w:name="Light Grid Accent 2"/>
-    <w:lsdException w:unhideWhenUsed="0" w:uiPriority="63" w:semiHidden="0" w:name="Medium Shading 1 Accent 2"/>
-    <w:lsdException w:unhideWhenUsed="0" w:uiPriority="64" w:semiHidden="0" w:name="Medium Shading 2 Accent 2"/>
-    <w:lsdException w:unhideWhenUsed="0" w:uiPriority="65" w:semiHidden="0" w:name="Medium List 1 Accent 2"/>
-    <w:lsdException w:unhideWhenUsed="0" w:uiPriority="66" w:semiHidden="0" w:name="Medium List 2 Accent 2"/>
-    <w:lsdException w:unhideWhenUsed="0" w:uiPriority="67" w:semiHidden="0" w:name="Medium Grid 1 Accent 2"/>
-    <w:lsdException w:unhideWhenUsed="0" w:uiPriority="68" w:semiHidden="0" w:name="Medium Grid 2 Accent 2"/>
-    <w:lsdException w:unhideWhenUsed="0" w:uiPriority="69" w:semiHidden="0" w:name="Medium Grid 3 Accent 2"/>
-    <w:lsdException w:unhideWhenUsed="0" w:uiPriority="70" w:semiHidden="0" w:name="Dark List Accent 2"/>
-    <w:lsdException w:unhideWhenUsed="0" w:uiPriority="71" w:semiHidden="0" w:name="Colorful Shading Accent 2"/>
-    <w:lsdException w:unhideWhenUsed="0" w:uiPriority="72" w:semiHidden="0" w:name="Colorful List Accent 2"/>
-    <w:lsdException w:unhideWhenUsed="0" w:uiPriority="73" w:semiHidden="0" w:name="Colorful Grid Accent 2"/>
-    <w:lsdException w:unhideWhenUsed="0" w:uiPriority="60" w:semiHidden="0" w:name="Light Shading Accent 3"/>
-    <w:lsdException w:unhideWhenUsed="0" w:uiPriority="61" w:semiHidden="0" w:name="Light List Accent 3"/>
-    <w:lsdException w:unhideWhenUsed="0" w:uiPriority="62" w:semiHidden="0" w:name="Light Grid Accent 3"/>
-    <w:lsdException w:unhideWhenUsed="0" w:uiPriority="63" w:semiHidden="0" w:name="Medium Shading 1 Accent 3"/>
-    <w:lsdException w:unhideWhenUsed="0" w:uiPriority="64" w:semiHidden="0" w:name="Medium Shading 2 Accent 3"/>
-    <w:lsdException w:unhideWhenUsed="0" w:uiPriority="65" w:semiHidden="0" w:name="Medium List 1 Accent 3"/>
-    <w:lsdException w:unhideWhenUsed="0" w:uiPriority="66" w:semiHidden="0" w:name="Medium List 2 Accent 3"/>
-    <w:lsdException w:unhideWhenUsed="0" w:uiPriority="67" w:semiHidden="0" w:name="Medium Grid 1 Accent 3"/>
-    <w:lsdException w:unhideWhenUsed="0" w:uiPriority="68" w:semiHidden="0" w:name="Medium Grid 2 Accent 3"/>
-    <w:lsdException w:unhideWhenUsed="0" w:uiPriority="69" w:semiHidden="0" w:name="Medium Grid 3 Accent 3"/>
-    <w:lsdException w:unhideWhenUsed="0" w:uiPriority="70" w:semiHidden="0" w:name="Dark List Accent 3"/>
-    <w:lsdException w:unhideWhenUsed="0" w:uiPriority="71" w:semiHidden="0" w:name="Colorful Shading Accent 3"/>
-    <w:lsdException w:unhideWhenUsed="0" w:uiPriority="72" w:semiHidden="0" w:name="Colorful List Accent 3"/>
-    <w:lsdException w:unhideWhenUsed="0" w:uiPriority="73" w:semiHidden="0" w:name="Colorful Grid Accent 3"/>
-    <w:lsdException w:unhideWhenUsed="0" w:uiPriority="60" w:semiHidden="0" w:name="Light Shading Accent 4"/>
-    <w:lsdException w:unhideWhenUsed="0" w:uiPriority="61" w:semiHidden="0" w:name="Light List Accent 4"/>
-    <w:lsdException w:unhideWhenUsed="0" w:uiPriority="62" w:semiHidden="0" w:name="Light Grid Accent 4"/>
-    <w:lsdException w:unhideWhenUsed="0" w:uiPriority="63" w:semiHidden="0" w:name="Medium Shading 1 Accent 4"/>
-    <w:lsdException w:unhideWhenUsed="0" w:uiPriority="64" w:semiHidden="0" w:name="Medium Shading 2 Accent 4"/>
-    <w:lsdException w:unhideWhenUsed="0" w:uiPriority="65" w:semiHidden="0" w:name="Medium List 1 Accent 4"/>
-    <w:lsdException w:unhideWhenUsed="0" w:uiPriority="66" w:semiHidden="0" w:name="Medium List 2 Accent 4"/>
-    <w:lsdException w:unhideWhenUsed="0" w:uiPriority="67" w:semiHidden="0" w:name="Medium Grid 1 Accent 4"/>
-    <w:lsdException w:unhideWhenUsed="0" w:uiPriority="68" w:semiHidden="0" w:name="Medium Grid 2 Accent 4"/>
-    <w:lsdException w:unhideWhenUsed="0" w:uiPriority="69" w:semiHidden="0" w:name="Medium Grid 3 Accent 4"/>
-    <w:lsdException w:unhideWhenUsed="0" w:uiPriority="70" w:semiHidden="0" w:name="Dark List Accent 4"/>
-    <w:lsdException w:unhideWhenUsed="0" w:uiPriority="71" w:semiHidden="0" w:name="Colorful Shading Accent 4"/>
-    <w:lsdException w:unhideWhenUsed="0" w:uiPriority="72" w:semiHidden="0" w:name="Colorful List Accent 4"/>
-    <w:lsdException w:unhideWhenUsed="0" w:uiPriority="73" w:semiHidden="0" w:name="Colorful Grid Accent 4"/>
-    <w:lsdException w:unhideWhenUsed="0" w:uiPriority="60" w:semiHidden="0" w:name="Light Shading Accent 5"/>
-    <w:lsdException w:unhideWhenUsed="0" w:uiPriority="61" w:semiHidden="0" w:name="Light List Accent 5"/>
-    <w:lsdException w:unhideWhenUsed="0" w:uiPriority="62" w:semiHidden="0" w:name="Light Grid Accent 5"/>
-    <w:lsdException w:unhideWhenUsed="0" w:uiPriority="63" w:semiHidden="0" w:name="Medium Shading 1 Accent 5"/>
-    <w:lsdException w:unhideWhenUsed="0" w:uiPriority="64" w:semiHidden="0" w:name="Medium Shading 2 Accent 5"/>
-    <w:lsdException w:unhideWhenUsed="0" w:uiPriority="65" w:semiHidden="0" w:name="Medium List 1 Accent 5"/>
-    <w:lsdException w:unhideWhenUsed="0" w:uiPriority="66" w:semiHidden="0" w:name="Medium List 2 Accent 5"/>
-    <w:lsdException w:unhideWhenUsed="0" w:uiPriority="67" w:semiHidden="0" w:name="Medium Grid 1 Accent 5"/>
-    <w:lsdException w:unhideWhenUsed="0" w:uiPriority="68" w:semiHidden="0" w:name="Medium Grid 2 Accent 5"/>
-    <w:lsdException w:unhideWhenUsed="0" w:uiPriority="69" w:semiHidden="0" w:name="Medium Grid 3 Accent 5"/>
-    <w:lsdException w:unhideWhenUsed="0" w:uiPriority="70" w:semiHidden="0" w:name="Dark List Accent 5"/>
-    <w:lsdException w:unhideWhenUsed="0" w:uiPriority="71" w:semiHidden="0" w:name="Colorful Shading Accent 5"/>
-    <w:lsdException w:unhideWhenUsed="0" w:uiPriority="72" w:semiHidden="0" w:name="Colorful List Accent 5"/>
-    <w:lsdException w:unhideWhenUsed="0" w:uiPriority="73" w:semiHidden="0" w:name="Colorful Grid Accent 5"/>
-    <w:lsdException w:unhideWhenUsed="0" w:uiPriority="60" w:semiHidden="0" w:name="Light Shading Accent 6"/>
-    <w:lsdException w:unhideWhenUsed="0" w:uiPriority="61" w:semiHidden="0" w:name="Light List Accent 6"/>
-    <w:lsdException w:unhideWhenUsed="0" w:uiPriority="62" w:semiHidden="0" w:name="Light Grid Accent 6"/>
-    <w:lsdException w:unhideWhenUsed="0" w:uiPriority="63" w:semiHidden="0" w:name="Medium Shading 1 Accent 6"/>
-    <w:lsdException w:unhideWhenUsed="0" w:uiPriority="64" w:semiHidden="0" w:name="Medium Shading 2 Accent 6"/>
-    <w:lsdException w:unhideWhenUsed="0" w:uiPriority="65" w:semiHidden="0" w:name="Medium List 1 Accent 6"/>
-    <w:lsdException w:unhideWhenUsed="0" w:uiPriority="66" w:semiHidden="0" w:name="Medium List 2 Accent 6"/>
-    <w:lsdException w:unhideWhenUsed="0" w:uiPriority="67" w:semiHidden="0" w:name="Medium Grid 1 Accent 6"/>
-    <w:lsdException w:unhideWhenUsed="0" w:uiPriority="68" w:semiHidden="0" w:name="Medium Grid 2 Accent 6"/>
-    <w:lsdException w:unhideWhenUsed="0" w:uiPriority="69" w:semiHidden="0" w:name="Medium Grid 3 Accent 6"/>
-    <w:lsdException w:unhideWhenUsed="0" w:uiPriority="70" w:semiHidden="0" w:name="Dark List Accent 6"/>
-    <w:lsdException w:unhideWhenUsed="0" w:uiPriority="71" w:semiHidden="0" w:name="Colorful Shading Accent 6"/>
-    <w:lsdException w:unhideWhenUsed="0" w:uiPriority="72" w:semiHidden="0" w:name="Colorful List Accent 6"/>
-    <w:lsdException w:unhideWhenUsed="0" w:uiPriority="73" w:semiHidden="0" w:name="Colorful Grid Accent 6"/>
+  <w:latentStyles w:defLockedState="0" w:defUIPriority="99" w:defSemiHidden="1" w:defUnhideWhenUsed="1" w:defQFormat="0" w:count="260">
+    <w:lsdException w:name="Normal" w:semiHidden="0" w:uiPriority="0" w:unhideWhenUsed="0" w:qFormat="1"/>
+    <w:lsdException w:name="heading 1" w:semiHidden="0" w:uiPriority="0" w:unhideWhenUsed="0" w:qFormat="1"/>
+    <w:lsdException w:name="heading 2" w:semiHidden="0" w:uiPriority="0" w:qFormat="1"/>
+    <w:lsdException w:name="heading 3" w:uiPriority="0" w:qFormat="1"/>
+    <w:lsdException w:name="heading 4" w:semiHidden="0" w:uiPriority="0" w:qFormat="1"/>
+    <w:lsdException w:name="heading 5" w:uiPriority="0" w:qFormat="1"/>
+    <w:lsdException w:name="heading 6" w:uiPriority="0" w:qFormat="1"/>
+    <w:lsdException w:name="heading 7" w:uiPriority="0" w:qFormat="1"/>
+    <w:lsdException w:name="heading 8" w:uiPriority="0" w:qFormat="1"/>
+    <w:lsdException w:name="heading 9" w:uiPriority="0" w:qFormat="1"/>
+    <w:lsdException w:name="index 1" w:semiHidden="0" w:uiPriority="0" w:unhideWhenUsed="0"/>
+    <w:lsdException w:name="index 2" w:semiHidden="0" w:uiPriority="0" w:unhideWhenUsed="0"/>
+    <w:lsdException w:name="index 3" w:semiHidden="0" w:uiPriority="0" w:unhideWhenUsed="0"/>
+    <w:lsdException w:name="index 4" w:semiHidden="0" w:uiPriority="0" w:unhideWhenUsed="0"/>
+    <w:lsdException w:name="index 5" w:semiHidden="0" w:uiPriority="0" w:unhideWhenUsed="0"/>
+    <w:lsdException w:name="index 6" w:semiHidden="0" w:uiPriority="0" w:unhideWhenUsed="0"/>
+    <w:lsdException w:name="index 7" w:semiHidden="0" w:uiPriority="0" w:unhideWhenUsed="0"/>
+    <w:lsdException w:name="index 8" w:semiHidden="0" w:uiPriority="0" w:unhideWhenUsed="0"/>
+    <w:lsdException w:name="index 9" w:semiHidden="0" w:uiPriority="0" w:unhideWhenUsed="0"/>
+    <w:lsdException w:name="toc 1" w:semiHidden="0" w:uiPriority="0" w:unhideWhenUsed="0" w:qFormat="1"/>
+    <w:lsdException w:name="toc 2" w:semiHidden="0" w:uiPriority="0" w:unhideWhenUsed="0" w:qFormat="1"/>
+    <w:lsdException w:name="toc 3" w:semiHidden="0" w:uiPriority="0" w:unhideWhenUsed="0" w:qFormat="1"/>
+    <w:lsdException w:name="toc 4" w:semiHidden="0" w:uiPriority="0" w:unhideWhenUsed="0"/>
+    <w:lsdException w:name="toc 5" w:semiHidden="0" w:uiPriority="0" w:unhideWhenUsed="0"/>
+    <w:lsdException w:name="toc 6" w:semiHidden="0" w:uiPriority="0" w:unhideWhenUsed="0"/>
+    <w:lsdException w:name="toc 7" w:semiHidden="0" w:uiPriority="0" w:unhideWhenUsed="0"/>
+    <w:lsdException w:name="toc 8" w:semiHidden="0" w:uiPriority="0" w:unhideWhenUsed="0"/>
+    <w:lsdException w:name="toc 9" w:semiHidden="0" w:uiPriority="0" w:unhideWhenUsed="0"/>
+    <w:lsdException w:name="Normal Indent" w:semiHidden="0" w:uiPriority="0" w:unhideWhenUsed="0"/>
+    <w:lsdException w:name="footnote text" w:semiHidden="0" w:uiPriority="0" w:unhideWhenUsed="0"/>
+    <w:lsdException w:name="annotation text" w:semiHidden="0" w:uiPriority="0" w:unhideWhenUsed="0" w:qFormat="1"/>
+    <w:lsdException w:name="header" w:semiHidden="0" w:uiPriority="0" w:unhideWhenUsed="0" w:qFormat="1"/>
+    <w:lsdException w:name="footer" w:semiHidden="0" w:uiPriority="0" w:unhideWhenUsed="0" w:qFormat="1"/>
+    <w:lsdException w:name="index heading" w:semiHidden="0" w:uiPriority="0" w:unhideWhenUsed="0"/>
+    <w:lsdException w:name="caption" w:uiPriority="0" w:qFormat="1"/>
+    <w:lsdException w:name="table of figures" w:semiHidden="0" w:uiPriority="0" w:unhideWhenUsed="0"/>
+    <w:lsdException w:name="envelope address" w:semiHidden="0" w:uiPriority="0" w:unhideWhenUsed="0"/>
+    <w:lsdException w:name="envelope return" w:semiHidden="0" w:uiPriority="0" w:unhideWhenUsed="0"/>
+    <w:lsdException w:name="footnote reference" w:semiHidden="0" w:uiPriority="0" w:unhideWhenUsed="0"/>
+    <w:lsdException w:name="annotation reference" w:semiHidden="0" w:uiPriority="0" w:unhideWhenUsed="0"/>
+    <w:lsdException w:name="line number" w:semiHidden="0" w:uiPriority="0" w:unhideWhenUsed="0"/>
+    <w:lsdException w:name="page number" w:semiHidden="0" w:uiPriority="0" w:unhideWhenUsed="0"/>
+    <w:lsdException w:name="endnote reference" w:semiHidden="0" w:uiPriority="0" w:unhideWhenUsed="0"/>
+    <w:lsdException w:name="endnote text" w:semiHidden="0" w:uiPriority="0" w:unhideWhenUsed="0"/>
+    <w:lsdException w:name="table of authorities" w:semiHidden="0" w:uiPriority="0" w:unhideWhenUsed="0"/>
+    <w:lsdException w:name="macro" w:semiHidden="0" w:uiPriority="0" w:unhideWhenUsed="0"/>
+    <w:lsdException w:name="toa heading" w:semiHidden="0" w:uiPriority="0" w:unhideWhenUsed="0"/>
+    <w:lsdException w:name="List" w:semiHidden="0" w:uiPriority="0" w:unhideWhenUsed="0"/>
+    <w:lsdException w:name="List Bullet" w:semiHidden="0" w:uiPriority="0" w:unhideWhenUsed="0"/>
+    <w:lsdException w:name="List Number" w:semiHidden="0" w:uiPriority="0" w:unhideWhenUsed="0"/>
+    <w:lsdException w:name="List 2" w:semiHidden="0" w:uiPriority="0" w:unhideWhenUsed="0"/>
+    <w:lsdException w:name="List 3" w:semiHidden="0" w:uiPriority="0" w:unhideWhenUsed="0"/>
+    <w:lsdException w:name="List 4" w:semiHidden="0" w:uiPriority="0" w:unhideWhenUsed="0"/>
+    <w:lsdException w:name="List 5" w:semiHidden="0" w:uiPriority="0" w:unhideWhenUsed="0"/>
+    <w:lsdException w:name="List Bullet 2" w:semiHidden="0" w:uiPriority="0" w:unhideWhenUsed="0"/>
+    <w:lsdException w:name="List Bullet 3" w:semiHidden="0" w:uiPriority="0" w:unhideWhenUsed="0"/>
+    <w:lsdException w:name="List Bullet 4" w:semiHidden="0" w:uiPriority="0" w:unhideWhenUsed="0"/>
+    <w:lsdException w:name="List Bullet 5" w:semiHidden="0" w:uiPriority="0" w:unhideWhenUsed="0"/>
+    <w:lsdException w:name="List Number 2" w:semiHidden="0" w:uiPriority="0" w:unhideWhenUsed="0"/>
+    <w:lsdException w:name="List Number 3" w:semiHidden="0" w:uiPriority="0" w:unhideWhenUsed="0"/>
+    <w:lsdException w:name="List Number 4" w:semiHidden="0" w:uiPriority="0" w:unhideWhenUsed="0"/>
+    <w:lsdException w:name="List Number 5" w:semiHidden="0" w:uiPriority="0" w:unhideWhenUsed="0"/>
+    <w:lsdException w:name="Title" w:semiHidden="0" w:uiPriority="0" w:unhideWhenUsed="0" w:qFormat="1"/>
+    <w:lsdException w:name="Closing" w:semiHidden="0" w:uiPriority="0" w:unhideWhenUsed="0"/>
+    <w:lsdException w:name="Signature" w:semiHidden="0" w:uiPriority="0" w:unhideWhenUsed="0"/>
+    <w:lsdException w:name="Default Paragraph Font" w:uiPriority="0" w:unhideWhenUsed="0" w:qFormat="1"/>
+    <w:lsdException w:name="Body Text" w:uiPriority="0" w:unhideWhenUsed="0" w:qFormat="1"/>
+    <w:lsdException w:name="Body Text Indent" w:semiHidden="0" w:uiPriority="0" w:unhideWhenUsed="0"/>
+    <w:lsdException w:name="List Continue" w:semiHidden="0" w:uiPriority="0" w:unhideWhenUsed="0"/>
+    <w:lsdException w:name="List Continue 2" w:semiHidden="0" w:uiPriority="0" w:unhideWhenUsed="0"/>
+    <w:lsdException w:name="List Continue 3" w:semiHidden="0" w:uiPriority="0" w:unhideWhenUsed="0"/>
+    <w:lsdException w:name="List Continue 4" w:semiHidden="0" w:uiPriority="0" w:unhideWhenUsed="0"/>
+    <w:lsdException w:name="List Continue 5" w:semiHidden="0" w:uiPriority="0" w:unhideWhenUsed="0"/>
+    <w:lsdException w:name="Message Header" w:semiHidden="0" w:uiPriority="0" w:unhideWhenUsed="0"/>
+    <w:lsdException w:name="Subtitle" w:semiHidden="0" w:uiPriority="0" w:unhideWhenUsed="0" w:qFormat="1"/>
+    <w:lsdException w:name="Salutation" w:semiHidden="0" w:uiPriority="0" w:unhideWhenUsed="0"/>
+    <w:lsdException w:name="Date" w:semiHidden="0" w:uiPriority="0" w:unhideWhenUsed="0"/>
+    <w:lsdException w:name="Body Text First Indent" w:semiHidden="0" w:uiPriority="0" w:unhideWhenUsed="0"/>
+    <w:lsdException w:name="Body Text First Indent 2" w:semiHidden="0" w:uiPriority="0" w:unhideWhenUsed="0"/>
+    <w:lsdException w:name="Body Text 2" w:semiHidden="0" w:uiPriority="0" w:unhideWhenUsed="0"/>
+    <w:lsdException w:name="Body Text 3" w:semiHidden="0" w:uiPriority="0" w:unhideWhenUsed="0"/>
+    <w:lsdException w:name="Body Text Indent 2" w:semiHidden="0" w:uiPriority="0" w:unhideWhenUsed="0"/>
+    <w:lsdException w:name="Body Text Indent 3" w:semiHidden="0" w:uiPriority="0" w:unhideWhenUsed="0"/>
+    <w:lsdException w:name="Block Text" w:semiHidden="0" w:uiPriority="0" w:unhideWhenUsed="0"/>
+    <w:lsdException w:name="Hyperlink" w:semiHidden="0" w:uiPriority="0" w:unhideWhenUsed="0"/>
+    <w:lsdException w:name="FollowedHyperlink" w:semiHidden="0" w:uiPriority="0" w:unhideWhenUsed="0"/>
+    <w:lsdException w:name="Strong" w:semiHidden="0" w:uiPriority="0" w:unhideWhenUsed="0" w:qFormat="1"/>
+    <w:lsdException w:name="Emphasis" w:semiHidden="0" w:uiPriority="0" w:unhideWhenUsed="0" w:qFormat="1"/>
+    <w:lsdException w:name="Document Map" w:semiHidden="0" w:uiPriority="0" w:unhideWhenUsed="0"/>
+    <w:lsdException w:name="Plain Text" w:semiHidden="0" w:uiPriority="0" w:unhideWhenUsed="0"/>
+    <w:lsdException w:name="E-mail Signature" w:semiHidden="0" w:uiPriority="0" w:unhideWhenUsed="0"/>
+    <w:lsdException w:name="Normal (Web)" w:semiHidden="0" w:uiPriority="0" w:unhideWhenUsed="0" w:qFormat="1"/>
+    <w:lsdException w:name="HTML Acronym" w:semiHidden="0" w:uiPriority="0" w:unhideWhenUsed="0"/>
+    <w:lsdException w:name="HTML Address" w:semiHidden="0" w:uiPriority="0" w:unhideWhenUsed="0"/>
+    <w:lsdException w:name="HTML Cite" w:semiHidden="0" w:uiPriority="0" w:unhideWhenUsed="0"/>
+    <w:lsdException w:name="HTML Code" w:semiHidden="0" w:uiPriority="0" w:unhideWhenUsed="0"/>
+    <w:lsdException w:name="HTML Definition" w:semiHidden="0" w:uiPriority="0" w:unhideWhenUsed="0"/>
+    <w:lsdException w:name="HTML Keyboard" w:semiHidden="0" w:uiPriority="0" w:unhideWhenUsed="0"/>
+    <w:lsdException w:name="HTML Preformatted" w:semiHidden="0" w:uiPriority="0" w:unhideWhenUsed="0"/>
+    <w:lsdException w:name="HTML Sample" w:semiHidden="0" w:uiPriority="0" w:unhideWhenUsed="0"/>
+    <w:lsdException w:name="HTML Typewriter" w:semiHidden="0" w:uiPriority="0" w:unhideWhenUsed="0"/>
+    <w:lsdException w:name="HTML Variable" w:semiHidden="0" w:uiPriority="0" w:unhideWhenUsed="0"/>
+    <w:lsdException w:name="Normal Table" w:uiPriority="0" w:unhideWhenUsed="0" w:qFormat="1"/>
+    <w:lsdException w:name="annotation subject" w:semiHidden="0" w:uiPriority="0" w:unhideWhenUsed="0"/>
+    <w:lsdException w:name="Table Simple 1" w:semiHidden="0" w:uiPriority="0" w:unhideWhenUsed="0"/>
+    <w:lsdException w:name="Table Simple 2" w:semiHidden="0" w:uiPriority="0" w:unhideWhenUsed="0"/>
+    <w:lsdException w:name="Table Simple 3" w:semiHidden="0" w:uiPriority="0" w:unhideWhenUsed="0"/>
+    <w:lsdException w:name="Table Classic 1" w:semiHidden="0" w:uiPriority="0" w:unhideWhenUsed="0"/>
+    <w:lsdException w:name="Table Classic 2" w:semiHidden="0" w:uiPriority="0" w:unhideWhenUsed="0"/>
+    <w:lsdException w:name="Table Classic 3" w:semiHidden="0" w:uiPriority="0" w:unhideWhenUsed="0"/>
+    <w:lsdException w:name="Table Classic 4" w:semiHidden="0" w:uiPriority="0" w:unhideWhenUsed="0"/>
+    <w:lsdException w:name="Table Colorful 1" w:semiHidden="0" w:uiPriority="0" w:unhideWhenUsed="0"/>
+    <w:lsdException w:name="Table Colorful 2" w:semiHidden="0" w:uiPriority="0" w:unhideWhenUsed="0"/>
+    <w:lsdException w:name="Table Colorful 3" w:semiHidden="0" w:uiPriority="0" w:unhideWhenUsed="0"/>
+    <w:lsdException w:name="Table Columns 1" w:semiHidden="0" w:uiPriority="0" w:unhideWhenUsed="0"/>
+    <w:lsdException w:name="Table Columns 2" w:semiHidden="0" w:uiPriority="0" w:unhideWhenUsed="0"/>
+    <w:lsdException w:name="Table Columns 3" w:semiHidden="0" w:uiPriority="0" w:unhideWhenUsed="0"/>
+    <w:lsdException w:name="Table Columns 4" w:semiHidden="0" w:uiPriority="0" w:unhideWhenUsed="0"/>
+    <w:lsdException w:name="Table Columns 5" w:semiHidden="0" w:uiPriority="0" w:unhideWhenUsed="0"/>
+    <w:lsdException w:name="Table Grid 1" w:semiHidden="0" w:uiPriority="0" w:unhideWhenUsed="0"/>
+    <w:lsdException w:name="Table Grid 2" w:semiHidden="0" w:uiPriority="0" w:unhideWhenUsed="0"/>
+    <w:lsdException w:name="Table Grid 3" w:semiHidden="0" w:uiPriority="0" w:unhideWhenUsed="0"/>
+    <w:lsdException w:name="Table Grid 4" w:semiHidden="0" w:uiPriority="0" w:unhideWhenUsed="0"/>
+    <w:lsdException w:name="Table Grid 5" w:semiHidden="0" w:uiPriority="0" w:unhideWhenUsed="0"/>
+    <w:lsdException w:name="Table Grid 6" w:semiHidden="0" w:uiPriority="0" w:unhideWhenUsed="0"/>
+    <w:lsdException w:name="Table Grid 7" w:semiHidden="0" w:uiPriority="0" w:unhideWhenUsed="0"/>
+    <w:lsdException w:name="Table Grid 8" w:semiHidden="0" w:uiPriority="0" w:unhideWhenUsed="0"/>
+    <w:lsdException w:name="Table List 1" w:semiHidden="0" w:uiPriority="0" w:unhideWhenUsed="0"/>
+    <w:lsdException w:name="Table List 2" w:semiHidden="0" w:uiPriority="0" w:unhideWhenUsed="0"/>
+    <w:lsdException w:name="Table List 3" w:semiHidden="0" w:uiPriority="0" w:unhideWhenUsed="0"/>
+    <w:lsdException w:name="Table List 4" w:semiHidden="0" w:uiPriority="0" w:unhideWhenUsed="0"/>
+    <w:lsdException w:name="Table List 5" w:semiHidden="0" w:uiPriority="0" w:unhideWhenUsed="0"/>
+    <w:lsdException w:name="Table List 6" w:semiHidden="0" w:uiPriority="0" w:unhideWhenUsed="0"/>
+    <w:lsdException w:name="Table List 7" w:semiHidden="0" w:uiPriority="0" w:unhideWhenUsed="0"/>
+    <w:lsdException w:name="Table List 8" w:semiHidden="0" w:uiPriority="0" w:unhideWhenUsed="0"/>
+    <w:lsdException w:name="Table 3D effects 1" w:semiHidden="0" w:uiPriority="0" w:unhideWhenUsed="0"/>
+    <w:lsdException w:name="Table 3D effects 2" w:semiHidden="0" w:uiPriority="0" w:unhideWhenUsed="0"/>
+    <w:lsdException w:name="Table 3D effects 3" w:semiHidden="0" w:uiPriority="0" w:unhideWhenUsed="0"/>
+    <w:lsdException w:name="Table Contemporary" w:semiHidden="0" w:uiPriority="0" w:unhideWhenUsed="0"/>
+    <w:lsdException w:name="Table Elegant" w:semiHidden="0" w:uiPriority="0" w:unhideWhenUsed="0"/>
+    <w:lsdException w:name="Table Professional" w:semiHidden="0" w:uiPriority="0" w:unhideWhenUsed="0"/>
+    <w:lsdException w:name="Table Subtle 1" w:semiHidden="0" w:uiPriority="0" w:unhideWhenUsed="0"/>
+    <w:lsdException w:name="Table Subtle 2" w:semiHidden="0" w:uiPriority="0" w:unhideWhenUsed="0"/>
+    <w:lsdException w:name="Table Web 1" w:semiHidden="0" w:uiPriority="0" w:unhideWhenUsed="0"/>
+    <w:lsdException w:name="Table Web 2" w:semiHidden="0" w:uiPriority="0" w:unhideWhenUsed="0"/>
+    <w:lsdException w:name="Table Web 3" w:semiHidden="0" w:uiPriority="0" w:unhideWhenUsed="0"/>
+    <w:lsdException w:name="Balloon Text" w:semiHidden="0" w:uiPriority="0" w:unhideWhenUsed="0"/>
+    <w:lsdException w:name="Table Grid" w:semiHidden="0" w:uiPriority="0" w:unhideWhenUsed="0" w:qFormat="1"/>
+    <w:lsdException w:name="Table Theme" w:semiHidden="0" w:uiPriority="0" w:unhideWhenUsed="0"/>
+    <w:lsdException w:name="Light Shading" w:semiHidden="0" w:uiPriority="60" w:unhideWhenUsed="0"/>
+    <w:lsdException w:name="Light List" w:semiHidden="0" w:uiPriority="61" w:unhideWhenUsed="0"/>
+    <w:lsdException w:name="Light Grid" w:semiHidden="0" w:uiPriority="62" w:unhideWhenUsed="0"/>
+    <w:lsdException w:name="Medium Shading 1" w:semiHidden="0" w:uiPriority="63" w:unhideWhenUsed="0"/>
+    <w:lsdException w:name="Medium Shading 2" w:semiHidden="0" w:uiPriority="64" w:unhideWhenUsed="0"/>
+    <w:lsdException w:name="Medium List 1" w:semiHidden="0" w:uiPriority="65" w:unhideWhenUsed="0"/>
+    <w:lsdException w:name="Medium List 2" w:semiHidden="0" w:uiPriority="66" w:unhideWhenUsed="0"/>
+    <w:lsdException w:name="Medium Grid 1" w:semiHidden="0" w:uiPriority="67" w:unhideWhenUsed="0"/>
+    <w:lsdException w:name="Medium Grid 2" w:semiHidden="0" w:uiPriority="68" w:unhideWhenUsed="0"/>
+    <w:lsdException w:name="Medium Grid 3" w:semiHidden="0" w:uiPriority="69" w:unhideWhenUsed="0"/>
+    <w:lsdException w:name="Dark List" w:semiHidden="0" w:uiPriority="70" w:unhideWhenUsed="0"/>
+    <w:lsdException w:name="Colorful Shading" w:semiHidden="0" w:uiPriority="71" w:unhideWhenUsed="0"/>
+    <w:lsdException w:name="Colorful List" w:semiHidden="0" w:uiPriority="72" w:unhideWhenUsed="0"/>
+    <w:lsdException w:name="Colorful Grid" w:semiHidden="0" w:uiPriority="73" w:unhideWhenUsed="0"/>
+    <w:lsdException w:name="Light Shading Accent 1" w:semiHidden="0" w:uiPriority="60" w:unhideWhenUsed="0"/>
+    <w:lsdException w:name="Light List Accent 1" w:semiHidden="0" w:uiPriority="61" w:unhideWhenUsed="0"/>
+    <w:lsdException w:name="Light Grid Accent 1" w:semiHidden="0" w:uiPriority="62" w:unhideWhenUsed="0"/>
+    <w:lsdException w:name="Medium Shading 1 Accent 1" w:semiHidden="0" w:uiPriority="63" w:unhideWhenUsed="0"/>
+    <w:lsdException w:name="Medium Shading 2 Accent 1" w:semiHidden="0" w:uiPriority="64" w:unhideWhenUsed="0"/>
+    <w:lsdException w:name="Medium List 1 Accent 1" w:semiHidden="0" w:uiPriority="65" w:unhideWhenUsed="0"/>
+    <w:lsdException w:name="Medium List 2 Accent 1" w:semiHidden="0" w:uiPriority="66" w:unhideWhenUsed="0"/>
+    <w:lsdException w:name="Medium Grid 1 Accent 1" w:semiHidden="0" w:uiPriority="67" w:unhideWhenUsed="0"/>
+    <w:lsdException w:name="Medium Grid 2 Accent 1" w:semiHidden="0" w:uiPriority="68" w:unhideWhenUsed="0"/>
+    <w:lsdException w:name="Medium Grid 3 Accent 1" w:semiHidden="0" w:uiPriority="69" w:unhideWhenUsed="0"/>
+    <w:lsdException w:name="Dark List Accent 1" w:semiHidden="0" w:uiPriority="70" w:unhideWhenUsed="0"/>
+    <w:lsdException w:name="Colorful Shading Accent 1" w:semiHidden="0" w:uiPriority="71" w:unhideWhenUsed="0"/>
+    <w:lsdException w:name="Colorful List Accent 1" w:semiHidden="0" w:uiPriority="72" w:unhideWhenUsed="0"/>
+    <w:lsdException w:name="Colorful Grid Accent 1" w:semiHidden="0" w:uiPriority="73" w:unhideWhenUsed="0"/>
+    <w:lsdException w:name="Light Shading Accent 2" w:semiHidden="0" w:uiPriority="60" w:unhideWhenUsed="0"/>
+    <w:lsdException w:name="Light List Accent 2" w:semiHidden="0" w:uiPriority="61" w:unhideWhenUsed="0"/>
+    <w:lsdException w:name="Light Grid Accent 2" w:semiHidden="0" w:uiPriority="62" w:unhideWhenUsed="0"/>
+    <w:lsdException w:name="Medium Shading 1 Accent 2" w:semiHidden="0" w:uiPriority="63" w:unhideWhenUsed="0"/>
+    <w:lsdException w:name="Medium Shading 2 Accent 2" w:semiHidden="0" w:uiPriority="64" w:unhideWhenUsed="0"/>
+    <w:lsdException w:name="Medium List 1 Accent 2" w:semiHidden="0" w:uiPriority="65" w:unhideWhenUsed="0"/>
+    <w:lsdException w:name="Medium List 2 Accent 2" w:semiHidden="0" w:uiPriority="66" w:unhideWhenUsed="0"/>
+    <w:lsdException w:name="Medium Grid 1 Accent 2" w:semiHidden="0" w:uiPriority="67" w:unhideWhenUsed="0"/>
+    <w:lsdException w:name="Medium Grid 2 Accent 2" w:semiHidden="0" w:uiPriority="68" w:unhideWhenUsed="0"/>
+    <w:lsdException w:name="Medium Grid 3 Accent 2" w:semiHidden="0" w:uiPriority="69" w:unhideWhenUsed="0"/>
+    <w:lsdException w:name="Dark List Accent 2" w:semiHidden="0" w:uiPriority="70" w:unhideWhenUsed="0"/>
+    <w:lsdException w:name="Colorful Shading Accent 2" w:semiHidden="0" w:uiPriority="71" w:unhideWhenUsed="0"/>
+    <w:lsdException w:name="Colorful List Accent 2" w:semiHidden="0" w:uiPriority="72" w:unhideWhenUsed="0"/>
+    <w:lsdException w:name="Colorful Grid Accent 2" w:semiHidden="0" w:uiPriority="73" w:unhideWhenUsed="0"/>
+    <w:lsdException w:name="Light Shading Accent 3" w:semiHidden="0" w:uiPriority="60" w:unhideWhenUsed="0"/>
+    <w:lsdException w:name="Light List Accent 3" w:semiHidden="0" w:uiPriority="61" w:unhideWhenUsed="0"/>
+    <w:lsdException w:name="Light Grid Accent 3" w:semiHidden="0" w:uiPriority="62" w:unhideWhenUsed="0"/>
+    <w:lsdException w:name="Medium Shading 1 Accent 3" w:semiHidden="0" w:uiPriority="63" w:unhideWhenUsed="0"/>
+    <w:lsdException w:name="Medium Shading 2 Accent 3" w:semiHidden="0" w:uiPriority="64" w:unhideWhenUsed="0"/>
+    <w:lsdException w:name="Medium List 1 Accent 3" w:semiHidden="0" w:uiPriority="65" w:unhideWhenUsed="0"/>
+    <w:lsdException w:name="Medium List 2 Accent 3" w:semiHidden="0" w:uiPriority="66" w:unhideWhenUsed="0"/>
+    <w:lsdException w:name="Medium Grid 1 Accent 3" w:semiHidden="0" w:uiPriority="67" w:unhideWhenUsed="0"/>
+    <w:lsdException w:name="Medium Grid 2 Accent 3" w:semiHidden="0" w:uiPriority="68" w:unhideWhenUsed="0"/>
+    <w:lsdException w:name="Medium Grid 3 Accent 3" w:semiHidden="0" w:uiPriority="69" w:unhideWhenUsed="0"/>
+    <w:lsdException w:name="Dark List Accent 3" w:semiHidden="0" w:uiPriority="70" w:unhideWhenUsed="0"/>
+    <w:lsdException w:name="Colorful Shading Accent 3" w:semiHidden="0" w:uiPriority="71" w:unhideWhenUsed="0"/>
+    <w:lsdException w:name="Colorful List Accent 3" w:semiHidden="0" w:uiPriority="72" w:unhideWhenUsed="0"/>
+    <w:lsdException w:name="Colorful Grid Accent 3" w:semiHidden="0" w:uiPriority="73" w:unhideWhenUsed="0"/>
+    <w:lsdException w:name="Light Shading Accent 4" w:semiHidden="0" w:uiPriority="60" w:unhideWhenUsed="0"/>
+    <w:lsdException w:name="Light List Accent 4" w:semiHidden="0" w:uiPriority="61" w:unhideWhenUsed="0"/>
+    <w:lsdException w:name="Light Grid Accent 4" w:semiHidden="0" w:uiPriority="62" w:unhideWhenUsed="0"/>
+    <w:lsdException w:name="Medium Shading 1 Accent 4" w:semiHidden="0" w:uiPriority="63" w:unhideWhenUsed="0"/>
+    <w:lsdException w:name="Medium Shading 2 Accent 4" w:semiHidden="0" w:uiPriority="64" w:unhideWhenUsed="0"/>
+    <w:lsdException w:name="Medium List 1 Accent 4" w:semiHidden="0" w:uiPriority="65" w:unhideWhenUsed="0"/>
+    <w:lsdException w:name="Medium List 2 Accent 4" w:semiHidden="0" w:uiPriority="66" w:unhideWhenUsed="0"/>
+    <w:lsdException w:name="Medium Grid 1 Accent 4" w:semiHidden="0" w:uiPriority="67" w:unhideWhenUsed="0"/>
+    <w:lsdException w:name="Medium Grid 2 Accent 4" w:semiHidden="0" w:uiPriority="68" w:unhideWhenUsed="0"/>
+    <w:lsdException w:name="Medium Grid 3 Accent 4" w:semiHidden="0" w:uiPriority="69" w:unhideWhenUsed="0"/>
+    <w:lsdException w:name="Dark List Accent 4" w:semiHidden="0" w:uiPriority="70" w:unhideWhenUsed="0"/>
+    <w:lsdException w:name="Colorful Shading Accent 4" w:semiHidden="0" w:uiPriority="71" w:unhideWhenUsed="0"/>
+    <w:lsdException w:name="Colorful List Accent 4" w:semiHidden="0" w:uiPriority="72" w:unhideWhenUsed="0"/>
+    <w:lsdException w:name="Colorful Grid Accent 4" w:semiHidden="0" w:uiPriority="73" w:unhideWhenUsed="0"/>
+    <w:lsdException w:name="Light Shading Accent 5" w:semiHidden="0" w:uiPriority="60" w:unhideWhenUsed="0"/>
+    <w:lsdException w:name="Light List Accent 5" w:semiHidden="0" w:uiPriority="61" w:unhideWhenUsed="0"/>
+    <w:lsdException w:name="Light Grid Accent 5" w:semiHidden="0" w:uiPriority="62" w:unhideWhenUsed="0"/>
+    <w:lsdException w:name="Medium Shading 1 Accent 5" w:semiHidden="0" w:uiPriority="63" w:unhideWhenUsed="0"/>
+    <w:lsdException w:name="Medium Shading 2 Accent 5" w:semiHidden="0" w:uiPriority="64" w:unhideWhenUsed="0"/>
+    <w:lsdException w:name="Medium List 1 Accent 5" w:semiHidden="0" w:uiPriority="65" w:unhideWhenUsed="0"/>
+    <w:lsdException w:name="Medium List 2 Accent 5" w:semiHidden="0" w:uiPriority="66" w:unhideWhenUsed="0"/>
+    <w:lsdException w:name="Medium Grid 1 Accent 5" w:semiHidden="0" w:uiPriority="67" w:unhideWhenUsed="0"/>
+    <w:lsdException w:name="Medium Grid 2 Accent 5" w:semiHidden="0" w:uiPriority="68" w:unhideWhenUsed="0"/>
+    <w:lsdException w:name="Medium Grid 3 Accent 5" w:semiHidden="0" w:uiPriority="69" w:unhideWhenUsed="0"/>
+    <w:lsdException w:name="Dark List Accent 5" w:semiHidden="0" w:uiPriority="70" w:unhideWhenUsed="0"/>
+    <w:lsdException w:name="Colorful Shading Accent 5" w:semiHidden="0" w:uiPriority="71" w:unhideWhenUsed="0"/>
+    <w:lsdException w:name="Colorful List Accent 5" w:semiHidden="0" w:uiPriority="72" w:unhideWhenUsed="0"/>
+    <w:lsdException w:name="Colorful Grid Accent 5" w:semiHidden="0" w:uiPriority="73" w:unhideWhenUsed="0"/>
+    <w:lsdException w:name="Light Shading Accent 6" w:semiHidden="0" w:uiPriority="60" w:unhideWhenUsed="0"/>
+    <w:lsdException w:name="Light List Accent 6" w:semiHidden="0" w:uiPriority="61" w:unhideWhenUsed="0"/>
+    <w:lsdException w:name="Light Grid Accent 6" w:semiHidden="0" w:uiPriority="62" w:unhideWhenUsed="0"/>
+    <w:lsdException w:name="Medium Shading 1 Accent 6" w:semiHidden="0" w:uiPriority="63" w:unhideWhenUsed="0"/>
+    <w:lsdException w:name="Medium Shading 2 Accent 6" w:semiHidden="0" w:uiPriority="64" w:unhideWhenUsed="0"/>
+    <w:lsdException w:name="Medium List 1 Accent 6" w:semiHidden="0" w:uiPriority="65" w:unhideWhenUsed="0"/>
+    <w:lsdException w:name="Medium List 2 Accent 6" w:semiHidden="0" w:uiPriority="66" w:unhideWhenUsed="0"/>
+    <w:lsdException w:name="Medium Grid 1 Accent 6" w:semiHidden="0" w:uiPriority="67" w:unhideWhenUsed="0"/>
+    <w:lsdException w:name="Medium Grid 2 Accent 6" w:semiHidden="0" w:uiPriority="68" w:unhideWhenUsed="0"/>
+    <w:lsdException w:name="Medium Grid 3 Accent 6" w:semiHidden="0" w:uiPriority="69" w:unhideWhenUsed="0"/>
+    <w:lsdException w:name="Dark List Accent 6" w:semiHidden="0" w:uiPriority="70" w:unhideWhenUsed="0"/>
+    <w:lsdException w:name="Colorful Shading Accent 6" w:semiHidden="0" w:uiPriority="71" w:unhideWhenUsed="0"/>
+    <w:lsdException w:name="Colorful List Accent 6" w:semiHidden="0" w:uiPriority="72" w:unhideWhenUsed="0"/>
+    <w:lsdException w:name="Colorful Grid Accent 6" w:semiHidden="0" w:uiPriority="73" w:unhideWhenUsed="0"/>
   </w:latentStyles>
-  <w:style w:type="paragraph" w:default="1" w:styleId="1">
+  <w:style w:type="paragraph" w:default="1" w:styleId="Normal">
     <w:name w:val="Normal"/>
     <w:qFormat/>
-    <w:uiPriority w:val="0"/>
     <w:pPr>
       <w:kinsoku w:val="0"/>
       <w:autoSpaceDE w:val="0"/>
@@ -3432,7 +3354,7 @@
       <w:textAlignment w:val="baseline"/>
     </w:pPr>
     <w:rPr>
-      <w:rFonts w:ascii="Arial" w:hAnsi="Arial" w:eastAsia="宋体" w:cs="Arial"/>
+      <w:rFonts w:ascii="Arial" w:eastAsia="宋体" w:hAnsi="Arial" w:cs="Arial"/>
       <w:snapToGrid w:val="0"/>
       <w:color w:val="000000"/>
       <w:kern w:val="0"/>
@@ -3441,12 +3363,11 @@
       <w:lang w:val="en-US" w:eastAsia="en-US" w:bidi="ar-SA"/>
     </w:rPr>
   </w:style>
-  <w:style w:type="paragraph" w:styleId="2">
+  <w:style w:type="paragraph" w:styleId="Heading1">
     <w:name w:val="heading 1"/>
-    <w:basedOn w:val="1"/>
-    <w:next w:val="1"/>
+    <w:basedOn w:val="Normal"/>
+    <w:next w:val="Normal"/>
     <w:qFormat/>
-    <w:uiPriority w:val="0"/>
     <w:pPr>
       <w:keepNext/>
       <w:keepLines/>
@@ -3464,13 +3385,12 @@
       <w:sz w:val="44"/>
     </w:rPr>
   </w:style>
-  <w:style w:type="paragraph" w:styleId="3">
+  <w:style w:type="paragraph" w:styleId="Heading2">
     <w:name w:val="heading 2"/>
-    <w:basedOn w:val="1"/>
-    <w:next w:val="1"/>
+    <w:basedOn w:val="Normal"/>
+    <w:next w:val="Normal"/>
     <w:unhideWhenUsed/>
     <w:qFormat/>
-    <w:uiPriority w:val="0"/>
     <w:pPr>
       <w:keepNext/>
       <w:keepLines/>
@@ -3483,19 +3403,18 @@
       <w:outlineLvl w:val="1"/>
     </w:pPr>
     <w:rPr>
-      <w:rFonts w:ascii="Arial" w:hAnsi="Arial" w:eastAsia="黑体"/>
+      <w:rFonts w:ascii="Arial" w:eastAsia="黑体" w:hAnsi="Arial"/>
       <w:b/>
       <w:sz w:val="32"/>
     </w:rPr>
   </w:style>
-  <w:style w:type="paragraph" w:styleId="4">
+  <w:style w:type="paragraph" w:styleId="Heading3">
     <w:name w:val="heading 3"/>
-    <w:basedOn w:val="1"/>
-    <w:next w:val="1"/>
+    <w:basedOn w:val="Normal"/>
+    <w:next w:val="Normal"/>
     <w:semiHidden/>
     <w:unhideWhenUsed/>
     <w:qFormat/>
-    <w:uiPriority w:val="0"/>
     <w:pPr>
       <w:keepNext/>
       <w:keepLines/>
@@ -3512,13 +3431,12 @@
       <w:sz w:val="32"/>
     </w:rPr>
   </w:style>
-  <w:style w:type="paragraph" w:styleId="5">
+  <w:style w:type="paragraph" w:styleId="Heading4">
     <w:name w:val="heading 4"/>
-    <w:basedOn w:val="1"/>
-    <w:next w:val="1"/>
+    <w:basedOn w:val="Normal"/>
+    <w:next w:val="Normal"/>
     <w:unhideWhenUsed/>
     <w:qFormat/>
-    <w:uiPriority w:val="0"/>
     <w:pPr>
       <w:keepNext/>
       <w:keepLines/>
@@ -3531,19 +3449,18 @@
       <w:outlineLvl w:val="3"/>
     </w:pPr>
     <w:rPr>
-      <w:rFonts w:ascii="Arial" w:hAnsi="Arial" w:eastAsia="黑体"/>
+      <w:rFonts w:ascii="Arial" w:eastAsia="黑体" w:hAnsi="Arial"/>
       <w:b/>
       <w:sz w:val="28"/>
     </w:rPr>
   </w:style>
-  <w:style w:type="paragraph" w:styleId="6">
+  <w:style w:type="paragraph" w:styleId="Heading5">
     <w:name w:val="heading 5"/>
-    <w:basedOn w:val="1"/>
-    <w:next w:val="1"/>
+    <w:basedOn w:val="Normal"/>
+    <w:next w:val="Normal"/>
     <w:semiHidden/>
     <w:unhideWhenUsed/>
     <w:qFormat/>
-    <w:uiPriority w:val="0"/>
     <w:pPr>
       <w:keepNext/>
       <w:keepLines/>
@@ -3560,14 +3477,13 @@
       <w:sz w:val="28"/>
     </w:rPr>
   </w:style>
-  <w:style w:type="paragraph" w:styleId="7">
+  <w:style w:type="paragraph" w:styleId="Heading6">
     <w:name w:val="heading 6"/>
-    <w:basedOn w:val="1"/>
-    <w:next w:val="1"/>
+    <w:basedOn w:val="Normal"/>
+    <w:next w:val="Normal"/>
     <w:semiHidden/>
     <w:unhideWhenUsed/>
     <w:qFormat/>
-    <w:uiPriority w:val="0"/>
     <w:pPr>
       <w:keepNext/>
       <w:keepLines/>
@@ -3580,19 +3496,18 @@
       <w:outlineLvl w:val="5"/>
     </w:pPr>
     <w:rPr>
-      <w:rFonts w:ascii="Arial" w:hAnsi="Arial" w:eastAsia="黑体"/>
+      <w:rFonts w:ascii="Arial" w:eastAsia="黑体" w:hAnsi="Arial"/>
       <w:b/>
       <w:sz w:val="24"/>
     </w:rPr>
   </w:style>
-  <w:style w:type="paragraph" w:styleId="8">
+  <w:style w:type="paragraph" w:styleId="Heading7">
     <w:name w:val="heading 7"/>
-    <w:basedOn w:val="1"/>
-    <w:next w:val="1"/>
+    <w:basedOn w:val="Normal"/>
+    <w:next w:val="Normal"/>
     <w:semiHidden/>
     <w:unhideWhenUsed/>
     <w:qFormat/>
-    <w:uiPriority w:val="0"/>
     <w:pPr>
       <w:keepNext/>
       <w:keepLines/>
@@ -3609,14 +3524,13 @@
       <w:sz w:val="24"/>
     </w:rPr>
   </w:style>
-  <w:style w:type="paragraph" w:styleId="9">
+  <w:style w:type="paragraph" w:styleId="Heading8">
     <w:name w:val="heading 8"/>
-    <w:basedOn w:val="1"/>
-    <w:next w:val="1"/>
+    <w:basedOn w:val="Normal"/>
+    <w:next w:val="Normal"/>
     <w:semiHidden/>
     <w:unhideWhenUsed/>
     <w:qFormat/>
-    <w:uiPriority w:val="0"/>
     <w:pPr>
       <w:keepNext/>
       <w:keepLines/>
@@ -3629,18 +3543,17 @@
       <w:outlineLvl w:val="7"/>
     </w:pPr>
     <w:rPr>
-      <w:rFonts w:ascii="Arial" w:hAnsi="Arial" w:eastAsia="黑体"/>
+      <w:rFonts w:ascii="Arial" w:eastAsia="黑体" w:hAnsi="Arial"/>
       <w:sz w:val="24"/>
     </w:rPr>
   </w:style>
-  <w:style w:type="paragraph" w:styleId="10">
+  <w:style w:type="paragraph" w:styleId="Heading9">
     <w:name w:val="heading 9"/>
-    <w:basedOn w:val="1"/>
-    <w:next w:val="1"/>
+    <w:basedOn w:val="Normal"/>
+    <w:next w:val="Normal"/>
     <w:semiHidden/>
     <w:unhideWhenUsed/>
     <w:qFormat/>
-    <w:uiPriority w:val="0"/>
     <w:pPr>
       <w:keepNext/>
       <w:keepLines/>
@@ -3653,21 +3566,19 @@
       <w:outlineLvl w:val="8"/>
     </w:pPr>
     <w:rPr>
-      <w:rFonts w:ascii="Arial" w:hAnsi="Arial" w:eastAsia="黑体"/>
+      <w:rFonts w:ascii="Arial" w:eastAsia="黑体" w:hAnsi="Arial"/>
       <w:sz w:val="21"/>
     </w:rPr>
   </w:style>
-  <w:style w:type="character" w:default="1" w:styleId="22">
+  <w:style w:type="character" w:default="1" w:styleId="DefaultParagraphFont">
     <w:name w:val="Default Paragraph Font"/>
     <w:semiHidden/>
     <w:qFormat/>
-    <w:uiPriority w:val="0"/>
   </w:style>
-  <w:style w:type="table" w:default="1" w:styleId="20">
+  <w:style w:type="table" w:default="1" w:styleId="TableNormal">
     <w:name w:val="Normal Table"/>
     <w:semiHidden/>
     <w:qFormat/>
-    <w:uiPriority w:val="0"/>
     <w:tblPr>
       <w:tblCellMar>
         <w:top w:w="0" w:type="dxa"/>
@@ -3677,43 +3588,39 @@
       </w:tblCellMar>
     </w:tblPr>
   </w:style>
-  <w:style w:type="paragraph" w:styleId="11">
+  <w:style w:type="paragraph" w:styleId="CommentText">
     <w:name w:val="annotation text"/>
-    <w:basedOn w:val="1"/>
+    <w:basedOn w:val="Normal"/>
     <w:qFormat/>
-    <w:uiPriority w:val="0"/>
     <w:pPr>
       <w:jc w:val="left"/>
     </w:pPr>
   </w:style>
-  <w:style w:type="paragraph" w:styleId="12">
+  <w:style w:type="paragraph" w:styleId="BodyText">
     <w:name w:val="Body Text"/>
-    <w:basedOn w:val="1"/>
+    <w:basedOn w:val="Normal"/>
     <w:semiHidden/>
     <w:qFormat/>
-    <w:uiPriority w:val="0"/>
     <w:rPr>
-      <w:rFonts w:ascii="Arial" w:hAnsi="Arial" w:eastAsia="Arial" w:cs="Arial"/>
+      <w:rFonts w:ascii="Arial" w:eastAsia="Arial" w:hAnsi="Arial" w:cs="Arial"/>
       <w:sz w:val="21"/>
       <w:szCs w:val="21"/>
       <w:lang w:val="en-US" w:eastAsia="en-US" w:bidi="ar-SA"/>
     </w:rPr>
   </w:style>
-  <w:style w:type="paragraph" w:styleId="13">
+  <w:style w:type="paragraph" w:styleId="TOC3">
     <w:name w:val="toc 3"/>
-    <w:basedOn w:val="1"/>
-    <w:next w:val="1"/>
+    <w:basedOn w:val="Normal"/>
+    <w:next w:val="Normal"/>
     <w:qFormat/>
-    <w:uiPriority w:val="0"/>
     <w:pPr>
       <w:ind w:left="840" w:leftChars="400"/>
     </w:pPr>
   </w:style>
-  <w:style w:type="paragraph" w:styleId="14">
+  <w:style w:type="paragraph" w:styleId="Footer">
     <w:name w:val="footer"/>
-    <w:basedOn w:val="1"/>
+    <w:basedOn w:val="Normal"/>
     <w:qFormat/>
-    <w:uiPriority w:val="0"/>
     <w:pPr>
       <w:tabs>
         <w:tab w:val="center" w:pos="4153"/>
@@ -3726,17 +3633,16 @@
       <w:sz w:val="18"/>
     </w:rPr>
   </w:style>
-  <w:style w:type="paragraph" w:styleId="15">
+  <w:style w:type="paragraph" w:styleId="Header">
     <w:name w:val="header"/>
-    <w:basedOn w:val="1"/>
+    <w:basedOn w:val="Normal"/>
     <w:qFormat/>
-    <w:uiPriority w:val="0"/>
     <w:pPr>
       <w:pBdr>
-        <w:top w:val="none" w:color="auto" w:sz="0" w:space="0"/>
-        <w:left w:val="none" w:color="auto" w:sz="0" w:space="0"/>
-        <w:bottom w:val="none" w:color="auto" w:sz="0" w:space="0"/>
-        <w:right w:val="none" w:color="auto" w:sz="0" w:space="0"/>
+        <w:top w:val="nil"/>
+        <w:left w:val="nil"/>
+        <w:bottom w:val="nil"/>
+        <w:right w:val="nil"/>
       </w:pBdr>
       <w:tabs>
         <w:tab w:val="center" w:pos="4153"/>
@@ -3751,41 +3657,37 @@
       <w:sz w:val="18"/>
     </w:rPr>
   </w:style>
-  <w:style w:type="paragraph" w:styleId="16">
+  <w:style w:type="paragraph" w:styleId="TOC1">
     <w:name w:val="toc 1"/>
-    <w:basedOn w:val="1"/>
-    <w:next w:val="1"/>
+    <w:basedOn w:val="Normal"/>
+    <w:next w:val="Normal"/>
     <w:qFormat/>
-    <w:uiPriority w:val="0"/>
     <w:rPr>
-      <w:rFonts w:ascii="Arial" w:hAnsi="Arial" w:eastAsia="Microsoft JhengHei"/>
+      <w:rFonts w:ascii="Arial" w:eastAsia="Microsoft JhengHei" w:hAnsi="Arial"/>
       <w:sz w:val="24"/>
     </w:rPr>
   </w:style>
-  <w:style w:type="paragraph" w:styleId="17">
+  <w:style w:type="paragraph" w:styleId="TOC2">
     <w:name w:val="toc 2"/>
-    <w:basedOn w:val="1"/>
-    <w:next w:val="1"/>
+    <w:basedOn w:val="Normal"/>
+    <w:next w:val="Normal"/>
     <w:qFormat/>
-    <w:uiPriority w:val="0"/>
     <w:pPr>
       <w:ind w:left="420" w:leftChars="200"/>
     </w:pPr>
   </w:style>
-  <w:style w:type="paragraph" w:styleId="18">
+  <w:style w:type="paragraph" w:styleId="NormalWeb">
     <w:name w:val="Normal (Web)"/>
-    <w:basedOn w:val="1"/>
+    <w:basedOn w:val="Normal"/>
     <w:qFormat/>
-    <w:uiPriority w:val="0"/>
     <w:rPr>
       <w:sz w:val="24"/>
     </w:rPr>
   </w:style>
-  <w:style w:type="paragraph" w:styleId="19">
+  <w:style w:type="paragraph" w:styleId="Title">
     <w:name w:val="Title"/>
-    <w:basedOn w:val="1"/>
+    <w:basedOn w:val="Normal"/>
     <w:qFormat/>
-    <w:uiPriority w:val="0"/>
     <w:pPr>
       <w:spacing w:before="240" w:beforeLines="0" w:beforeAutospacing="0" w:after="60" w:afterLines="0" w:afterAutospacing="0"/>
       <w:jc w:val="center"/>
@@ -3797,41 +3699,38 @@
       <w:sz w:val="32"/>
     </w:rPr>
   </w:style>
-  <w:style w:type="table" w:styleId="21">
+  <w:style w:type="table" w:styleId="TableGrid">
     <w:name w:val="Table Grid"/>
-    <w:basedOn w:val="20"/>
+    <w:basedOn w:val="TableNormal"/>
     <w:qFormat/>
-    <w:uiPriority w:val="0"/>
     <w:pPr>
       <w:widowControl w:val="0"/>
       <w:jc w:val="both"/>
     </w:pPr>
     <w:tblPr>
       <w:tblBorders>
-        <w:top w:val="single" w:color="auto" w:sz="4" w:space="0"/>
-        <w:left w:val="single" w:color="auto" w:sz="4" w:space="0"/>
-        <w:bottom w:val="single" w:color="auto" w:sz="4" w:space="0"/>
-        <w:right w:val="single" w:color="auto" w:sz="4" w:space="0"/>
-        <w:insideH w:val="single" w:color="auto" w:sz="4" w:space="0"/>
-        <w:insideV w:val="single" w:color="auto" w:sz="4" w:space="0"/>
+        <w:top w:val="single" w:sz="4" w:space="0" w:color="auto"/>
+        <w:left w:val="single" w:sz="4" w:space="0" w:color="auto"/>
+        <w:bottom w:val="single" w:sz="4" w:space="0" w:color="auto"/>
+        <w:right w:val="single" w:sz="4" w:space="0" w:color="auto"/>
+        <w:insideH w:val="single" w:sz="4" w:space="0" w:color="auto"/>
+        <w:insideV w:val="single" w:sz="4" w:space="0" w:color="auto"/>
       </w:tblBorders>
     </w:tblPr>
   </w:style>
-  <w:style w:type="character" w:styleId="23">
+  <w:style w:type="character" w:styleId="Strong">
     <w:name w:val="Strong"/>
-    <w:basedOn w:val="22"/>
+    <w:basedOn w:val="DefaultParagraphFont"/>
     <w:qFormat/>
-    <w:uiPriority w:val="0"/>
     <w:rPr>
       <w:b/>
     </w:rPr>
   </w:style>
-  <w:style w:type="table" w:customStyle="1" w:styleId="24">
+  <w:style w:type="table" w:customStyle="1" w:styleId="TableNormal0">
     <w:name w:val="Table Normal_0"/>
     <w:semiHidden/>
     <w:unhideWhenUsed/>
     <w:qFormat/>
-    <w:uiPriority w:val="0"/>
     <w:tblPr>
       <w:tblCellMar>
         <w:top w:w="0" w:type="dxa"/>
@@ -3841,87 +3740,81 @@
       </w:tblCellMar>
     </w:tblPr>
   </w:style>
-  <w:style w:type="paragraph" w:customStyle="1" w:styleId="25">
+  <w:style w:type="paragraph" w:customStyle="1" w:styleId="TableText">
     <w:name w:val="Table Text"/>
-    <w:basedOn w:val="1"/>
+    <w:basedOn w:val="Normal"/>
     <w:semiHidden/>
     <w:qFormat/>
-    <w:uiPriority w:val="0"/>
     <w:rPr>
-      <w:rFonts w:ascii="宋体" w:hAnsi="宋体" w:eastAsia="宋体" w:cs="宋体"/>
+      <w:rFonts w:ascii="宋体" w:eastAsia="宋体" w:hAnsi="宋体" w:cs="宋体"/>
       <w:sz w:val="21"/>
       <w:szCs w:val="21"/>
       <w:lang w:val="en-US" w:eastAsia="en-US" w:bidi="ar-SA"/>
     </w:rPr>
   </w:style>
-  <w:style w:type="paragraph" w:customStyle="1" w:styleId="26">
+  <w:style w:type="paragraph" w:customStyle="1" w:styleId="1">
     <w:name w:val="柴_标题1"/>
-    <w:basedOn w:val="2"/>
-    <w:next w:val="27"/>
-    <w:link w:val="38"/>
+    <w:basedOn w:val="Heading1"/>
+    <w:next w:val="a"/>
+    <w:link w:val="1Char"/>
     <w:qFormat/>
-    <w:uiPriority w:val="0"/>
     <w:pPr>
       <w:spacing w:before="100" w:after="90" w:line="360" w:lineRule="auto"/>
     </w:pPr>
     <w:rPr>
-      <w:rFonts w:ascii="Arial" w:hAnsi="Arial" w:eastAsia="宋体"/>
+      <w:rFonts w:ascii="Arial" w:eastAsia="宋体" w:hAnsi="Arial"/>
       <w:sz w:val="32"/>
     </w:rPr>
   </w:style>
-  <w:style w:type="paragraph" w:customStyle="1" w:styleId="27">
+  <w:style w:type="paragraph" w:customStyle="1" w:styleId="a">
     <w:name w:val="柴_正文"/>
-    <w:basedOn w:val="12"/>
-    <w:link w:val="42"/>
+    <w:basedOn w:val="BodyText"/>
+    <w:link w:val="Char"/>
     <w:qFormat/>
-    <w:uiPriority w:val="0"/>
     <w:pPr>
       <w:spacing w:line="360" w:lineRule="auto"/>
       <w:ind w:firstLine="470" w:firstLineChars="200"/>
     </w:pPr>
     <w:rPr>
-      <w:rFonts w:ascii="Arial" w:hAnsi="Arial" w:eastAsia="宋体"/>
+      <w:rFonts w:ascii="Arial" w:eastAsia="宋体" w:hAnsi="Arial"/>
       <w:sz w:val="24"/>
       <w:lang w:eastAsia="zh-CN"/>
     </w:rPr>
   </w:style>
-  <w:style w:type="paragraph" w:customStyle="1" w:styleId="28">
+  <w:style w:type="paragraph" w:customStyle="1" w:styleId="2">
     <w:name w:val="柴_标题2"/>
-    <w:basedOn w:val="3"/>
-    <w:next w:val="27"/>
+    <w:basedOn w:val="Heading2"/>
+    <w:next w:val="a"/>
     <w:qFormat/>
-    <w:uiPriority w:val="0"/>
     <w:pPr>
       <w:spacing w:line="360" w:lineRule="auto"/>
     </w:pPr>
     <w:rPr>
-      <w:rFonts w:ascii="Arial" w:hAnsi="Arial" w:eastAsia="宋体"/>
+      <w:rFonts w:ascii="Arial" w:eastAsia="宋体" w:hAnsi="Arial"/>
       <w:sz w:val="28"/>
     </w:rPr>
   </w:style>
-  <w:style w:type="paragraph" w:customStyle="1" w:styleId="29">
+  <w:style w:type="paragraph" w:customStyle="1" w:styleId="3">
     <w:name w:val="柴_标题3"/>
-    <w:basedOn w:val="4"/>
-    <w:next w:val="27"/>
+    <w:basedOn w:val="Heading3"/>
+    <w:next w:val="a"/>
     <w:qFormat/>
-    <w:uiPriority w:val="0"/>
     <w:pPr>
       <w:spacing w:line="360" w:lineRule="auto"/>
       <w:ind w:left="0" w:firstLine="472" w:firstLineChars="200"/>
     </w:pPr>
     <w:rPr>
-      <w:rFonts w:ascii="宋体" w:hAnsi="宋体" w:eastAsia="宋体" w:cs="宋体"/>
+      <w:rFonts w:ascii="宋体" w:eastAsia="宋体" w:hAnsi="宋体" w:cs="宋体"/>
       <w:spacing w:val="-2"/>
       <w:sz w:val="24"/>
       <w:szCs w:val="24"/>
     </w:rPr>
   </w:style>
-  <w:style w:type="paragraph" w:customStyle="1" w:styleId="30">
+  <w:style w:type="paragraph" w:customStyle="1" w:styleId="a0">
     <w:name w:val="柴_目录"/>
-    <w:basedOn w:val="1"/>
-    <w:next w:val="12"/>
+    <w:basedOn w:val="Normal"/>
+    <w:next w:val="BodyText"/>
     <w:qFormat/>
-    <w:uiPriority w:val="0"/>
     <w:pPr>
       <w:tabs>
         <w:tab w:val="right" w:leader="dot" w:pos="8442"/>
@@ -3929,96 +3822,89 @@
       <w:ind w:left="0" w:leftChars="0"/>
     </w:pPr>
     <w:rPr>
-      <w:rFonts w:ascii="Arial" w:hAnsi="Arial" w:eastAsia="Microsoft JhengHei"/>
+      <w:rFonts w:ascii="Arial" w:eastAsia="Microsoft JhengHei" w:hAnsi="Arial"/>
       <w:sz w:val="24"/>
     </w:rPr>
   </w:style>
-  <w:style w:type="paragraph" w:customStyle="1" w:styleId="31">
+  <w:style w:type="paragraph" w:customStyle="1" w:styleId="a1">
     <w:name w:val="柴_公司名"/>
-    <w:basedOn w:val="19"/>
+    <w:basedOn w:val="Title"/>
     <w:qFormat/>
-    <w:uiPriority w:val="0"/>
     <w:pPr>
       <w:spacing w:after="600" w:afterLines="600"/>
     </w:pPr>
     <w:rPr>
-      <w:rFonts w:hint="eastAsia" w:ascii="宋体" w:hAnsi="宋体" w:eastAsia="宋体" w:cs="宋体"/>
+      <w:rFonts w:ascii="宋体" w:eastAsia="宋体" w:hAnsi="宋体" w:cs="宋体" w:hint="eastAsia"/>
       <w:bCs/>
       <w:spacing w:val="-6"/>
       <w:sz w:val="52"/>
       <w:szCs w:val="52"/>
     </w:rPr>
   </w:style>
-  <w:style w:type="paragraph" w:customStyle="1" w:styleId="32">
+  <w:style w:type="paragraph" w:customStyle="1" w:styleId="a2">
     <w:name w:val="柴_文档名"/>
-    <w:basedOn w:val="19"/>
+    <w:basedOn w:val="Title"/>
     <w:qFormat/>
-    <w:uiPriority w:val="0"/>
     <w:pPr>
       <w:spacing w:after="900" w:afterLines="900"/>
     </w:pPr>
     <w:rPr>
-      <w:rFonts w:ascii="黑体" w:hAnsi="黑体" w:eastAsia="黑体" w:cs="黑体"/>
+      <w:rFonts w:ascii="黑体" w:eastAsia="黑体" w:hAnsi="黑体" w:cs="黑体"/>
       <w:bCs/>
       <w:spacing w:val="-7"/>
       <w:sz w:val="52"/>
       <w:szCs w:val="52"/>
     </w:rPr>
   </w:style>
-  <w:style w:type="paragraph" w:customStyle="1" w:styleId="33">
+  <w:style w:type="paragraph" w:customStyle="1" w:styleId="WPSOffice1">
     <w:name w:val="WPSOffice手动目录 1"/>
     <w:qFormat/>
-    <w:uiPriority w:val="0"/>
     <w:pPr>
       <w:ind w:leftChars="0"/>
     </w:pPr>
     <w:rPr>
-      <w:rFonts w:ascii="Times New Roman" w:hAnsi="Times New Roman" w:eastAsia="宋体" w:cs="Times New Roman"/>
+      <w:rFonts w:ascii="Times New Roman" w:eastAsia="宋体" w:hAnsi="Times New Roman" w:cs="Times New Roman"/>
       <w:sz w:val="20"/>
       <w:szCs w:val="20"/>
     </w:rPr>
   </w:style>
-  <w:style w:type="paragraph" w:customStyle="1" w:styleId="34">
+  <w:style w:type="paragraph" w:customStyle="1" w:styleId="WPSOffice2">
     <w:name w:val="WPSOffice手动目录 2"/>
     <w:qFormat/>
-    <w:uiPriority w:val="0"/>
     <w:pPr>
       <w:ind w:leftChars="200"/>
     </w:pPr>
     <w:rPr>
-      <w:rFonts w:ascii="Times New Roman" w:hAnsi="Times New Roman" w:eastAsia="宋体" w:cs="Times New Roman"/>
+      <w:rFonts w:ascii="Times New Roman" w:eastAsia="宋体" w:hAnsi="Times New Roman" w:cs="Times New Roman"/>
       <w:sz w:val="20"/>
       <w:szCs w:val="20"/>
     </w:rPr>
   </w:style>
-  <w:style w:type="paragraph" w:customStyle="1" w:styleId="35">
+  <w:style w:type="paragraph" w:customStyle="1" w:styleId="WPSOffice3">
     <w:name w:val="WPSOffice手动目录 3"/>
     <w:qFormat/>
-    <w:uiPriority w:val="0"/>
     <w:pPr>
       <w:ind w:leftChars="400"/>
     </w:pPr>
     <w:rPr>
-      <w:rFonts w:ascii="Times New Roman" w:hAnsi="Times New Roman" w:eastAsia="宋体" w:cs="Times New Roman"/>
+      <w:rFonts w:ascii="Times New Roman" w:eastAsia="宋体" w:hAnsi="Times New Roman" w:cs="Times New Roman"/>
       <w:sz w:val="20"/>
       <w:szCs w:val="20"/>
     </w:rPr>
   </w:style>
-  <w:style w:type="paragraph" w:customStyle="1" w:styleId="36">
+  <w:style w:type="paragraph" w:customStyle="1" w:styleId="Compact">
     <w:name w:val="Compact"/>
-    <w:basedOn w:val="12"/>
+    <w:basedOn w:val="BodyText"/>
     <w:qFormat/>
-    <w:uiPriority w:val="0"/>
     <w:pPr>
       <w:spacing w:before="36" w:after="36"/>
     </w:pPr>
   </w:style>
-  <w:style w:type="table" w:customStyle="1" w:styleId="37">
+  <w:style w:type="table" w:customStyle="1" w:styleId="Table">
     <w:name w:val="Table"/>
     <w:semiHidden/>
     <w:unhideWhenUsed/>
     <w:qFormat/>
-    <w:uiPriority w:val="0"/>
     <w:tblPr>
       <w:tblCellMar>
         <w:top w:w="0" w:type="dxa"/>
@@ -4030,28 +3916,26 @@
     <w:tblStylePr w:type="firstRow">
       <w:tcPr>
         <w:tcBorders>
-          <w:bottom w:val="single" w:color="auto" w:sz="0" w:space="0"/>
+          <w:bottom w:val="single" w:sz="0" w:space="0" w:color="auto"/>
         </w:tcBorders>
         <w:vAlign w:val="bottom"/>
       </w:tcPr>
     </w:tblStylePr>
   </w:style>
-  <w:style w:type="character" w:customStyle="1" w:styleId="38">
+  <w:style w:type="character" w:customStyle="1" w:styleId="1Char">
     <w:name w:val="柴_标题1 Char"/>
-    <w:link w:val="26"/>
+    <w:link w:val="1"/>
     <w:qFormat/>
-    <w:uiPriority w:val="0"/>
     <w:rPr>
-      <w:rFonts w:ascii="Arial" w:hAnsi="Arial" w:eastAsia="宋体"/>
+      <w:rFonts w:ascii="Arial" w:eastAsia="宋体" w:hAnsi="Arial"/>
       <w:sz w:val="32"/>
     </w:rPr>
   </w:style>
-  <w:style w:type="table" w:customStyle="1" w:styleId="39">
+  <w:style w:type="table" w:customStyle="1" w:styleId="TableNormal1">
     <w:name w:val="Table Normal_1"/>
     <w:semiHidden/>
     <w:unhideWhenUsed/>
     <w:qFormat/>
-    <w:uiPriority w:val="0"/>
     <w:tblPr>
       <w:tblCellMar>
         <w:top w:w="0" w:type="dxa"/>
@@ -4061,11 +3945,10 @@
       </w:tblCellMar>
     </w:tblPr>
   </w:style>
-  <w:style w:type="paragraph" w:customStyle="1" w:styleId="40">
+  <w:style w:type="paragraph" w:customStyle="1" w:styleId="a3">
     <w:name w:val="柴_正文_无缩进"/>
-    <w:basedOn w:val="1"/>
+    <w:basedOn w:val="Normal"/>
     <w:qFormat/>
-    <w:uiPriority w:val="0"/>
     <w:pPr>
       <w:ind w:firstLine="0" w:firstLineChars="0"/>
     </w:pPr>
@@ -4075,31 +3958,29 @@
       <w:lang w:eastAsia="zh-CN"/>
     </w:rPr>
   </w:style>
-  <w:style w:type="paragraph" w:customStyle="1" w:styleId="41">
+  <w:style w:type="paragraph" w:customStyle="1" w:styleId="4">
     <w:name w:val="柴_标题4"/>
-    <w:basedOn w:val="5"/>
-    <w:next w:val="1"/>
+    <w:basedOn w:val="Heading4"/>
+    <w:next w:val="Normal"/>
     <w:qFormat/>
-    <w:uiPriority w:val="0"/>
     <w:pPr>
       <w:widowControl w:val="0"/>
       <w:spacing w:before="160" w:line="360" w:lineRule="auto"/>
-      <w:ind w:left="981" w:leftChars="300" w:hanging="862"/>
+      <w:ind w:left="981" w:hanging="862" w:leftChars="300"/>
     </w:pPr>
     <w:rPr>
-      <w:rFonts w:hint="eastAsia" w:ascii="Calibri" w:hAnsi="Calibri" w:eastAsia="宋体" w:cs="宋体"/>
+      <w:rFonts w:ascii="Calibri" w:eastAsia="宋体" w:hAnsi="Calibri" w:cs="宋体" w:hint="eastAsia"/>
       <w:sz w:val="24"/>
       <w:szCs w:val="24"/>
       <w:lang w:eastAsia="zh-CN" w:bidi="zh-CN"/>
     </w:rPr>
   </w:style>
-  <w:style w:type="character" w:customStyle="1" w:styleId="42">
+  <w:style w:type="character" w:customStyle="1" w:styleId="Char">
     <w:name w:val="柴_正文 Char"/>
-    <w:link w:val="27"/>
+    <w:link w:val="a"/>
     <w:qFormat/>
-    <w:uiPriority w:val="0"/>
     <w:rPr>
-      <w:rFonts w:ascii="Arial" w:hAnsi="Arial" w:eastAsia="宋体"/>
+      <w:rFonts w:ascii="Arial" w:eastAsia="宋体" w:hAnsi="Arial"/>
       <w:sz w:val="24"/>
       <w:lang w:eastAsia="zh-CN"/>
     </w:rPr>
